--- a/milk_pricing/reports/Cover_memo_NAACP_rev2.docx
+++ b/milk_pricing/reports/Cover_memo_NAACP_rev2.docx
@@ -386,16 +386,36 @@
                 <w:sz w:val="18"/>
                 <w:szCs w:val="18"/>
               </w:rPr>
-              <w:t xml:space="preserve">New, and adverse.</w:t>
-            </w:r>
-            <w:r>
-              <w:rPr>
-                <w:rFonts w:ascii="Calibri" w:cs="Calibri" w:eastAsia="Calibri" w:hAnsi="Calibri"/>
-                <w:color w:val="1A1A1A"/>
-                <w:sz w:val="18"/>
-                <w:szCs w:val="18"/>
-              </w:rPr>
-              <w:t xml:space="preserve"> USDA's least-cost freight model was filed at the hearing and admitted into evidence. Run with no demographic input at all, it produces a </w:t>
+              <w:t xml:space="preserve">New, and it cuts both ways.</w:t>
+            </w:r>
+            <w:r>
+              <w:rPr>
+                <w:rFonts w:ascii="Calibri" w:cs="Calibri" w:eastAsia="Calibri" w:hAnsi="Calibri"/>
+                <w:color w:val="1A1A1A"/>
+                <w:sz w:val="18"/>
+                <w:szCs w:val="18"/>
+              </w:rPr>
+              <w:t xml:space="preserve"> USDA's least-cost freight model was filed at the hearing and admitted into evidence, so the cost-of-service defense can now be measured rather than argued about. </w:t>
+            </w:r>
+            <w:r>
+              <w:rPr>
+                <w:rFonts w:ascii="Calibri" w:cs="Calibri" w:eastAsia="Calibri" w:hAnsi="Calibri"/>
+                <w:b/>
+                <w:bCs/>
+                <w:color w:val="1A1A1A"/>
+                <w:sz w:val="18"/>
+                <w:szCs w:val="18"/>
+              </w:rPr>
+              <w:t xml:space="preserve">Against us:</w:t>
+            </w:r>
+            <w:r>
+              <w:rPr>
+                <w:rFonts w:ascii="Calibri" w:cs="Calibri" w:eastAsia="Calibri" w:hAnsi="Calibri"/>
+                <w:color w:val="1A1A1A"/>
+                <w:sz w:val="18"/>
+                <w:szCs w:val="18"/>
+              </w:rPr>
+              <w:t xml:space="preserve"> run with no demographic input, the model produces a </w:t>
             </w:r>
             <w:r>
               <w:rPr>
@@ -415,7 +435,47 @@
                 <w:sz w:val="18"/>
                 <w:szCs w:val="18"/>
               </w:rPr>
-              <w:t xml:space="preserve"> racial gap (4.68¢/gal) than the differentials in force before 2025 (3.82¢). For the schedule that stood 2008–2025, the cost-of-service defense is simply correct. What survives is narrower and aimed only at the 2025 amendment.</w:t>
+              <w:t xml:space="preserve"> racial gap (4.68¢/gal) than the pre-2025 rule actually carried (3.82¢) — so for 2008–2025 that defense is simply correct, and a claim built on that schedule should not be brought. </w:t>
+            </w:r>
+            <w:r>
+              <w:rPr>
+                <w:rFonts w:ascii="Calibri" w:cs="Calibri" w:eastAsia="Calibri" w:hAnsi="Calibri"/>
+                <w:b/>
+                <w:bCs/>
+                <w:color w:val="1A1A1A"/>
+                <w:sz w:val="18"/>
+                <w:szCs w:val="18"/>
+              </w:rPr>
+              <w:t xml:space="preserve">For us:</w:t>
+            </w:r>
+            <w:r>
+              <w:rPr>
+                <w:rFonts w:ascii="Calibri" w:cs="Calibri" w:eastAsia="Calibri" w:hAnsi="Calibri"/>
+                <w:color w:val="1A1A1A"/>
+                <w:sz w:val="18"/>
+                <w:szCs w:val="18"/>
+              </w:rPr>
+              <w:t xml:space="preserve"> the 2025 amendment priced the South 3.92¢/gal and the Northeast 2.09¢/gal </w:t>
+            </w:r>
+            <w:r>
+              <w:rPr>
+                <w:rFonts w:ascii="Calibri" w:cs="Calibri" w:eastAsia="Calibri" w:hAnsi="Calibri"/>
+                <w:i/>
+                <w:iCs/>
+                <w:color w:val="1A1A1A"/>
+                <w:sz w:val="18"/>
+                <w:szCs w:val="18"/>
+              </w:rPr>
+              <w:t xml:space="preserve">above</w:t>
+            </w:r>
+            <w:r>
+              <w:rPr>
+                <w:rFonts w:ascii="Calibri" w:cs="Calibri" w:eastAsia="Calibri" w:hAnsi="Calibri"/>
+                <w:color w:val="1A1A1A"/>
+                <w:sz w:val="18"/>
+                <w:szCs w:val="18"/>
+              </w:rPr>
+              <w:t xml:space="preserve"> the model while pricing the West 6.58¢ below it, and 73.9% of Black Americans live in a marked-up region against 54.1% of white Americans.</w:t>
             </w:r>
           </w:p>
         </w:tc>
@@ -4685,7 +4745,7 @@
           <w:sz w:val="26"/>
           <w:szCs w:val="26"/>
         </w:rPr>
-        <w:t xml:space="preserve">4a. The geography defense, tested against USDA’s own cost model (new)</w:t>
+        <w:t xml:space="preserve">4a. Is it the trucking, or is it USDA? (new)</w:t>
       </w:r>
     </w:p>
     <w:p>
@@ -4703,7 +4763,27 @@
           <w:sz w:val="21"/>
           <w:szCs w:val="21"/>
         </w:rPr>
-        <w:t xml:space="preserve">This section is new and it is the most important change in the revision. It tests the single objection the government will lead with, and the objection largely holds.</w:t>
+        <w:t xml:space="preserve">Sections 1 through 4 establish that Black communities sit under higher federal milk prices. None of them establishes </w:t>
+      </w:r>
+      <w:r>
+        <w:rPr>
+          <w:rFonts w:ascii="Cambria" w:cs="Cambria" w:eastAsia="Cambria" w:hAnsi="Cambria"/>
+          <w:b/>
+          <w:bCs/>
+          <w:color w:val="1A1A1A"/>
+          <w:sz w:val="21"/>
+          <w:szCs w:val="21"/>
+        </w:rPr>
+        <w:t xml:space="preserve">why</w:t>
+      </w:r>
+      <w:r>
+        <w:rPr>
+          <w:rFonts w:ascii="Cambria" w:cs="Cambria" w:eastAsia="Cambria" w:hAnsi="Cambria"/>
+          <w:color w:val="1A1A1A"/>
+          <w:sz w:val="21"/>
+          <w:szCs w:val="21"/>
+        </w:rPr>
+        <w:t xml:space="preserve">. The government's answer will be that milk is heavy and perishable, that it genuinely costs more to deliver to the Southeast and the coastal cities, and that Black Americans happen to live in those places. Until now that answer could only be argued about. It can now be measured, and this section measures it.</w:t>
       </w:r>
     </w:p>
     <w:p>
@@ -4713,31 +4793,56 @@
       <w:r>
         <w:rPr>
           <w:rFonts w:ascii="Cambria" w:cs="Cambria" w:eastAsia="Cambria" w:hAnsi="Cambria"/>
-          <w:color w:val="1A1A1A"/>
-          <w:sz w:val="21"/>
-          <w:szCs w:val="21"/>
-        </w:rPr>
-        <w:t xml:space="preserve">The differential is built from a least-cost spatial model, the U.S. Dairy Sector Simulator, which solves for the cheapest way to move raw milk from farms to plants and finished product to consumers, subject to road networks, state truck weight limits, plant capacity and regional fuel and labor costs. No input is demographic. Until now its county-level output was not available, so the cost-of-service defense could only be argued about. </w:t>
-      </w:r>
-      <w:r>
-        <w:rPr>
-          <w:rFonts w:ascii="Cambria" w:cs="Cambria" w:eastAsia="Cambria" w:hAnsi="Cambria"/>
           <w:b/>
           <w:bCs/>
           <w:color w:val="1A1A1A"/>
           <w:sz w:val="21"/>
           <w:szCs w:val="21"/>
         </w:rPr>
-        <w:t xml:space="preserve">It was filed at the national hearing as Exhibit MIG-16A</w:t>
-      </w:r>
-      <w:r>
-        <w:rPr>
-          <w:rFonts w:ascii="Cambria" w:cs="Cambria" w:eastAsia="Cambria" w:hAnsi="Cambria"/>
-          <w:color w:val="1A1A1A"/>
-          <w:sz w:val="21"/>
-          <w:szCs w:val="21"/>
-        </w:rPr>
-        <w:t xml:space="preserve"> — 3,085 counties of Class I and Class III shadow prices, sponsored by one of the model's two caretakers and admitted into evidence (</w:t>
+        <w:t xml:space="preserve">What changed.</w:t>
+      </w:r>
+      <w:r>
+        <w:rPr>
+          <w:rFonts w:ascii="Cambria" w:cs="Cambria" w:eastAsia="Cambria" w:hAnsi="Cambria"/>
+          <w:color w:val="1A1A1A"/>
+          <w:sz w:val="21"/>
+          <w:szCs w:val="21"/>
+        </w:rPr>
+        <w:t xml:space="preserve"> USDA does not set these prices by hand. It runs a freight model — the U.S. Dairy Sector Simulator — that calculates the cheapest way to move raw milk from farms to bottling plants and finished milk to consumers, accounting for road networks, state truck weight limits, plant capacity, and regional fuel and labor costs. The model has no demographic input of any kind. What it produces is a dollar figure for milk in every county in the country: a pure cost map.</w:t>
+      </w:r>
+    </w:p>
+    <w:p>
+      <w:pPr>
+        <w:spacing w:after="140" w:line="276"/>
+      </w:pPr>
+      <w:r>
+        <w:rPr>
+          <w:rFonts w:ascii="Cambria" w:cs="Cambria" w:eastAsia="Cambria" w:hAnsi="Cambria"/>
+          <w:color w:val="1A1A1A"/>
+          <w:sz w:val="21"/>
+          <w:szCs w:val="21"/>
+        </w:rPr>
+        <w:t xml:space="preserve">That map was filed at the national rulemaking hearing as </w:t>
+      </w:r>
+      <w:r>
+        <w:rPr>
+          <w:rFonts w:ascii="Cambria" w:cs="Cambria" w:eastAsia="Cambria" w:hAnsi="Cambria"/>
+          <w:b/>
+          <w:bCs/>
+          <w:color w:val="1A1A1A"/>
+          <w:sz w:val="21"/>
+          <w:szCs w:val="21"/>
+        </w:rPr>
+        <w:t xml:space="preserve">Exhibit MIG-16A</w:t>
+      </w:r>
+      <w:r>
+        <w:rPr>
+          <w:rFonts w:ascii="Cambria" w:cs="Cambria" w:eastAsia="Cambria" w:hAnsi="Cambria"/>
+          <w:color w:val="1A1A1A"/>
+          <w:sz w:val="21"/>
+          <w:szCs w:val="21"/>
+        </w:rPr>
+        <w:t xml:space="preserve"> — 3,085 counties, sponsored by one of the two economists who maintain the model, and admitted into evidence (</w:t>
       </w:r>
       <w:r>
         <w:rPr>
@@ -4757,7 +4862,32 @@
           <w:sz w:val="21"/>
           <w:szCs w:val="21"/>
         </w:rPr>
-        <w:t xml:space="preserve">, AO Docket 23-J-0067, 22 March 2024). It can now be compared county by county against what USDA adopted.</w:t>
+        <w:t xml:space="preserve">, AO Docket 23-J-0067, 22 March 2024). These are the government's own cost figures, entered by their own author, unopposed. The rule and the cost map can now be laid side by side, county by county.</w:t>
+      </w:r>
+    </w:p>
+    <w:p>
+      <w:pPr>
+        <w:spacing w:after="140" w:line="276"/>
+      </w:pPr>
+      <w:r>
+        <w:rPr>
+          <w:rFonts w:ascii="Cambria" w:cs="Cambria" w:eastAsia="Cambria" w:hAnsi="Cambria"/>
+          <w:b/>
+          <w:bCs/>
+          <w:color w:val="1A1A1A"/>
+          <w:sz w:val="21"/>
+          <w:szCs w:val="21"/>
+        </w:rPr>
+        <w:t xml:space="preserve">How to read what follows.</w:t>
+      </w:r>
+      <w:r>
+        <w:rPr>
+          <w:rFonts w:ascii="Cambria" w:cs="Cambria" w:eastAsia="Cambria" w:hAnsi="Cambria"/>
+          <w:color w:val="1A1A1A"/>
+          <w:sz w:val="21"/>
+          <w:szCs w:val="21"/>
+        </w:rPr>
+        <w:t xml:space="preserve"> We ask the cost map the same question Section 1 asks of the rule: how much more per gallon does the average Black resident face than the average white resident, given where each group lives? If the cost map answers zero, the disparity is USDA's doing. If it answers the same as the rule, the disparity is freight.</w:t>
       </w:r>
     </w:p>
     <w:tbl>
@@ -4773,10 +4903,10 @@
         </w:tblBorders>
       </w:tblPr>
       <w:tblGrid>
-        <w:gridCol w:w="4118"/>
-        <w:gridCol w:w="1404"/>
-        <w:gridCol w:w="1498"/>
-        <w:gridCol w:w="2340"/>
+        <w:gridCol w:w="2808"/>
+        <w:gridCol w:w="2621"/>
+        <w:gridCol w:w="1872"/>
+        <w:gridCol w:w="2059"/>
       </w:tblGrid>
       <w:tr>
         <w:trPr>
@@ -4784,7 +4914,7 @@
         </w:trPr>
         <w:tc>
           <w:tcPr>
-            <w:tcW w:type="dxa" w:w="4118"/>
+            <w:tcW w:type="dxa" w:w="2808"/>
             <w:shd w:fill="EDF1F5" w:color="auto" w:val="clear"/>
             <w:tcMar>
               <w:top w:type="dxa" w:w="70"/>
@@ -4806,13 +4936,13 @@
                 <w:sz w:val="17"/>
                 <w:szCs w:val="17"/>
               </w:rPr>
-              <w:t xml:space="preserve">Surface</w:t>
-            </w:r>
-          </w:p>
-        </w:tc>
-        <w:tc>
-          <w:tcPr>
-            <w:tcW w:type="dxa" w:w="1404"/>
+              <w:t xml:space="preserve">The map</w:t>
+            </w:r>
+          </w:p>
+        </w:tc>
+        <w:tc>
+          <w:tcPr>
+            <w:tcW w:type="dxa" w:w="2621"/>
             <w:shd w:fill="EDF1F5" w:color="auto" w:val="clear"/>
             <w:tcMar>
               <w:top w:type="dxa" w:w="70"/>
@@ -4835,13 +4965,13 @@
                 <w:sz w:val="17"/>
                 <w:szCs w:val="17"/>
               </w:rPr>
-              <w:t xml:space="preserve">Gap ¢/gal</w:t>
-            </w:r>
-          </w:p>
-        </w:tc>
-        <w:tc>
-          <w:tcPr>
-            <w:tcW w:type="dxa" w:w="1498"/>
+              <w:t xml:space="preserve">What it is</w:t>
+            </w:r>
+          </w:p>
+        </w:tc>
+        <w:tc>
+          <w:tcPr>
+            <w:tcW w:type="dxa" w:w="1872"/>
             <w:shd w:fill="EDF1F5" w:color="auto" w:val="clear"/>
             <w:tcMar>
               <w:top w:type="dxa" w:w="70"/>
@@ -4864,13 +4994,13 @@
                 <w:sz w:val="17"/>
                 <w:szCs w:val="17"/>
               </w:rPr>
-              <w:t xml:space="preserve">vs. cost</w:t>
-            </w:r>
-          </w:p>
-        </w:tc>
-        <w:tc>
-          <w:tcPr>
-            <w:tcW w:type="dxa" w:w="2340"/>
+              <w:t xml:space="preserve">Black–white gap</w:t>
+            </w:r>
+          </w:p>
+        </w:tc>
+        <w:tc>
+          <w:tcPr>
+            <w:tcW w:type="dxa" w:w="2059"/>
             <w:shd w:fill="EDF1F5" w:color="auto" w:val="clear"/>
             <w:tcMar>
               <w:top w:type="dxa" w:w="70"/>
@@ -4893,7 +5023,7 @@
                 <w:sz w:val="17"/>
                 <w:szCs w:val="17"/>
               </w:rPr>
-              <w:t xml:space="preserve">Statistically significant?</w:t>
+              <w:t xml:space="preserve">vs. pure freight</w:t>
             </w:r>
           </w:p>
         </w:tc>
@@ -4901,104 +5031,104 @@
       <w:tr>
         <w:tc>
           <w:tcPr>
-            <w:tcW w:type="dxa" w:w="4118"/>
-            <w:tcMar>
-              <w:top w:type="dxa" w:w="70"/>
-              <w:left w:type="dxa" w:w="110"/>
-              <w:bottom w:type="dxa" w:w="70"/>
-              <w:right w:type="dxa" w:w="110"/>
-            </w:tcMar>
-          </w:tcPr>
-          <w:p>
-            <w:pPr>
-              <w:spacing w:after="0" w:line="250"/>
-            </w:pPr>
-            <w:r>
-              <w:rPr>
-                <w:rFonts w:ascii="Calibri" w:cs="Calibri" w:eastAsia="Calibri" w:hAnsi="Calibri"/>
-                <w:color w:val="1A1A1A"/>
-                <w:sz w:val="18"/>
-                <w:szCs w:val="18"/>
-              </w:rPr>
-              <w:t xml:space="preserve">2000 base differentials</w:t>
-            </w:r>
-          </w:p>
-        </w:tc>
-        <w:tc>
-          <w:tcPr>
-            <w:tcW w:type="dxa" w:w="1404"/>
-            <w:tcMar>
-              <w:top w:type="dxa" w:w="70"/>
-              <w:left w:type="dxa" w:w="110"/>
-              <w:bottom w:type="dxa" w:w="70"/>
-              <w:right w:type="dxa" w:w="110"/>
-            </w:tcMar>
-          </w:tcPr>
-          <w:p>
-            <w:pPr>
-              <w:spacing w:after="0" w:line="250"/>
-              <w:jc w:val="right"/>
-            </w:pPr>
-            <w:r>
-              <w:rPr>
-                <w:rFonts w:ascii="Calibri" w:cs="Calibri" w:eastAsia="Calibri" w:hAnsi="Calibri"/>
-                <w:color w:val="1A1A1A"/>
-                <w:sz w:val="18"/>
-                <w:szCs w:val="18"/>
-              </w:rPr>
-              <w:t xml:space="preserve">2.91¢</w:t>
-            </w:r>
-          </w:p>
-        </w:tc>
-        <w:tc>
-          <w:tcPr>
-            <w:tcW w:type="dxa" w:w="1498"/>
-            <w:tcMar>
-              <w:top w:type="dxa" w:w="70"/>
-              <w:left w:type="dxa" w:w="110"/>
-              <w:bottom w:type="dxa" w:w="70"/>
-              <w:right w:type="dxa" w:w="110"/>
-            </w:tcMar>
-          </w:tcPr>
-          <w:p>
-            <w:pPr>
-              <w:spacing w:after="0" w:line="250"/>
-              <w:jc w:val="right"/>
-            </w:pPr>
-            <w:r>
-              <w:rPr>
-                <w:rFonts w:ascii="Calibri" w:cs="Calibri" w:eastAsia="Calibri" w:hAnsi="Calibri"/>
-                <w:color w:val="1A1A1A"/>
-                <w:sz w:val="18"/>
-                <w:szCs w:val="18"/>
-              </w:rPr>
-              <w:t xml:space="preserve">−1.77¢</w:t>
-            </w:r>
-          </w:p>
-        </w:tc>
-        <w:tc>
-          <w:tcPr>
-            <w:tcW w:type="dxa" w:w="2340"/>
-            <w:tcMar>
-              <w:top w:type="dxa" w:w="70"/>
-              <w:left w:type="dxa" w:w="110"/>
-              <w:bottom w:type="dxa" w:w="70"/>
-              <w:right w:type="dxa" w:w="110"/>
-            </w:tcMar>
-          </w:tcPr>
-          <w:p>
-            <w:pPr>
-              <w:spacing w:after="0" w:line="250"/>
-              <w:jc w:val="right"/>
-            </w:pPr>
-            <w:r>
-              <w:rPr>
-                <w:rFonts w:ascii="Calibri" w:cs="Calibri" w:eastAsia="Calibri" w:hAnsi="Calibri"/>
-                <w:color w:val="1A1A1A"/>
-                <w:sz w:val="18"/>
-                <w:szCs w:val="18"/>
-              </w:rPr>
-              <w:t xml:space="preserve">—</w:t>
+            <w:tcW w:type="dxa" w:w="2808"/>
+            <w:tcMar>
+              <w:top w:type="dxa" w:w="70"/>
+              <w:left w:type="dxa" w:w="110"/>
+              <w:bottom w:type="dxa" w:w="70"/>
+              <w:right w:type="dxa" w:w="110"/>
+            </w:tcMar>
+          </w:tcPr>
+          <w:p>
+            <w:pPr>
+              <w:spacing w:after="0" w:line="250"/>
+            </w:pPr>
+            <w:r>
+              <w:rPr>
+                <w:rFonts w:ascii="Calibri" w:cs="Calibri" w:eastAsia="Calibri" w:hAnsi="Calibri"/>
+                <w:color w:val="1A1A1A"/>
+                <w:sz w:val="18"/>
+                <w:szCs w:val="18"/>
+              </w:rPr>
+              <w:t xml:space="preserve">2000 differentials</w:t>
+            </w:r>
+          </w:p>
+        </w:tc>
+        <w:tc>
+          <w:tcPr>
+            <w:tcW w:type="dxa" w:w="2621"/>
+            <w:tcMar>
+              <w:top w:type="dxa" w:w="70"/>
+              <w:left w:type="dxa" w:w="110"/>
+              <w:bottom w:type="dxa" w:w="70"/>
+              <w:right w:type="dxa" w:w="110"/>
+            </w:tcMar>
+          </w:tcPr>
+          <w:p>
+            <w:pPr>
+              <w:spacing w:after="0" w:line="250"/>
+              <w:jc w:val="right"/>
+            </w:pPr>
+            <w:r>
+              <w:rPr>
+                <w:rFonts w:ascii="Calibri" w:cs="Calibri" w:eastAsia="Calibri" w:hAnsi="Calibri"/>
+                <w:color w:val="1A1A1A"/>
+                <w:sz w:val="18"/>
+                <w:szCs w:val="18"/>
+              </w:rPr>
+              <w:t xml:space="preserve">the rule before 2008</w:t>
+            </w:r>
+          </w:p>
+        </w:tc>
+        <w:tc>
+          <w:tcPr>
+            <w:tcW w:type="dxa" w:w="1872"/>
+            <w:tcMar>
+              <w:top w:type="dxa" w:w="70"/>
+              <w:left w:type="dxa" w:w="110"/>
+              <w:bottom w:type="dxa" w:w="70"/>
+              <w:right w:type="dxa" w:w="110"/>
+            </w:tcMar>
+          </w:tcPr>
+          <w:p>
+            <w:pPr>
+              <w:spacing w:after="0" w:line="250"/>
+              <w:jc w:val="right"/>
+            </w:pPr>
+            <w:r>
+              <w:rPr>
+                <w:rFonts w:ascii="Calibri" w:cs="Calibri" w:eastAsia="Calibri" w:hAnsi="Calibri"/>
+                <w:color w:val="1A1A1A"/>
+                <w:sz w:val="18"/>
+                <w:szCs w:val="18"/>
+              </w:rPr>
+              <w:t xml:space="preserve">2.91¢/gal</w:t>
+            </w:r>
+          </w:p>
+        </w:tc>
+        <w:tc>
+          <w:tcPr>
+            <w:tcW w:type="dxa" w:w="2059"/>
+            <w:tcMar>
+              <w:top w:type="dxa" w:w="70"/>
+              <w:left w:type="dxa" w:w="110"/>
+              <w:bottom w:type="dxa" w:w="70"/>
+              <w:right w:type="dxa" w:w="110"/>
+            </w:tcMar>
+          </w:tcPr>
+          <w:p>
+            <w:pPr>
+              <w:spacing w:after="0" w:line="250"/>
+              <w:jc w:val="right"/>
+            </w:pPr>
+            <w:r>
+              <w:rPr>
+                <w:rFonts w:ascii="Calibri" w:cs="Calibri" w:eastAsia="Calibri" w:hAnsi="Calibri"/>
+                <w:color w:val="1A1A1A"/>
+                <w:sz w:val="18"/>
+                <w:szCs w:val="18"/>
+              </w:rPr>
+              <w:t xml:space="preserve">1.77¢ gentler</w:t>
             </w:r>
           </w:p>
         </w:tc>
@@ -5006,106 +5136,217 @@
       <w:tr>
         <w:tc>
           <w:tcPr>
-            <w:tcW w:type="dxa" w:w="4118"/>
-            <w:tcMar>
-              <w:top w:type="dxa" w:w="70"/>
-              <w:left w:type="dxa" w:w="110"/>
-              <w:bottom w:type="dxa" w:w="70"/>
-              <w:right w:type="dxa" w:w="110"/>
-            </w:tcMar>
-          </w:tcPr>
-          <w:p>
-            <w:pPr>
-              <w:spacing w:after="0" w:line="250"/>
-            </w:pPr>
-            <w:r>
-              <w:rPr>
-                <w:rFonts w:ascii="Calibri" w:cs="Calibri" w:eastAsia="Calibri" w:hAnsi="Calibri"/>
-                <w:color w:val="1A1A1A"/>
-                <w:sz w:val="18"/>
-                <w:szCs w:val="18"/>
-              </w:rPr>
-              <w:t xml:space="preserve">Pre-2025 differentials (in force 2008–2025)</w:t>
-            </w:r>
-          </w:p>
-        </w:tc>
-        <w:tc>
-          <w:tcPr>
-            <w:tcW w:type="dxa" w:w="1404"/>
-            <w:tcMar>
-              <w:top w:type="dxa" w:w="70"/>
-              <w:left w:type="dxa" w:w="110"/>
-              <w:bottom w:type="dxa" w:w="70"/>
-              <w:right w:type="dxa" w:w="110"/>
-            </w:tcMar>
-          </w:tcPr>
-          <w:p>
-            <w:pPr>
-              <w:spacing w:after="0" w:line="250"/>
-              <w:jc w:val="right"/>
-            </w:pPr>
-            <w:r>
-              <w:rPr>
-                <w:rFonts w:ascii="Calibri" w:cs="Calibri" w:eastAsia="Calibri" w:hAnsi="Calibri"/>
-                <w:color w:val="1A1A1A"/>
-                <w:sz w:val="18"/>
-                <w:szCs w:val="18"/>
-              </w:rPr>
-              <w:t xml:space="preserve">3.82¢</w:t>
-            </w:r>
-          </w:p>
-        </w:tc>
-        <w:tc>
-          <w:tcPr>
-            <w:tcW w:type="dxa" w:w="1498"/>
-            <w:tcMar>
-              <w:top w:type="dxa" w:w="70"/>
-              <w:left w:type="dxa" w:w="110"/>
-              <w:bottom w:type="dxa" w:w="70"/>
-              <w:right w:type="dxa" w:w="110"/>
-            </w:tcMar>
-          </w:tcPr>
-          <w:p>
-            <w:pPr>
-              <w:spacing w:after="0" w:line="250"/>
-              <w:jc w:val="right"/>
-            </w:pPr>
-            <w:r>
-              <w:rPr>
-                <w:rFonts w:ascii="Calibri" w:cs="Calibri" w:eastAsia="Calibri" w:hAnsi="Calibri"/>
-                <w:color w:val="1A1A1A"/>
-                <w:sz w:val="18"/>
-                <w:szCs w:val="18"/>
-              </w:rPr>
-              <w:t xml:space="preserve">−0.86¢</w:t>
-            </w:r>
-          </w:p>
-        </w:tc>
-        <w:tc>
-          <w:tcPr>
-            <w:tcW w:type="dxa" w:w="2340"/>
-            <w:tcMar>
-              <w:top w:type="dxa" w:w="70"/>
-              <w:left w:type="dxa" w:w="110"/>
-              <w:bottom w:type="dxa" w:w="70"/>
-              <w:right w:type="dxa" w:w="110"/>
-            </w:tcMar>
-          </w:tcPr>
-          <w:p>
-            <w:pPr>
-              <w:spacing w:after="0" w:line="250"/>
-              <w:jc w:val="right"/>
+            <w:tcW w:type="dxa" w:w="2808"/>
+            <w:tcMar>
+              <w:top w:type="dxa" w:w="70"/>
+              <w:left w:type="dxa" w:w="110"/>
+              <w:bottom w:type="dxa" w:w="70"/>
+              <w:right w:type="dxa" w:w="110"/>
+            </w:tcMar>
+          </w:tcPr>
+          <w:p>
+            <w:pPr>
+              <w:spacing w:after="0" w:line="250"/>
+            </w:pPr>
+            <w:r>
+              <w:rPr>
+                <w:rFonts w:ascii="Calibri" w:cs="Calibri" w:eastAsia="Calibri" w:hAnsi="Calibri"/>
+                <w:color w:val="1A1A1A"/>
+                <w:sz w:val="18"/>
+                <w:szCs w:val="18"/>
+              </w:rPr>
+              <w:t xml:space="preserve">2008–2025 differentials</w:t>
+            </w:r>
+          </w:p>
+        </w:tc>
+        <w:tc>
+          <w:tcPr>
+            <w:tcW w:type="dxa" w:w="2621"/>
+            <w:tcMar>
+              <w:top w:type="dxa" w:w="70"/>
+              <w:left w:type="dxa" w:w="110"/>
+              <w:bottom w:type="dxa" w:w="70"/>
+              <w:right w:type="dxa" w:w="110"/>
+            </w:tcMar>
+          </w:tcPr>
+          <w:p>
+            <w:pPr>
+              <w:spacing w:after="0" w:line="250"/>
+              <w:jc w:val="right"/>
+            </w:pPr>
+            <w:r>
+              <w:rPr>
+                <w:rFonts w:ascii="Calibri" w:cs="Calibri" w:eastAsia="Calibri" w:hAnsi="Calibri"/>
+                <w:color w:val="1A1A1A"/>
+                <w:sz w:val="18"/>
+                <w:szCs w:val="18"/>
+              </w:rPr>
+              <w:t xml:space="preserve">the rule in force for 17 years</w:t>
+            </w:r>
+          </w:p>
+        </w:tc>
+        <w:tc>
+          <w:tcPr>
+            <w:tcW w:type="dxa" w:w="1872"/>
+            <w:tcMar>
+              <w:top w:type="dxa" w:w="70"/>
+              <w:left w:type="dxa" w:w="110"/>
+              <w:bottom w:type="dxa" w:w="70"/>
+              <w:right w:type="dxa" w:w="110"/>
+            </w:tcMar>
+          </w:tcPr>
+          <w:p>
+            <w:pPr>
+              <w:spacing w:after="0" w:line="250"/>
+              <w:jc w:val="right"/>
+            </w:pPr>
+            <w:r>
+              <w:rPr>
+                <w:rFonts w:ascii="Calibri" w:cs="Calibri" w:eastAsia="Calibri" w:hAnsi="Calibri"/>
+                <w:color w:val="1A1A1A"/>
+                <w:sz w:val="18"/>
+                <w:szCs w:val="18"/>
+              </w:rPr>
+              <w:t xml:space="preserve">3.82¢/gal</w:t>
+            </w:r>
+          </w:p>
+        </w:tc>
+        <w:tc>
+          <w:tcPr>
+            <w:tcW w:type="dxa" w:w="2059"/>
+            <w:tcMar>
+              <w:top w:type="dxa" w:w="70"/>
+              <w:left w:type="dxa" w:w="110"/>
+              <w:bottom w:type="dxa" w:w="70"/>
+              <w:right w:type="dxa" w:w="110"/>
+            </w:tcMar>
+          </w:tcPr>
+          <w:p>
+            <w:pPr>
+              <w:spacing w:after="0" w:line="250"/>
+              <w:jc w:val="right"/>
+            </w:pPr>
+            <w:r>
+              <w:rPr>
+                <w:rFonts w:ascii="Calibri" w:cs="Calibri" w:eastAsia="Calibri" w:hAnsi="Calibri"/>
+                <w:color w:val="1A1A1A"/>
+                <w:sz w:val="18"/>
+                <w:szCs w:val="18"/>
+              </w:rPr>
+              <w:t xml:space="preserve">0.86¢ gentler</w:t>
+            </w:r>
+          </w:p>
+        </w:tc>
+      </w:tr>
+      <w:tr>
+        <w:tc>
+          <w:tcPr>
+            <w:tcW w:type="dxa" w:w="2808"/>
+            <w:tcMar>
+              <w:top w:type="dxa" w:w="70"/>
+              <w:left w:type="dxa" w:w="110"/>
+              <w:bottom w:type="dxa" w:w="70"/>
+              <w:right w:type="dxa" w:w="110"/>
+            </w:tcMar>
+          </w:tcPr>
+          <w:p>
+            <w:pPr>
+              <w:spacing w:after="0" w:line="250"/>
             </w:pPr>
             <w:r>
               <w:rPr>
                 <w:rFonts w:ascii="Calibri" w:cs="Calibri" w:eastAsia="Calibri" w:hAnsi="Calibri"/>
                 <w:b/>
                 <w:bCs/>
-                <w:color w:val="8A5D10"/>
-                <w:sz w:val="18"/>
-                <w:szCs w:val="18"/>
-              </w:rPr>
-              <w:t xml:space="preserve">borderline, p .052</w:t>
+                <w:color w:val="1A1A1A"/>
+                <w:sz w:val="18"/>
+                <w:szCs w:val="18"/>
+              </w:rPr>
+              <w:t xml:space="preserve">The freight model</w:t>
+            </w:r>
+          </w:p>
+        </w:tc>
+        <w:tc>
+          <w:tcPr>
+            <w:tcW w:type="dxa" w:w="2621"/>
+            <w:tcMar>
+              <w:top w:type="dxa" w:w="70"/>
+              <w:left w:type="dxa" w:w="110"/>
+              <w:bottom w:type="dxa" w:w="70"/>
+              <w:right w:type="dxa" w:w="110"/>
+            </w:tcMar>
+          </w:tcPr>
+          <w:p>
+            <w:pPr>
+              <w:spacing w:after="0" w:line="250"/>
+              <w:jc w:val="right"/>
+            </w:pPr>
+            <w:r>
+              <w:rPr>
+                <w:rFonts w:ascii="Calibri" w:cs="Calibri" w:eastAsia="Calibri" w:hAnsi="Calibri"/>
+                <w:b/>
+                <w:bCs/>
+                <w:color w:val="1A1A1A"/>
+                <w:sz w:val="18"/>
+                <w:szCs w:val="18"/>
+              </w:rPr>
+              <w:t xml:space="preserve">what trucking cost alone produces</w:t>
+            </w:r>
+          </w:p>
+        </w:tc>
+        <w:tc>
+          <w:tcPr>
+            <w:tcW w:type="dxa" w:w="1872"/>
+            <w:tcMar>
+              <w:top w:type="dxa" w:w="70"/>
+              <w:left w:type="dxa" w:w="110"/>
+              <w:bottom w:type="dxa" w:w="70"/>
+              <w:right w:type="dxa" w:w="110"/>
+            </w:tcMar>
+          </w:tcPr>
+          <w:p>
+            <w:pPr>
+              <w:spacing w:after="0" w:line="250"/>
+              <w:jc w:val="right"/>
+            </w:pPr>
+            <w:r>
+              <w:rPr>
+                <w:rFonts w:ascii="Calibri" w:cs="Calibri" w:eastAsia="Calibri" w:hAnsi="Calibri"/>
+                <w:b/>
+                <w:bCs/>
+                <w:color w:val="1A1A1A"/>
+                <w:sz w:val="18"/>
+                <w:szCs w:val="18"/>
+              </w:rPr>
+              <w:t xml:space="preserve">4.68¢/gal</w:t>
+            </w:r>
+          </w:p>
+        </w:tc>
+        <w:tc>
+          <w:tcPr>
+            <w:tcW w:type="dxa" w:w="2059"/>
+            <w:tcMar>
+              <w:top w:type="dxa" w:w="70"/>
+              <w:left w:type="dxa" w:w="110"/>
+              <w:bottom w:type="dxa" w:w="70"/>
+              <w:right w:type="dxa" w:w="110"/>
+            </w:tcMar>
+          </w:tcPr>
+          <w:p>
+            <w:pPr>
+              <w:spacing w:after="0" w:line="250"/>
+              <w:jc w:val="right"/>
+            </w:pPr>
+            <w:r>
+              <w:rPr>
+                <w:rFonts w:ascii="Calibri" w:cs="Calibri" w:eastAsia="Calibri" w:hAnsi="Calibri"/>
+                <w:b/>
+                <w:bCs/>
+                <w:color w:val="1A1A1A"/>
+                <w:sz w:val="18"/>
+                <w:szCs w:val="18"/>
+              </w:rPr>
+              <w:t xml:space="preserve">— the benchmark</w:t>
             </w:r>
           </w:p>
         </w:tc>
@@ -5113,88 +5354,84 @@
       <w:tr>
         <w:tc>
           <w:tcPr>
-            <w:tcW w:type="dxa" w:w="4118"/>
-            <w:tcMar>
-              <w:top w:type="dxa" w:w="70"/>
-              <w:left w:type="dxa" w:w="110"/>
-              <w:bottom w:type="dxa" w:w="70"/>
-              <w:right w:type="dxa" w:w="110"/>
-            </w:tcMar>
-          </w:tcPr>
-          <w:p>
-            <w:pPr>
-              <w:spacing w:after="0" w:line="250"/>
-            </w:pPr>
-            <w:r>
-              <w:rPr>
-                <w:rFonts w:ascii="Calibri" w:cs="Calibri" w:eastAsia="Calibri" w:hAnsi="Calibri"/>
-                <w:b/>
-                <w:bCs/>
-                <w:color w:val="1A1A1A"/>
-                <w:sz w:val="18"/>
-                <w:szCs w:val="18"/>
-              </w:rPr>
-              <w:t xml:space="preserve">USDSS least-cost surface — benchmark</w:t>
-            </w:r>
-          </w:p>
-        </w:tc>
-        <w:tc>
-          <w:tcPr>
-            <w:tcW w:type="dxa" w:w="1404"/>
-            <w:tcMar>
-              <w:top w:type="dxa" w:w="70"/>
-              <w:left w:type="dxa" w:w="110"/>
-              <w:bottom w:type="dxa" w:w="70"/>
-              <w:right w:type="dxa" w:w="110"/>
-            </w:tcMar>
-          </w:tcPr>
-          <w:p>
-            <w:pPr>
-              <w:spacing w:after="0" w:line="250"/>
-              <w:jc w:val="right"/>
-            </w:pPr>
-            <w:r>
-              <w:rPr>
-                <w:rFonts w:ascii="Calibri" w:cs="Calibri" w:eastAsia="Calibri" w:hAnsi="Calibri"/>
-                <w:b/>
-                <w:bCs/>
-                <w:color w:val="1A1A1A"/>
-                <w:sz w:val="18"/>
-                <w:szCs w:val="18"/>
-              </w:rPr>
-              <w:t xml:space="preserve">4.68¢</w:t>
-            </w:r>
-          </w:p>
-        </w:tc>
-        <w:tc>
-          <w:tcPr>
-            <w:tcW w:type="dxa" w:w="1498"/>
-            <w:tcMar>
-              <w:top w:type="dxa" w:w="70"/>
-              <w:left w:type="dxa" w:w="110"/>
-              <w:bottom w:type="dxa" w:w="70"/>
-              <w:right w:type="dxa" w:w="110"/>
-            </w:tcMar>
-          </w:tcPr>
-          <w:p>
-            <w:pPr>
-              <w:spacing w:after="0" w:line="250"/>
-              <w:jc w:val="right"/>
-            </w:pPr>
-            <w:r>
-              <w:rPr>
-                <w:rFonts w:ascii="Calibri" w:cs="Calibri" w:eastAsia="Calibri" w:hAnsi="Calibri"/>
-                <w:color w:val="1A1A1A"/>
-                <w:sz w:val="18"/>
-                <w:szCs w:val="18"/>
-              </w:rPr>
-              <w:t xml:space="preserve">—</w:t>
-            </w:r>
-          </w:p>
-        </w:tc>
-        <w:tc>
-          <w:tcPr>
-            <w:tcW w:type="dxa" w:w="2340"/>
+            <w:tcW w:type="dxa" w:w="2808"/>
+            <w:tcMar>
+              <w:top w:type="dxa" w:w="70"/>
+              <w:left w:type="dxa" w:w="110"/>
+              <w:bottom w:type="dxa" w:w="70"/>
+              <w:right w:type="dxa" w:w="110"/>
+            </w:tcMar>
+          </w:tcPr>
+          <w:p>
+            <w:pPr>
+              <w:spacing w:after="0" w:line="250"/>
+            </w:pPr>
+            <w:r>
+              <w:rPr>
+                <w:rFonts w:ascii="Calibri" w:cs="Calibri" w:eastAsia="Calibri" w:hAnsi="Calibri"/>
+                <w:color w:val="1A1A1A"/>
+                <w:sz w:val="18"/>
+                <w:szCs w:val="18"/>
+              </w:rPr>
+              <w:t xml:space="preserve">2025 differentials</w:t>
+            </w:r>
+          </w:p>
+        </w:tc>
+        <w:tc>
+          <w:tcPr>
+            <w:tcW w:type="dxa" w:w="2621"/>
+            <w:tcMar>
+              <w:top w:type="dxa" w:w="70"/>
+              <w:left w:type="dxa" w:w="110"/>
+              <w:bottom w:type="dxa" w:w="70"/>
+              <w:right w:type="dxa" w:w="110"/>
+            </w:tcMar>
+          </w:tcPr>
+          <w:p>
+            <w:pPr>
+              <w:spacing w:after="0" w:line="250"/>
+              <w:jc w:val="right"/>
+            </w:pPr>
+            <w:r>
+              <w:rPr>
+                <w:rFonts w:ascii="Calibri" w:cs="Calibri" w:eastAsia="Calibri" w:hAnsi="Calibri"/>
+                <w:color w:val="1A1A1A"/>
+                <w:sz w:val="18"/>
+                <w:szCs w:val="18"/>
+              </w:rPr>
+              <w:t xml:space="preserve">the rule USDA adopted</w:t>
+            </w:r>
+          </w:p>
+        </w:tc>
+        <w:tc>
+          <w:tcPr>
+            <w:tcW w:type="dxa" w:w="1872"/>
+            <w:tcMar>
+              <w:top w:type="dxa" w:w="70"/>
+              <w:left w:type="dxa" w:w="110"/>
+              <w:bottom w:type="dxa" w:w="70"/>
+              <w:right w:type="dxa" w:w="110"/>
+            </w:tcMar>
+          </w:tcPr>
+          <w:p>
+            <w:pPr>
+              <w:spacing w:after="0" w:line="250"/>
+              <w:jc w:val="right"/>
+            </w:pPr>
+            <w:r>
+              <w:rPr>
+                <w:rFonts w:ascii="Calibri" w:cs="Calibri" w:eastAsia="Calibri" w:hAnsi="Calibri"/>
+                <w:color w:val="1A1A1A"/>
+                <w:sz w:val="18"/>
+                <w:szCs w:val="18"/>
+              </w:rPr>
+              <w:t xml:space="preserve">5.59¢/gal</w:t>
+            </w:r>
+          </w:p>
+        </w:tc>
+        <w:tc>
+          <w:tcPr>
+            <w:tcW w:type="dxa" w:w="2059"/>
             <w:tcMar>
               <w:top w:type="dxa" w:w="70"/>
               <w:left w:type="dxa" w:w="110"/>
@@ -5216,120 +5453,7 @@
                 <w:sz w:val="18"/>
                 <w:szCs w:val="18"/>
               </w:rPr>
-              <w:t xml:space="preserve">no, p .074</w:t>
-            </w:r>
-          </w:p>
-        </w:tc>
-      </w:tr>
-      <w:tr>
-        <w:tc>
-          <w:tcPr>
-            <w:tcW w:type="dxa" w:w="4118"/>
-            <w:tcMar>
-              <w:top w:type="dxa" w:w="70"/>
-              <w:left w:type="dxa" w:w="110"/>
-              <w:bottom w:type="dxa" w:w="70"/>
-              <w:right w:type="dxa" w:w="110"/>
-            </w:tcMar>
-          </w:tcPr>
-          <w:p>
-            <w:pPr>
-              <w:spacing w:after="0" w:line="250"/>
-            </w:pPr>
-            <w:r>
-              <w:rPr>
-                <w:rFonts w:ascii="Calibri" w:cs="Calibri" w:eastAsia="Calibri" w:hAnsi="Calibri"/>
-                <w:b/>
-                <w:bCs/>
-                <w:color w:val="1A1A1A"/>
-                <w:sz w:val="18"/>
-                <w:szCs w:val="18"/>
-              </w:rPr>
-              <w:t xml:space="preserve">Adopted 2025 differentials</w:t>
-            </w:r>
-          </w:p>
-        </w:tc>
-        <w:tc>
-          <w:tcPr>
-            <w:tcW w:type="dxa" w:w="1404"/>
-            <w:tcMar>
-              <w:top w:type="dxa" w:w="70"/>
-              <w:left w:type="dxa" w:w="110"/>
-              <w:bottom w:type="dxa" w:w="70"/>
-              <w:right w:type="dxa" w:w="110"/>
-            </w:tcMar>
-          </w:tcPr>
-          <w:p>
-            <w:pPr>
-              <w:spacing w:after="0" w:line="250"/>
-              <w:jc w:val="right"/>
-            </w:pPr>
-            <w:r>
-              <w:rPr>
-                <w:rFonts w:ascii="Calibri" w:cs="Calibri" w:eastAsia="Calibri" w:hAnsi="Calibri"/>
-                <w:b/>
-                <w:bCs/>
-                <w:color w:val="1A1A1A"/>
-                <w:sz w:val="18"/>
-                <w:szCs w:val="18"/>
-              </w:rPr>
-              <w:t xml:space="preserve">5.59¢</w:t>
-            </w:r>
-          </w:p>
-        </w:tc>
-        <w:tc>
-          <w:tcPr>
-            <w:tcW w:type="dxa" w:w="1498"/>
-            <w:tcMar>
-              <w:top w:type="dxa" w:w="70"/>
-              <w:left w:type="dxa" w:w="110"/>
-              <w:bottom w:type="dxa" w:w="70"/>
-              <w:right w:type="dxa" w:w="110"/>
-            </w:tcMar>
-          </w:tcPr>
-          <w:p>
-            <w:pPr>
-              <w:spacing w:after="0" w:line="250"/>
-              <w:jc w:val="right"/>
-            </w:pPr>
-            <w:r>
-              <w:rPr>
-                <w:rFonts w:ascii="Calibri" w:cs="Calibri" w:eastAsia="Calibri" w:hAnsi="Calibri"/>
-                <w:b/>
-                <w:bCs/>
-                <w:color w:val="1A1A1A"/>
-                <w:sz w:val="18"/>
-                <w:szCs w:val="18"/>
-              </w:rPr>
-              <w:t xml:space="preserve">+0.91¢</w:t>
-            </w:r>
-          </w:p>
-        </w:tc>
-        <w:tc>
-          <w:tcPr>
-            <w:tcW w:type="dxa" w:w="2340"/>
-            <w:tcMar>
-              <w:top w:type="dxa" w:w="70"/>
-              <w:left w:type="dxa" w:w="110"/>
-              <w:bottom w:type="dxa" w:w="70"/>
-              <w:right w:type="dxa" w:w="110"/>
-            </w:tcMar>
-          </w:tcPr>
-          <w:p>
-            <w:pPr>
-              <w:spacing w:after="0" w:line="250"/>
-              <w:jc w:val="right"/>
-            </w:pPr>
-            <w:r>
-              <w:rPr>
-                <w:rFonts w:ascii="Calibri" w:cs="Calibri" w:eastAsia="Calibri" w:hAnsi="Calibri"/>
-                <w:b/>
-                <w:bCs/>
-                <w:color w:val="2F6E4E"/>
-                <w:sz w:val="18"/>
-                <w:szCs w:val="18"/>
-              </w:rPr>
-              <w:t xml:space="preserve">yes, p .041</w:t>
+              <w:t xml:space="preserve">0.91¢ harsher</w:t>
             </w:r>
           </w:p>
         </w:tc>
@@ -5353,36 +5477,16 @@
           <w:sz w:val="21"/>
           <w:szCs w:val="21"/>
         </w:rPr>
-        <w:t xml:space="preserve">The adverse finding.</w:t>
-      </w:r>
-      <w:r>
-        <w:rPr>
-          <w:rFonts w:ascii="Cambria" w:cs="Cambria" w:eastAsia="Cambria" w:hAnsi="Cambria"/>
-          <w:color w:val="1A1A1A"/>
-          <w:sz w:val="21"/>
-          <w:szCs w:val="21"/>
-        </w:rPr>
-        <w:t xml:space="preserve"> A pure freight model produces a 4.68¢ Black–white gap — </w:t>
-      </w:r>
-      <w:r>
-        <w:rPr>
-          <w:rFonts w:ascii="Cambria" w:cs="Cambria" w:eastAsia="Cambria" w:hAnsi="Cambria"/>
-          <w:i/>
-          <w:iCs/>
-          <w:color w:val="1A1A1A"/>
-          <w:sz w:val="21"/>
-          <w:szCs w:val="21"/>
-        </w:rPr>
-        <w:t xml:space="preserve">larger</w:t>
-      </w:r>
-      <w:r>
-        <w:rPr>
-          <w:rFonts w:ascii="Cambria" w:cs="Cambria" w:eastAsia="Cambria" w:hAnsi="Cambria"/>
-          <w:color w:val="1A1A1A"/>
-          <w:sz w:val="21"/>
-          <w:szCs w:val="21"/>
-        </w:rPr>
-        <w:t xml:space="preserve"> than the 3.82¢ the pre-2025 rule actually carried. For the schedule in force from 2008 to 2025, the differentials were </w:t>
+        <w:t xml:space="preserve">The first finding, and it goes against us.</w:t>
+      </w:r>
+      <w:r>
+        <w:rPr>
+          <w:rFonts w:ascii="Cambria" w:cs="Cambria" w:eastAsia="Cambria" w:hAnsi="Cambria"/>
+          <w:color w:val="1A1A1A"/>
+          <w:sz w:val="21"/>
+          <w:szCs w:val="21"/>
+        </w:rPr>
+        <w:t xml:space="preserve"> Pure freight produces a 4.68¢ gap. The rule actually in force from 2008 to 2025 produced 3.82¢. The real rule was therefore </w:t>
       </w:r>
       <w:r>
         <w:rPr>
@@ -5393,16 +5497,27 @@
           <w:sz w:val="21"/>
           <w:szCs w:val="21"/>
         </w:rPr>
-        <w:t xml:space="preserve">less</w:t>
-      </w:r>
-      <w:r>
-        <w:rPr>
-          <w:rFonts w:ascii="Cambria" w:cs="Cambria" w:eastAsia="Cambria" w:hAnsi="Cambria"/>
-          <w:color w:val="1A1A1A"/>
-          <w:sz w:val="21"/>
-          <w:szCs w:val="21"/>
-        </w:rPr>
-        <w:t xml:space="preserve"> racially graded than dairy logistics alone would dictate. The cost-of-service defense is not a rationalization for that period; it is correct, and the government will prevail on it.</w:t>
+        <w:t xml:space="preserve">gentler than trucking costs alone would have been</w:t>
+      </w:r>
+      <w:r>
+        <w:rPr>
+          <w:rFonts w:ascii="Cambria" w:cs="Cambria" w:eastAsia="Cambria" w:hAnsi="Cambria"/>
+          <w:color w:val="1A1A1A"/>
+          <w:sz w:val="21"/>
+          <w:szCs w:val="21"/>
+        </w:rPr>
+        <w:t xml:space="preserve">, by roughly a penny a gallon. For that seventeen-year period the cost-of-service defense is not a pretext — it is accurate, and USDA can prove it with a document already sitting in its own hearing record. </w:t>
+      </w:r>
+      <w:r>
+        <w:rPr>
+          <w:rFonts w:ascii="Cambria" w:cs="Cambria" w:eastAsia="Cambria" w:hAnsi="Cambria"/>
+          <w:b/>
+          <w:bCs/>
+          <w:color w:val="1A1A1A"/>
+          <w:sz w:val="21"/>
+          <w:szCs w:val="21"/>
+        </w:rPr>
+        <w:t xml:space="preserve">A claim built on the pre-2025 schedule should not be brought.</w:t>
       </w:r>
     </w:p>
     <w:p>
@@ -5418,16 +5533,16 @@
           <w:sz w:val="21"/>
           <w:szCs w:val="21"/>
         </w:rPr>
-        <w:t xml:space="preserve">What survives, aimed only at the 2025 amendment.</w:t>
-      </w:r>
-      <w:r>
-        <w:rPr>
-          <w:rFonts w:ascii="Cambria" w:cs="Cambria" w:eastAsia="Cambria" w:hAnsi="Cambria"/>
-          <w:color w:val="1A1A1A"/>
-          <w:sz w:val="21"/>
-          <w:szCs w:val="21"/>
-        </w:rPr>
-        <w:t xml:space="preserve"> The adopted schedule is the first to price </w:t>
+        <w:t xml:space="preserve">The second finding, and this is the case.</w:t>
+      </w:r>
+      <w:r>
+        <w:rPr>
+          <w:rFonts w:ascii="Cambria" w:cs="Cambria" w:eastAsia="Cambria" w:hAnsi="Cambria"/>
+          <w:color w:val="1A1A1A"/>
+          <w:sz w:val="21"/>
+          <w:szCs w:val="21"/>
+        </w:rPr>
+        <w:t xml:space="preserve"> The 2025 amendment is the first schedule to price </w:t>
       </w:r>
       <w:r>
         <w:rPr>
@@ -5447,7 +5562,27 @@
           <w:sz w:val="21"/>
           <w:szCs w:val="21"/>
         </w:rPr>
-        <w:t xml:space="preserve"> the cost surface, by 0.91¢ (against the Class I shadow price) to 1.53¢ (against the Class I minus Class III “give-up charge,” the quantity a Class I differential is economically meant to cover). Of the +1.8¢ widening, </w:t>
+        <w:t xml:space="preserve"> freight cost — 5.59¢ against the 4.68¢ benchmark. There is also a second and arguably better way to set that benchmark: the purpose of a Class I differential is to pay a farmer enough to send milk to a bottling plant rather than to a cheese plant, so the economically correct figure is not what milk is worth at the bottling plant but the </w:t>
+      </w:r>
+      <w:r>
+        <w:rPr>
+          <w:rFonts w:ascii="Cambria" w:cs="Cambria" w:eastAsia="Cambria" w:hAnsi="Cambria"/>
+          <w:i/>
+          <w:iCs/>
+          <w:color w:val="1A1A1A"/>
+          <w:sz w:val="21"/>
+          <w:szCs w:val="21"/>
+        </w:rPr>
+        <w:t xml:space="preserve">difference</w:t>
+      </w:r>
+      <w:r>
+        <w:rPr>
+          <w:rFonts w:ascii="Cambria" w:cs="Cambria" w:eastAsia="Cambria" w:hAnsi="Cambria"/>
+          <w:color w:val="1A1A1A"/>
+          <w:sz w:val="21"/>
+          <w:szCs w:val="21"/>
+        </w:rPr>
+        <w:t xml:space="preserve"> between the two — what it takes to bid the milk away from the cheese plant. Measured that way the benchmark is 4.06¢ and the 2025 rule sits 1.53¢ above it. Either way, the 2025 amendment widened the racial gap by 1.8¢ and </w:t>
       </w:r>
       <w:r>
         <w:rPr>
@@ -5458,16 +5593,24 @@
           <w:sz w:val="21"/>
           <w:szCs w:val="21"/>
         </w:rPr>
-        <w:t xml:space="preserve">51% to 86% lies beyond the cost surface USDA's own model produced</w:t>
-      </w:r>
-      <w:r>
-        <w:rPr>
-          <w:rFonts w:ascii="Cambria" w:cs="Cambria" w:eastAsia="Cambria" w:hAnsi="Cambria"/>
-          <w:color w:val="1A1A1A"/>
-          <w:sz w:val="21"/>
-          <w:szCs w:val="21"/>
-        </w:rPr>
-        <w:t xml:space="preserve"> — it is not explained by freight.</w:t>
+        <w:t xml:space="preserve">between half and five-sixths of that widening has no support in USDA's own cost figures.</w:t>
+      </w:r>
+    </w:p>
+    <w:p>
+      <w:pPr>
+        <w:pStyle w:val="Heading3"/>
+        <w:spacing w:after="120" w:before="250"/>
+      </w:pPr>
+      <w:r>
+        <w:rPr>
+          <w:rFonts w:ascii="Calibri" w:cs="Calibri" w:eastAsia="Calibri" w:hAnsi="Calibri"/>
+          <w:b/>
+          <w:bCs/>
+          <w:color w:val="1A1A1A"/>
+          <w:sz w:val="22"/>
+          <w:szCs w:val="22"/>
+        </w:rPr>
+        <w:t xml:space="preserve">Where the above-freight money actually went</w:t>
       </w:r>
     </w:p>
     <w:p>
@@ -5477,63 +5620,878 @@
       <w:r>
         <w:rPr>
           <w:rFonts w:ascii="Cambria" w:cs="Cambria" w:eastAsia="Cambria" w:hAnsi="Cambria"/>
+          <w:color w:val="1A1A1A"/>
+          <w:sz w:val="21"/>
+          <w:szCs w:val="21"/>
+        </w:rPr>
+        <w:t xml:space="preserve">This is the substance of the section, and it is regional. USDA did not mark up scattered counties. It marked up </w:t>
+      </w:r>
+      <w:r>
+        <w:rPr>
+          <w:rFonts w:ascii="Cambria" w:cs="Cambria" w:eastAsia="Cambria" w:hAnsi="Cambria"/>
           <w:b/>
           <w:bCs/>
           <w:color w:val="1A1A1A"/>
           <w:sz w:val="21"/>
           <w:szCs w:val="21"/>
         </w:rPr>
-        <w:t xml:space="preserve">And the honest limit.</w:t>
-      </w:r>
-      <w:r>
-        <w:rPr>
-          <w:rFonts w:ascii="Cambria" w:cs="Cambria" w:eastAsia="Cambria" w:hAnsi="Cambria"/>
-          <w:color w:val="1A1A1A"/>
-          <w:sz w:val="21"/>
-          <w:szCs w:val="21"/>
-        </w:rPr>
-        <w:t xml:space="preserve"> That above-cost component is </w:t>
-      </w:r>
-      <w:r>
-        <w:rPr>
-          <w:rFonts w:ascii="Cambria" w:cs="Cambria" w:eastAsia="Cambria" w:hAnsi="Cambria"/>
-          <w:b/>
-          <w:bCs/>
-          <w:color w:val="1A1A1A"/>
-          <w:sz w:val="21"/>
-          <w:szCs w:val="21"/>
-        </w:rPr>
-        <w:t xml:space="preserve">not statistically significant</w:t>
-      </w:r>
-      <w:r>
-        <w:rPr>
-          <w:rFonts w:ascii="Cambria" w:cs="Cambria" w:eastAsia="Cambria" w:hAnsi="Cambria"/>
-          <w:color w:val="1A1A1A"/>
-          <w:sz w:val="21"/>
-          <w:szCs w:val="21"/>
-        </w:rPr>
-        <w:t xml:space="preserve">: p = .289 and .106 under state-block permutation. County regressions of the departure on percent Black are consistently positive and never flip sign across 48 leave-one-out runs, but reach only t = +1.66 and +2.09. </w:t>
-      </w:r>
-      <w:r>
-        <w:rPr>
-          <w:rFonts w:ascii="Cambria" w:cs="Cambria" w:eastAsia="Cambria" w:hAnsi="Cambria"/>
-          <w:i/>
-          <w:iCs/>
-          <w:color w:val="1A1A1A"/>
-          <w:sz w:val="21"/>
-          <w:szCs w:val="21"/>
-        </w:rPr>
-        <w:t xml:space="preserve">Consistently positive, never conclusive</w:t>
-      </w:r>
-      <w:r>
-        <w:rPr>
-          <w:rFonts w:ascii="Cambria" w:cs="Cambria" w:eastAsia="Cambria" w:hAnsi="Cambria"/>
-          <w:color w:val="1A1A1A"/>
-          <w:sz w:val="21"/>
-          <w:szCs w:val="21"/>
-        </w:rPr>
-        <w:t xml:space="preserve"> is the accurate phrasing, and this is where the September version's t = 20.4 came from.</w:t>
-      </w:r>
+        <w:t xml:space="preserve">entire regions</w:t>
+      </w:r>
+      <w:r>
+        <w:rPr>
+          <w:rFonts w:ascii="Cambria" w:cs="Cambria" w:eastAsia="Cambria" w:hAnsi="Cambria"/>
+          <w:color w:val="1A1A1A"/>
+          <w:sz w:val="21"/>
+          <w:szCs w:val="21"/>
+        </w:rPr>
+        <w:t xml:space="preserve"> relative to its own freight model, and marked others down:</w:t>
+      </w:r>
+    </w:p>
+    <w:tbl>
+      <w:tblPr>
+        <w:tblW w:type="dxa" w:w="9360"/>
+        <w:tblBorders>
+          <w:top w:val="single" w:color="9AA7B2" w:sz="6"/>
+          <w:left w:val="none" w:color="FFFFFF" w:sz="0"/>
+          <w:bottom w:val="single" w:color="9AA7B2" w:sz="6"/>
+          <w:right w:val="none" w:color="FFFFFF" w:sz="0"/>
+          <w:insideH w:val="single" w:color="D6DDE3" w:sz="2"/>
+          <w:insideV w:val="none" w:color="FFFFFF" w:sz="0"/>
+        </w:tblBorders>
+      </w:tblPr>
+      <w:tblGrid>
+        <w:gridCol w:w="1591"/>
+        <w:gridCol w:w="1498"/>
+        <w:gridCol w:w="1030"/>
+        <w:gridCol w:w="1685"/>
+        <w:gridCol w:w="1778"/>
+        <w:gridCol w:w="1778"/>
+      </w:tblGrid>
+      <w:tr>
+        <w:trPr>
+          <w:tblHeader/>
+        </w:trPr>
+        <w:tc>
+          <w:tcPr>
+            <w:tcW w:type="dxa" w:w="1591"/>
+            <w:shd w:fill="EDF1F5" w:color="auto" w:val="clear"/>
+            <w:tcMar>
+              <w:top w:type="dxa" w:w="70"/>
+              <w:left w:type="dxa" w:w="110"/>
+              <w:bottom w:type="dxa" w:w="70"/>
+              <w:right w:type="dxa" w:w="110"/>
+            </w:tcMar>
+          </w:tcPr>
+          <w:p>
+            <w:pPr>
+              <w:spacing w:after="0" w:line="250"/>
+            </w:pPr>
+            <w:r>
+              <w:rPr>
+                <w:rFonts w:ascii="Calibri" w:cs="Calibri" w:eastAsia="Calibri" w:hAnsi="Calibri"/>
+                <w:b/>
+                <w:bCs/>
+                <w:color w:val="1A1A1A"/>
+                <w:sz w:val="17"/>
+                <w:szCs w:val="17"/>
+              </w:rPr>
+              <w:t xml:space="preserve">Region</w:t>
+            </w:r>
+          </w:p>
+        </w:tc>
+        <w:tc>
+          <w:tcPr>
+            <w:tcW w:type="dxa" w:w="1498"/>
+            <w:shd w:fill="EDF1F5" w:color="auto" w:val="clear"/>
+            <w:tcMar>
+              <w:top w:type="dxa" w:w="70"/>
+              <w:left w:type="dxa" w:w="110"/>
+              <w:bottom w:type="dxa" w:w="70"/>
+              <w:right w:type="dxa" w:w="110"/>
+            </w:tcMar>
+          </w:tcPr>
+          <w:p>
+            <w:pPr>
+              <w:spacing w:after="0" w:line="250"/>
+              <w:jc w:val="right"/>
+            </w:pPr>
+            <w:r>
+              <w:rPr>
+                <w:rFonts w:ascii="Calibri" w:cs="Calibri" w:eastAsia="Calibri" w:hAnsi="Calibri"/>
+                <w:b/>
+                <w:bCs/>
+                <w:color w:val="1A1A1A"/>
+                <w:sz w:val="17"/>
+                <w:szCs w:val="17"/>
+              </w:rPr>
+              <w:t xml:space="preserve">Population</w:t>
+            </w:r>
+          </w:p>
+        </w:tc>
+        <w:tc>
+          <w:tcPr>
+            <w:tcW w:type="dxa" w:w="1030"/>
+            <w:shd w:fill="EDF1F5" w:color="auto" w:val="clear"/>
+            <w:tcMar>
+              <w:top w:type="dxa" w:w="70"/>
+              <w:left w:type="dxa" w:w="110"/>
+              <w:bottom w:type="dxa" w:w="70"/>
+              <w:right w:type="dxa" w:w="110"/>
+            </w:tcMar>
+          </w:tcPr>
+          <w:p>
+            <w:pPr>
+              <w:spacing w:after="0" w:line="250"/>
+              <w:jc w:val="right"/>
+            </w:pPr>
+            <w:r>
+              <w:rPr>
+                <w:rFonts w:ascii="Calibri" w:cs="Calibri" w:eastAsia="Calibri" w:hAnsi="Calibri"/>
+                <w:b/>
+                <w:bCs/>
+                <w:color w:val="1A1A1A"/>
+                <w:sz w:val="17"/>
+                <w:szCs w:val="17"/>
+              </w:rPr>
+              <w:t xml:space="preserve">% Black</w:t>
+            </w:r>
+          </w:p>
+        </w:tc>
+        <w:tc>
+          <w:tcPr>
+            <w:tcW w:type="dxa" w:w="1685"/>
+            <w:shd w:fill="EDF1F5" w:color="auto" w:val="clear"/>
+            <w:tcMar>
+              <w:top w:type="dxa" w:w="70"/>
+              <w:left w:type="dxa" w:w="110"/>
+              <w:bottom w:type="dxa" w:w="70"/>
+              <w:right w:type="dxa" w:w="110"/>
+            </w:tcMar>
+          </w:tcPr>
+          <w:p>
+            <w:pPr>
+              <w:spacing w:after="0" w:line="250"/>
+              <w:jc w:val="right"/>
+            </w:pPr>
+            <w:r>
+              <w:rPr>
+                <w:rFonts w:ascii="Calibri" w:cs="Calibri" w:eastAsia="Calibri" w:hAnsi="Calibri"/>
+                <w:b/>
+                <w:bCs/>
+                <w:color w:val="1A1A1A"/>
+                <w:sz w:val="17"/>
+                <w:szCs w:val="17"/>
+              </w:rPr>
+              <w:t xml:space="preserve">vs. freight model</w:t>
+            </w:r>
+          </w:p>
+        </w:tc>
+        <w:tc>
+          <w:tcPr>
+            <w:tcW w:type="dxa" w:w="1778"/>
+            <w:shd w:fill="EDF1F5" w:color="auto" w:val="clear"/>
+            <w:tcMar>
+              <w:top w:type="dxa" w:w="70"/>
+              <w:left w:type="dxa" w:w="110"/>
+              <w:bottom w:type="dxa" w:w="70"/>
+              <w:right w:type="dxa" w:w="110"/>
+            </w:tcMar>
+          </w:tcPr>
+          <w:p>
+            <w:pPr>
+              <w:spacing w:after="0" w:line="250"/>
+              <w:jc w:val="right"/>
+            </w:pPr>
+            <w:r>
+              <w:rPr>
+                <w:rFonts w:ascii="Calibri" w:cs="Calibri" w:eastAsia="Calibri" w:hAnsi="Calibri"/>
+                <w:b/>
+                <w:bCs/>
+                <w:color w:val="1A1A1A"/>
+                <w:sz w:val="17"/>
+                <w:szCs w:val="17"/>
+              </w:rPr>
+              <w:t xml:space="preserve">Share of US Black pop.</w:t>
+            </w:r>
+          </w:p>
+        </w:tc>
+        <w:tc>
+          <w:tcPr>
+            <w:tcW w:type="dxa" w:w="1778"/>
+            <w:shd w:fill="EDF1F5" w:color="auto" w:val="clear"/>
+            <w:tcMar>
+              <w:top w:type="dxa" w:w="70"/>
+              <w:left w:type="dxa" w:w="110"/>
+              <w:bottom w:type="dxa" w:w="70"/>
+              <w:right w:type="dxa" w:w="110"/>
+            </w:tcMar>
+          </w:tcPr>
+          <w:p>
+            <w:pPr>
+              <w:spacing w:after="0" w:line="250"/>
+              <w:jc w:val="right"/>
+            </w:pPr>
+            <w:r>
+              <w:rPr>
+                <w:rFonts w:ascii="Calibri" w:cs="Calibri" w:eastAsia="Calibri" w:hAnsi="Calibri"/>
+                <w:b/>
+                <w:bCs/>
+                <w:color w:val="1A1A1A"/>
+                <w:sz w:val="17"/>
+                <w:szCs w:val="17"/>
+              </w:rPr>
+              <w:t xml:space="preserve">Share of US white pop.</w:t>
+            </w:r>
+          </w:p>
+        </w:tc>
+      </w:tr>
+      <w:tr>
+        <w:tc>
+          <w:tcPr>
+            <w:tcW w:type="dxa" w:w="1591"/>
+            <w:tcMar>
+              <w:top w:type="dxa" w:w="70"/>
+              <w:left w:type="dxa" w:w="110"/>
+              <w:bottom w:type="dxa" w:w="70"/>
+              <w:right w:type="dxa" w:w="110"/>
+            </w:tcMar>
+          </w:tcPr>
+          <w:p>
+            <w:pPr>
+              <w:spacing w:after="0" w:line="250"/>
+            </w:pPr>
+            <w:r>
+              <w:rPr>
+                <w:rFonts w:ascii="Calibri" w:cs="Calibri" w:eastAsia="Calibri" w:hAnsi="Calibri"/>
+                <w:b/>
+                <w:bCs/>
+                <w:color w:val="1A1A1A"/>
+                <w:sz w:val="18"/>
+                <w:szCs w:val="18"/>
+              </w:rPr>
+              <w:t xml:space="preserve">South</w:t>
+            </w:r>
+          </w:p>
+        </w:tc>
+        <w:tc>
+          <w:tcPr>
+            <w:tcW w:type="dxa" w:w="1498"/>
+            <w:tcMar>
+              <w:top w:type="dxa" w:w="70"/>
+              <w:left w:type="dxa" w:w="110"/>
+              <w:bottom w:type="dxa" w:w="70"/>
+              <w:right w:type="dxa" w:w="110"/>
+            </w:tcMar>
+          </w:tcPr>
+          <w:p>
+            <w:pPr>
+              <w:spacing w:after="0" w:line="250"/>
+              <w:jc w:val="right"/>
+            </w:pPr>
+            <w:r>
+              <w:rPr>
+                <w:rFonts w:ascii="Calibri" w:cs="Calibri" w:eastAsia="Calibri" w:hAnsi="Calibri"/>
+                <w:color w:val="1A1A1A"/>
+                <w:sz w:val="18"/>
+                <w:szCs w:val="18"/>
+              </w:rPr>
+              <w:t xml:space="preserve">128.5M</w:t>
+            </w:r>
+          </w:p>
+        </w:tc>
+        <w:tc>
+          <w:tcPr>
+            <w:tcW w:type="dxa" w:w="1030"/>
+            <w:tcMar>
+              <w:top w:type="dxa" w:w="70"/>
+              <w:left w:type="dxa" w:w="110"/>
+              <w:bottom w:type="dxa" w:w="70"/>
+              <w:right w:type="dxa" w:w="110"/>
+            </w:tcMar>
+          </w:tcPr>
+          <w:p>
+            <w:pPr>
+              <w:spacing w:after="0" w:line="250"/>
+              <w:jc w:val="right"/>
+            </w:pPr>
+            <w:r>
+              <w:rPr>
+                <w:rFonts w:ascii="Calibri" w:cs="Calibri" w:eastAsia="Calibri" w:hAnsi="Calibri"/>
+                <w:color w:val="1A1A1A"/>
+                <w:sz w:val="18"/>
+                <w:szCs w:val="18"/>
+              </w:rPr>
+              <w:t xml:space="preserve">18.2%</w:t>
+            </w:r>
+          </w:p>
+        </w:tc>
+        <w:tc>
+          <w:tcPr>
+            <w:tcW w:type="dxa" w:w="1685"/>
+            <w:tcMar>
+              <w:top w:type="dxa" w:w="70"/>
+              <w:left w:type="dxa" w:w="110"/>
+              <w:bottom w:type="dxa" w:w="70"/>
+              <w:right w:type="dxa" w:w="110"/>
+            </w:tcMar>
+          </w:tcPr>
+          <w:p>
+            <w:pPr>
+              <w:spacing w:after="0" w:line="250"/>
+              <w:jc w:val="right"/>
+            </w:pPr>
+            <w:r>
+              <w:rPr>
+                <w:rFonts w:ascii="Calibri" w:cs="Calibri" w:eastAsia="Calibri" w:hAnsi="Calibri"/>
+                <w:b/>
+                <w:bCs/>
+                <w:color w:val="8C2F22"/>
+                <w:sz w:val="18"/>
+                <w:szCs w:val="18"/>
+              </w:rPr>
+              <w:t xml:space="preserve">+3.92¢/gal</w:t>
+            </w:r>
+          </w:p>
+        </w:tc>
+        <w:tc>
+          <w:tcPr>
+            <w:tcW w:type="dxa" w:w="1778"/>
+            <w:tcMar>
+              <w:top w:type="dxa" w:w="70"/>
+              <w:left w:type="dxa" w:w="110"/>
+              <w:bottom w:type="dxa" w:w="70"/>
+              <w:right w:type="dxa" w:w="110"/>
+            </w:tcMar>
+          </w:tcPr>
+          <w:p>
+            <w:pPr>
+              <w:spacing w:after="0" w:line="250"/>
+              <w:jc w:val="right"/>
+            </w:pPr>
+            <w:r>
+              <w:rPr>
+                <w:rFonts w:ascii="Calibri" w:cs="Calibri" w:eastAsia="Calibri" w:hAnsi="Calibri"/>
+                <w:b/>
+                <w:bCs/>
+                <w:color w:val="1A1A1A"/>
+                <w:sz w:val="18"/>
+                <w:szCs w:val="18"/>
+              </w:rPr>
+              <w:t xml:space="preserve">59.5%</w:t>
+            </w:r>
+          </w:p>
+        </w:tc>
+        <w:tc>
+          <w:tcPr>
+            <w:tcW w:type="dxa" w:w="1778"/>
+            <w:tcMar>
+              <w:top w:type="dxa" w:w="70"/>
+              <w:left w:type="dxa" w:w="110"/>
+              <w:bottom w:type="dxa" w:w="70"/>
+              <w:right w:type="dxa" w:w="110"/>
+            </w:tcMar>
+          </w:tcPr>
+          <w:p>
+            <w:pPr>
+              <w:spacing w:after="0" w:line="250"/>
+              <w:jc w:val="right"/>
+            </w:pPr>
+            <w:r>
+              <w:rPr>
+                <w:rFonts w:ascii="Calibri" w:cs="Calibri" w:eastAsia="Calibri" w:hAnsi="Calibri"/>
+                <w:color w:val="1A1A1A"/>
+                <w:sz w:val="18"/>
+                <w:szCs w:val="18"/>
+              </w:rPr>
+              <w:t xml:space="preserve">36.5%</w:t>
+            </w:r>
+          </w:p>
+        </w:tc>
+      </w:tr>
+      <w:tr>
+        <w:tc>
+          <w:tcPr>
+            <w:tcW w:type="dxa" w:w="1591"/>
+            <w:tcMar>
+              <w:top w:type="dxa" w:w="70"/>
+              <w:left w:type="dxa" w:w="110"/>
+              <w:bottom w:type="dxa" w:w="70"/>
+              <w:right w:type="dxa" w:w="110"/>
+            </w:tcMar>
+          </w:tcPr>
+          <w:p>
+            <w:pPr>
+              <w:spacing w:after="0" w:line="250"/>
+            </w:pPr>
+            <w:r>
+              <w:rPr>
+                <w:rFonts w:ascii="Calibri" w:cs="Calibri" w:eastAsia="Calibri" w:hAnsi="Calibri"/>
+                <w:b/>
+                <w:bCs/>
+                <w:color w:val="1A1A1A"/>
+                <w:sz w:val="18"/>
+                <w:szCs w:val="18"/>
+              </w:rPr>
+              <w:t xml:space="preserve">Northeast</w:t>
+            </w:r>
+          </w:p>
+        </w:tc>
+        <w:tc>
+          <w:tcPr>
+            <w:tcW w:type="dxa" w:w="1498"/>
+            <w:tcMar>
+              <w:top w:type="dxa" w:w="70"/>
+              <w:left w:type="dxa" w:w="110"/>
+              <w:bottom w:type="dxa" w:w="70"/>
+              <w:right w:type="dxa" w:w="110"/>
+            </w:tcMar>
+          </w:tcPr>
+          <w:p>
+            <w:pPr>
+              <w:spacing w:after="0" w:line="250"/>
+              <w:jc w:val="right"/>
+            </w:pPr>
+            <w:r>
+              <w:rPr>
+                <w:rFonts w:ascii="Calibri" w:cs="Calibri" w:eastAsia="Calibri" w:hAnsi="Calibri"/>
+                <w:color w:val="1A1A1A"/>
+                <w:sz w:val="18"/>
+                <w:szCs w:val="18"/>
+              </w:rPr>
+              <w:t xml:space="preserve">53.8M</w:t>
+            </w:r>
+          </w:p>
+        </w:tc>
+        <w:tc>
+          <w:tcPr>
+            <w:tcW w:type="dxa" w:w="1030"/>
+            <w:tcMar>
+              <w:top w:type="dxa" w:w="70"/>
+              <w:left w:type="dxa" w:w="110"/>
+              <w:bottom w:type="dxa" w:w="70"/>
+              <w:right w:type="dxa" w:w="110"/>
+            </w:tcMar>
+          </w:tcPr>
+          <w:p>
+            <w:pPr>
+              <w:spacing w:after="0" w:line="250"/>
+              <w:jc w:val="right"/>
+            </w:pPr>
+            <w:r>
+              <w:rPr>
+                <w:rFonts w:ascii="Calibri" w:cs="Calibri" w:eastAsia="Calibri" w:hAnsi="Calibri"/>
+                <w:color w:val="1A1A1A"/>
+                <w:sz w:val="18"/>
+                <w:szCs w:val="18"/>
+              </w:rPr>
+              <w:t xml:space="preserve">10.6%</w:t>
+            </w:r>
+          </w:p>
+        </w:tc>
+        <w:tc>
+          <w:tcPr>
+            <w:tcW w:type="dxa" w:w="1685"/>
+            <w:tcMar>
+              <w:top w:type="dxa" w:w="70"/>
+              <w:left w:type="dxa" w:w="110"/>
+              <w:bottom w:type="dxa" w:w="70"/>
+              <w:right w:type="dxa" w:w="110"/>
+            </w:tcMar>
+          </w:tcPr>
+          <w:p>
+            <w:pPr>
+              <w:spacing w:after="0" w:line="250"/>
+              <w:jc w:val="right"/>
+            </w:pPr>
+            <w:r>
+              <w:rPr>
+                <w:rFonts w:ascii="Calibri" w:cs="Calibri" w:eastAsia="Calibri" w:hAnsi="Calibri"/>
+                <w:b/>
+                <w:bCs/>
+                <w:color w:val="8C2F22"/>
+                <w:sz w:val="18"/>
+                <w:szCs w:val="18"/>
+              </w:rPr>
+              <w:t xml:space="preserve">+2.09¢/gal</w:t>
+            </w:r>
+          </w:p>
+        </w:tc>
+        <w:tc>
+          <w:tcPr>
+            <w:tcW w:type="dxa" w:w="1778"/>
+            <w:tcMar>
+              <w:top w:type="dxa" w:w="70"/>
+              <w:left w:type="dxa" w:w="110"/>
+              <w:bottom w:type="dxa" w:w="70"/>
+              <w:right w:type="dxa" w:w="110"/>
+            </w:tcMar>
+          </w:tcPr>
+          <w:p>
+            <w:pPr>
+              <w:spacing w:after="0" w:line="250"/>
+              <w:jc w:val="right"/>
+            </w:pPr>
+            <w:r>
+              <w:rPr>
+                <w:rFonts w:ascii="Calibri" w:cs="Calibri" w:eastAsia="Calibri" w:hAnsi="Calibri"/>
+                <w:color w:val="1A1A1A"/>
+                <w:sz w:val="18"/>
+                <w:szCs w:val="18"/>
+              </w:rPr>
+              <w:t xml:space="preserve">14.5%</w:t>
+            </w:r>
+          </w:p>
+        </w:tc>
+        <w:tc>
+          <w:tcPr>
+            <w:tcW w:type="dxa" w:w="1778"/>
+            <w:tcMar>
+              <w:top w:type="dxa" w:w="70"/>
+              <w:left w:type="dxa" w:w="110"/>
+              <w:bottom w:type="dxa" w:w="70"/>
+              <w:right w:type="dxa" w:w="110"/>
+            </w:tcMar>
+          </w:tcPr>
+          <w:p>
+            <w:pPr>
+              <w:spacing w:after="0" w:line="250"/>
+              <w:jc w:val="right"/>
+            </w:pPr>
+            <w:r>
+              <w:rPr>
+                <w:rFonts w:ascii="Calibri" w:cs="Calibri" w:eastAsia="Calibri" w:hAnsi="Calibri"/>
+                <w:color w:val="1A1A1A"/>
+                <w:sz w:val="18"/>
+                <w:szCs w:val="18"/>
+              </w:rPr>
+              <w:t xml:space="preserve">17.6%</w:t>
+            </w:r>
+          </w:p>
+        </w:tc>
+      </w:tr>
+      <w:tr>
+        <w:tc>
+          <w:tcPr>
+            <w:tcW w:type="dxa" w:w="1591"/>
+            <w:tcMar>
+              <w:top w:type="dxa" w:w="70"/>
+              <w:left w:type="dxa" w:w="110"/>
+              <w:bottom w:type="dxa" w:w="70"/>
+              <w:right w:type="dxa" w:w="110"/>
+            </w:tcMar>
+          </w:tcPr>
+          <w:p>
+            <w:pPr>
+              <w:spacing w:after="0" w:line="250"/>
+            </w:pPr>
+            <w:r>
+              <w:rPr>
+                <w:rFonts w:ascii="Calibri" w:cs="Calibri" w:eastAsia="Calibri" w:hAnsi="Calibri"/>
+                <w:color w:val="1A1A1A"/>
+                <w:sz w:val="18"/>
+                <w:szCs w:val="18"/>
+              </w:rPr>
+              <w:t xml:space="preserve">Midwest</w:t>
+            </w:r>
+          </w:p>
+        </w:tc>
+        <w:tc>
+          <w:tcPr>
+            <w:tcW w:type="dxa" w:w="1498"/>
+            <w:tcMar>
+              <w:top w:type="dxa" w:w="70"/>
+              <w:left w:type="dxa" w:w="110"/>
+              <w:bottom w:type="dxa" w:w="70"/>
+              <w:right w:type="dxa" w:w="110"/>
+            </w:tcMar>
+          </w:tcPr>
+          <w:p>
+            <w:pPr>
+              <w:spacing w:after="0" w:line="250"/>
+              <w:jc w:val="right"/>
+            </w:pPr>
+            <w:r>
+              <w:rPr>
+                <w:rFonts w:ascii="Calibri" w:cs="Calibri" w:eastAsia="Calibri" w:hAnsi="Calibri"/>
+                <w:color w:val="1A1A1A"/>
+                <w:sz w:val="18"/>
+                <w:szCs w:val="18"/>
+              </w:rPr>
+              <w:t xml:space="preserve">69.1M</w:t>
+            </w:r>
+          </w:p>
+        </w:tc>
+        <w:tc>
+          <w:tcPr>
+            <w:tcW w:type="dxa" w:w="1030"/>
+            <w:tcMar>
+              <w:top w:type="dxa" w:w="70"/>
+              <w:left w:type="dxa" w:w="110"/>
+              <w:bottom w:type="dxa" w:w="70"/>
+              <w:right w:type="dxa" w:w="110"/>
+            </w:tcMar>
+          </w:tcPr>
+          <w:p>
+            <w:pPr>
+              <w:spacing w:after="0" w:line="250"/>
+              <w:jc w:val="right"/>
+            </w:pPr>
+            <w:r>
+              <w:rPr>
+                <w:rFonts w:ascii="Calibri" w:cs="Calibri" w:eastAsia="Calibri" w:hAnsi="Calibri"/>
+                <w:color w:val="1A1A1A"/>
+                <w:sz w:val="18"/>
+                <w:szCs w:val="18"/>
+              </w:rPr>
+              <w:t xml:space="preserve">10.0%</w:t>
+            </w:r>
+          </w:p>
+        </w:tc>
+        <w:tc>
+          <w:tcPr>
+            <w:tcW w:type="dxa" w:w="1685"/>
+            <w:tcMar>
+              <w:top w:type="dxa" w:w="70"/>
+              <w:left w:type="dxa" w:w="110"/>
+              <w:bottom w:type="dxa" w:w="70"/>
+              <w:right w:type="dxa" w:w="110"/>
+            </w:tcMar>
+          </w:tcPr>
+          <w:p>
+            <w:pPr>
+              <w:spacing w:after="0" w:line="250"/>
+              <w:jc w:val="right"/>
+            </w:pPr>
+            <w:r>
+              <w:rPr>
+                <w:rFonts w:ascii="Calibri" w:cs="Calibri" w:eastAsia="Calibri" w:hAnsi="Calibri"/>
+                <w:b/>
+                <w:bCs/>
+                <w:color w:val="2F6E4E"/>
+                <w:sz w:val="18"/>
+                <w:szCs w:val="18"/>
+              </w:rPr>
+              <w:t xml:space="preserve">−1.60¢/gal</w:t>
+            </w:r>
+          </w:p>
+        </w:tc>
+        <w:tc>
+          <w:tcPr>
+            <w:tcW w:type="dxa" w:w="1778"/>
+            <w:tcMar>
+              <w:top w:type="dxa" w:w="70"/>
+              <w:left w:type="dxa" w:w="110"/>
+              <w:bottom w:type="dxa" w:w="70"/>
+              <w:right w:type="dxa" w:w="110"/>
+            </w:tcMar>
+          </w:tcPr>
+          <w:p>
+            <w:pPr>
+              <w:spacing w:after="0" w:line="250"/>
+              <w:jc w:val="right"/>
+            </w:pPr>
+            <w:r>
+              <w:rPr>
+                <w:rFonts w:ascii="Calibri" w:cs="Calibri" w:eastAsia="Calibri" w:hAnsi="Calibri"/>
+                <w:color w:val="1A1A1A"/>
+                <w:sz w:val="18"/>
+                <w:szCs w:val="18"/>
+              </w:rPr>
+              <w:t xml:space="preserve">17.5%</w:t>
+            </w:r>
+          </w:p>
+        </w:tc>
+        <w:tc>
+          <w:tcPr>
+            <w:tcW w:type="dxa" w:w="1778"/>
+            <w:tcMar>
+              <w:top w:type="dxa" w:w="70"/>
+              <w:left w:type="dxa" w:w="110"/>
+              <w:bottom w:type="dxa" w:w="70"/>
+              <w:right w:type="dxa" w:w="110"/>
+            </w:tcMar>
+          </w:tcPr>
+          <w:p>
+            <w:pPr>
+              <w:spacing w:after="0" w:line="250"/>
+              <w:jc w:val="right"/>
+            </w:pPr>
+            <w:r>
+              <w:rPr>
+                <w:rFonts w:ascii="Calibri" w:cs="Calibri" w:eastAsia="Calibri" w:hAnsi="Calibri"/>
+                <w:color w:val="1A1A1A"/>
+                <w:sz w:val="18"/>
+                <w:szCs w:val="18"/>
+              </w:rPr>
+              <w:t xml:space="preserve">26.6%</w:t>
+            </w:r>
+          </w:p>
+        </w:tc>
+      </w:tr>
+      <w:tr>
+        <w:tc>
+          <w:tcPr>
+            <w:tcW w:type="dxa" w:w="1591"/>
+            <w:tcMar>
+              <w:top w:type="dxa" w:w="70"/>
+              <w:left w:type="dxa" w:w="110"/>
+              <w:bottom w:type="dxa" w:w="70"/>
+              <w:right w:type="dxa" w:w="110"/>
+            </w:tcMar>
+          </w:tcPr>
+          <w:p>
+            <w:pPr>
+              <w:spacing w:after="0" w:line="250"/>
+            </w:pPr>
+            <w:r>
+              <w:rPr>
+                <w:rFonts w:ascii="Calibri" w:cs="Calibri" w:eastAsia="Calibri" w:hAnsi="Calibri"/>
+                <w:color w:val="1A1A1A"/>
+                <w:sz w:val="18"/>
+                <w:szCs w:val="18"/>
+              </w:rPr>
+              <w:t xml:space="preserve">West</w:t>
+            </w:r>
+          </w:p>
+        </w:tc>
+        <w:tc>
+          <w:tcPr>
+            <w:tcW w:type="dxa" w:w="1498"/>
+            <w:tcMar>
+              <w:top w:type="dxa" w:w="70"/>
+              <w:left w:type="dxa" w:w="110"/>
+              <w:bottom w:type="dxa" w:w="70"/>
+              <w:right w:type="dxa" w:w="110"/>
+            </w:tcMar>
+          </w:tcPr>
+          <w:p>
+            <w:pPr>
+              <w:spacing w:after="0" w:line="250"/>
+              <w:jc w:val="right"/>
+            </w:pPr>
+            <w:r>
+              <w:rPr>
+                <w:rFonts w:ascii="Calibri" w:cs="Calibri" w:eastAsia="Calibri" w:hAnsi="Calibri"/>
+                <w:color w:val="1A1A1A"/>
+                <w:sz w:val="18"/>
+                <w:szCs w:val="18"/>
+              </w:rPr>
+              <w:t xml:space="preserve">76.9M</w:t>
+            </w:r>
+          </w:p>
+        </w:tc>
+        <w:tc>
+          <w:tcPr>
+            <w:tcW w:type="dxa" w:w="1030"/>
+            <w:tcMar>
+              <w:top w:type="dxa" w:w="70"/>
+              <w:left w:type="dxa" w:w="110"/>
+              <w:bottom w:type="dxa" w:w="70"/>
+              <w:right w:type="dxa" w:w="110"/>
+            </w:tcMar>
+          </w:tcPr>
+          <w:p>
+            <w:pPr>
+              <w:spacing w:after="0" w:line="250"/>
+              <w:jc w:val="right"/>
+            </w:pPr>
+            <w:r>
+              <w:rPr>
+                <w:rFonts w:ascii="Calibri" w:cs="Calibri" w:eastAsia="Calibri" w:hAnsi="Calibri"/>
+                <w:color w:val="1A1A1A"/>
+                <w:sz w:val="18"/>
+                <w:szCs w:val="18"/>
+              </w:rPr>
+              <w:t xml:space="preserve">4.4%</w:t>
+            </w:r>
+          </w:p>
+        </w:tc>
+        <w:tc>
+          <w:tcPr>
+            <w:tcW w:type="dxa" w:w="1685"/>
+            <w:tcMar>
+              <w:top w:type="dxa" w:w="70"/>
+              <w:left w:type="dxa" w:w="110"/>
+              <w:bottom w:type="dxa" w:w="70"/>
+              <w:right w:type="dxa" w:w="110"/>
+            </w:tcMar>
+          </w:tcPr>
+          <w:p>
+            <w:pPr>
+              <w:spacing w:after="0" w:line="250"/>
+              <w:jc w:val="right"/>
+            </w:pPr>
+            <w:r>
+              <w:rPr>
+                <w:rFonts w:ascii="Calibri" w:cs="Calibri" w:eastAsia="Calibri" w:hAnsi="Calibri"/>
+                <w:b/>
+                <w:bCs/>
+                <w:color w:val="2F6E4E"/>
+                <w:sz w:val="18"/>
+                <w:szCs w:val="18"/>
+              </w:rPr>
+              <w:t xml:space="preserve">−6.58¢/gal</w:t>
+            </w:r>
+          </w:p>
+        </w:tc>
+        <w:tc>
+          <w:tcPr>
+            <w:tcW w:type="dxa" w:w="1778"/>
+            <w:tcMar>
+              <w:top w:type="dxa" w:w="70"/>
+              <w:left w:type="dxa" w:w="110"/>
+              <w:bottom w:type="dxa" w:w="70"/>
+              <w:right w:type="dxa" w:w="110"/>
+            </w:tcMar>
+          </w:tcPr>
+          <w:p>
+            <w:pPr>
+              <w:spacing w:after="0" w:line="250"/>
+              <w:jc w:val="right"/>
+            </w:pPr>
+            <w:r>
+              <w:rPr>
+                <w:rFonts w:ascii="Calibri" w:cs="Calibri" w:eastAsia="Calibri" w:hAnsi="Calibri"/>
+                <w:color w:val="1A1A1A"/>
+                <w:sz w:val="18"/>
+                <w:szCs w:val="18"/>
+              </w:rPr>
+              <w:t xml:space="preserve">8.5%</w:t>
+            </w:r>
+          </w:p>
+        </w:tc>
+        <w:tc>
+          <w:tcPr>
+            <w:tcW w:type="dxa" w:w="1778"/>
+            <w:tcMar>
+              <w:top w:type="dxa" w:w="70"/>
+              <w:left w:type="dxa" w:w="110"/>
+              <w:bottom w:type="dxa" w:w="70"/>
+              <w:right w:type="dxa" w:w="110"/>
+            </w:tcMar>
+          </w:tcPr>
+          <w:p>
+            <w:pPr>
+              <w:spacing w:after="0" w:line="250"/>
+              <w:jc w:val="right"/>
+            </w:pPr>
+            <w:r>
+              <w:rPr>
+                <w:rFonts w:ascii="Calibri" w:cs="Calibri" w:eastAsia="Calibri" w:hAnsi="Calibri"/>
+                <w:color w:val="1A1A1A"/>
+                <w:sz w:val="18"/>
+                <w:szCs w:val="18"/>
+              </w:rPr>
+              <w:t xml:space="preserve">19.4%</w:t>
+            </w:r>
+          </w:p>
+        </w:tc>
+      </w:tr>
+    </w:tbl>
+    <w:p>
+      <w:pPr>
+        <w:spacing w:after="110"/>
+      </w:pPr>
     </w:p>
     <w:p>
       <w:pPr>
@@ -5542,82 +6500,108 @@
       <w:r>
         <w:rPr>
           <w:rFonts w:ascii="Cambria" w:cs="Cambria" w:eastAsia="Cambria" w:hAnsi="Cambria"/>
+          <w:color w:val="1A1A1A"/>
+          <w:sz w:val="21"/>
+          <w:szCs w:val="21"/>
+        </w:rPr>
+        <w:t xml:space="preserve">USDA priced the </w:t>
+      </w:r>
+      <w:r>
+        <w:rPr>
+          <w:rFonts w:ascii="Cambria" w:cs="Cambria" w:eastAsia="Cambria" w:hAnsi="Cambria"/>
           <w:b/>
           <w:bCs/>
           <w:color w:val="1A1A1A"/>
           <w:sz w:val="21"/>
           <w:szCs w:val="21"/>
         </w:rPr>
-        <w:t xml:space="preserve">Two things to get ahead of, because opposing counsel will find them.</w:t>
-      </w:r>
-      <w:r>
-        <w:rPr>
-          <w:rFonts w:ascii="Cambria" w:cs="Cambria" w:eastAsia="Cambria" w:hAnsi="Cambria"/>
-          <w:color w:val="1A1A1A"/>
-          <w:sz w:val="21"/>
-          <w:szCs w:val="21"/>
-        </w:rPr>
-        <w:t xml:space="preserve"> First, the gradient is driven by a California-versus-South-and-Northeast contrast, not a Black-versus-white contrast within cities: USDA prices the California metros $1.30–$1.60/cwt </w:t>
-      </w:r>
-      <w:r>
-        <w:rPr>
-          <w:rFonts w:ascii="Cambria" w:cs="Cambria" w:eastAsia="Cambria" w:hAnsi="Cambria"/>
-          <w:i/>
-          <w:iCs/>
-          <w:color w:val="1A1A1A"/>
-          <w:sz w:val="21"/>
-          <w:szCs w:val="21"/>
-        </w:rPr>
-        <w:t xml:space="preserve">below</w:t>
-      </w:r>
-      <w:r>
-        <w:rPr>
-          <w:rFonts w:ascii="Cambria" w:cs="Cambria" w:eastAsia="Cambria" w:hAnsi="Cambria"/>
-          <w:color w:val="1A1A1A"/>
-          <w:sz w:val="21"/>
-          <w:szCs w:val="21"/>
-        </w:rPr>
-        <w:t xml:space="preserve"> its own cost model and Texas, Florida and New England above it, and California is the least-Black of the large metro blocs. Second, and more pointedly — *</w:t>
-      </w:r>
-      <w:r>
-        <w:rPr>
-          <w:rFonts w:ascii="Cambria" w:cs="Cambria" w:eastAsia="Cambria" w:hAnsi="Cambria"/>
-          <w:i/>
-          <w:iCs/>
-          <w:color w:val="1A1A1A"/>
-          <w:sz w:val="21"/>
-          <w:szCs w:val="21"/>
-        </w:rPr>
-        <w:t xml:space="preserve">Detroit (36.6% Black) and Chicago (21.8%) are both priced </w:t>
-      </w:r>
-      <w:r>
-        <w:rPr>
-          <w:rFonts w:ascii="Cambria" w:cs="Cambria" w:eastAsia="Cambria" w:hAnsi="Cambria"/>
-          <w:color w:val="1A1A1A"/>
-          <w:sz w:val="21"/>
-          <w:szCs w:val="21"/>
-        </w:rPr>
-        <w:t xml:space="preserve">below</w:t>
-      </w:r>
-      <w:r>
-        <w:rPr>
-          <w:rFonts w:ascii="Cambria" w:cs="Cambria" w:eastAsia="Cambria" w:hAnsi="Cambria"/>
-          <w:i/>
-          <w:iCs/>
-          <w:color w:val="1A1A1A"/>
-          <w:sz w:val="21"/>
-          <w:szCs w:val="21"/>
-        </w:rPr>
-        <w:t xml:space="preserve"> the cost surface, and Philadelphia (38.3%) sits within a dime of it.</w:t>
-      </w:r>
-      <w:r>
-        <w:rPr>
-          <w:rFonts w:ascii="Cambria" w:cs="Cambria" w:eastAsia="Cambria" w:hAnsi="Cambria"/>
-          <w:color w:val="1A1A1A"/>
-          <w:sz w:val="21"/>
-          <w:szCs w:val="21"/>
-        </w:rPr>
-        <w:t xml:space="preserve">* Where the above-cost gradient genuinely lives is the rural Black Belt, whose counties hold too few people to move the national figure.</w:t>
+        <w:t xml:space="preserve">South 3.92¢ per gallon above</w:t>
+      </w:r>
+      <w:r>
+        <w:rPr>
+          <w:rFonts w:ascii="Cambria" w:cs="Cambria" w:eastAsia="Cambria" w:hAnsi="Cambria"/>
+          <w:color w:val="1A1A1A"/>
+          <w:sz w:val="21"/>
+          <w:szCs w:val="21"/>
+        </w:rPr>
+        <w:t xml:space="preserve"> what its own freight model says milk is worth there, and the </w:t>
+      </w:r>
+      <w:r>
+        <w:rPr>
+          <w:rFonts w:ascii="Cambria" w:cs="Cambria" w:eastAsia="Cambria" w:hAnsi="Cambria"/>
+          <w:b/>
+          <w:bCs/>
+          <w:color w:val="1A1A1A"/>
+          <w:sz w:val="21"/>
+          <w:szCs w:val="21"/>
+        </w:rPr>
+        <w:t xml:space="preserve">West 6.58¢ below</w:t>
+      </w:r>
+      <w:r>
+        <w:rPr>
+          <w:rFonts w:ascii="Cambria" w:cs="Cambria" w:eastAsia="Cambria" w:hAnsi="Cambria"/>
+          <w:color w:val="1A1A1A"/>
+          <w:sz w:val="21"/>
+          <w:szCs w:val="21"/>
+        </w:rPr>
+        <w:t xml:space="preserve">. Narrowing to the Southeast proper — Federal Orders 5, 6 and 7, twelve states, 1,040 counties, 86.4 million people — the markup is </w:t>
+      </w:r>
+      <w:r>
+        <w:rPr>
+          <w:rFonts w:ascii="Cambria" w:cs="Cambria" w:eastAsia="Cambria" w:hAnsi="Cambria"/>
+          <w:b/>
+          <w:bCs/>
+          <w:color w:val="1A1A1A"/>
+          <w:sz w:val="21"/>
+          <w:szCs w:val="21"/>
+        </w:rPr>
+        <w:t xml:space="preserve">+4.01¢/gallon</w:t>
+      </w:r>
+      <w:r>
+        <w:rPr>
+          <w:rFonts w:ascii="Cambria" w:cs="Cambria" w:eastAsia="Cambria" w:hAnsi="Cambria"/>
+          <w:color w:val="1A1A1A"/>
+          <w:sz w:val="21"/>
+          <w:szCs w:val="21"/>
+        </w:rPr>
+        <w:t xml:space="preserve">, or +5.03¢ against the give-up benchmark.</w:t>
+      </w:r>
+    </w:p>
+    <w:p>
+      <w:pPr>
+        <w:pBdr>
+          <w:left w:val="single" w:color="1B4A6B" w:sz="18" w:space="10"/>
+        </w:pBdr>
+        <w:spacing w:after="180" w:line="276"/>
+        <w:ind w:left="170"/>
+      </w:pPr>
+      <w:r>
+        <w:rPr>
+          <w:rFonts w:ascii="Cambria" w:cs="Cambria" w:eastAsia="Cambria" w:hAnsi="Cambria"/>
+          <w:b/>
+          <w:bCs/>
+          <w:color w:val="1A1A1A"/>
+          <w:sz w:val="21"/>
+          <w:szCs w:val="21"/>
+        </w:rPr>
+        <w:t xml:space="preserve">The sentence that carries this section: 73.9% of Black Americans live in a region that USDA priced above its own freight cost, against 54.1% of white Americans. Nothing in the freight model asked for that redistribution.</w:t>
+      </w:r>
+    </w:p>
+    <w:p>
+      <w:pPr>
+        <w:pStyle w:val="Heading3"/>
+        <w:spacing w:after="120" w:before="250"/>
+      </w:pPr>
+      <w:r>
+        <w:rPr>
+          <w:rFonts w:ascii="Calibri" w:cs="Calibri" w:eastAsia="Calibri" w:hAnsi="Calibri"/>
+          <w:b/>
+          <w:bCs/>
+          <w:color w:val="1A1A1A"/>
+          <w:sz w:val="22"/>
+          <w:szCs w:val="22"/>
+        </w:rPr>
+        <w:t xml:space="preserve">Inside a region, the markup does not track race — and that helps rather than hurts</w:t>
       </w:r>
     </w:p>
     <w:p>
@@ -5627,22 +6611,1476 @@
       <w:r>
         <w:rPr>
           <w:rFonts w:ascii="Cambria" w:cs="Cambria" w:eastAsia="Cambria" w:hAnsi="Cambria"/>
+          <w:color w:val="1A1A1A"/>
+          <w:sz w:val="21"/>
+          <w:szCs w:val="21"/>
+        </w:rPr>
+        <w:t xml:space="preserve">The obvious next question is whether, within the marked-up South, the markup is larger where more Black people live. It is not. Across the Southeast's counties sorted by Black share:</w:t>
+      </w:r>
+    </w:p>
+    <w:tbl>
+      <w:tblPr>
+        <w:tblW w:type="dxa" w:w="9360"/>
+        <w:tblBorders>
+          <w:top w:val="single" w:color="9AA7B2" w:sz="6"/>
+          <w:left w:val="none" w:color="FFFFFF" w:sz="0"/>
+          <w:bottom w:val="single" w:color="9AA7B2" w:sz="6"/>
+          <w:right w:val="none" w:color="FFFFFF" w:sz="0"/>
+          <w:insideH w:val="single" w:color="D6DDE3" w:sz="2"/>
+          <w:insideV w:val="none" w:color="FFFFFF" w:sz="0"/>
+        </w:tblBorders>
+      </w:tblPr>
+      <w:tblGrid>
+        <w:gridCol w:w="2059"/>
+        <w:gridCol w:w="1872"/>
+        <w:gridCol w:w="1778"/>
+        <w:gridCol w:w="1778"/>
+        <w:gridCol w:w="1873"/>
+      </w:tblGrid>
+      <w:tr>
+        <w:trPr>
+          <w:tblHeader/>
+        </w:trPr>
+        <w:tc>
+          <w:tcPr>
+            <w:tcW w:type="dxa" w:w="2059"/>
+            <w:shd w:fill="EDF1F5" w:color="auto" w:val="clear"/>
+            <w:tcMar>
+              <w:top w:type="dxa" w:w="70"/>
+              <w:left w:type="dxa" w:w="110"/>
+              <w:bottom w:type="dxa" w:w="70"/>
+              <w:right w:type="dxa" w:w="110"/>
+            </w:tcMar>
+          </w:tcPr>
+          <w:p>
+            <w:pPr>
+              <w:spacing w:after="0" w:line="250"/>
+            </w:pPr>
+            <w:r>
+              <w:rPr>
+                <w:rFonts w:ascii="Calibri" w:cs="Calibri" w:eastAsia="Calibri" w:hAnsi="Calibri"/>
+                <w:b/>
+                <w:bCs/>
+                <w:color w:val="1A1A1A"/>
+                <w:sz w:val="17"/>
+                <w:szCs w:val="17"/>
+              </w:rPr>
+              <w:t xml:space="preserve">Southeast counties</w:t>
+            </w:r>
+          </w:p>
+        </w:tc>
+        <w:tc>
+          <w:tcPr>
+            <w:tcW w:type="dxa" w:w="1872"/>
+            <w:shd w:fill="EDF1F5" w:color="auto" w:val="clear"/>
+            <w:tcMar>
+              <w:top w:type="dxa" w:w="70"/>
+              <w:left w:type="dxa" w:w="110"/>
+              <w:bottom w:type="dxa" w:w="70"/>
+              <w:right w:type="dxa" w:w="110"/>
+            </w:tcMar>
+          </w:tcPr>
+          <w:p>
+            <w:pPr>
+              <w:spacing w:after="0" w:line="250"/>
+              <w:jc w:val="right"/>
+            </w:pPr>
+            <w:r>
+              <w:rPr>
+                <w:rFonts w:ascii="Calibri" w:cs="Calibri" w:eastAsia="Calibri" w:hAnsi="Calibri"/>
+                <w:b/>
+                <w:bCs/>
+                <w:color w:val="1A1A1A"/>
+                <w:sz w:val="17"/>
+                <w:szCs w:val="17"/>
+              </w:rPr>
+              <w:t xml:space="preserve">Mean % Black</w:t>
+            </w:r>
+          </w:p>
+        </w:tc>
+        <w:tc>
+          <w:tcPr>
+            <w:tcW w:type="dxa" w:w="1778"/>
+            <w:shd w:fill="EDF1F5" w:color="auto" w:val="clear"/>
+            <w:tcMar>
+              <w:top w:type="dxa" w:w="70"/>
+              <w:left w:type="dxa" w:w="110"/>
+              <w:bottom w:type="dxa" w:w="70"/>
+              <w:right w:type="dxa" w:w="110"/>
+            </w:tcMar>
+          </w:tcPr>
+          <w:p>
+            <w:pPr>
+              <w:spacing w:after="0" w:line="250"/>
+              <w:jc w:val="right"/>
+            </w:pPr>
+            <w:r>
+              <w:rPr>
+                <w:rFonts w:ascii="Calibri" w:cs="Calibri" w:eastAsia="Calibri" w:hAnsi="Calibri"/>
+                <w:b/>
+                <w:bCs/>
+                <w:color w:val="1A1A1A"/>
+                <w:sz w:val="17"/>
+                <w:szCs w:val="17"/>
+              </w:rPr>
+              <w:t xml:space="preserve">Adopted</w:t>
+            </w:r>
+          </w:p>
+        </w:tc>
+        <w:tc>
+          <w:tcPr>
+            <w:tcW w:type="dxa" w:w="1778"/>
+            <w:shd w:fill="EDF1F5" w:color="auto" w:val="clear"/>
+            <w:tcMar>
+              <w:top w:type="dxa" w:w="70"/>
+              <w:left w:type="dxa" w:w="110"/>
+              <w:bottom w:type="dxa" w:w="70"/>
+              <w:right w:type="dxa" w:w="110"/>
+            </w:tcMar>
+          </w:tcPr>
+          <w:p>
+            <w:pPr>
+              <w:spacing w:after="0" w:line="250"/>
+              <w:jc w:val="right"/>
+            </w:pPr>
+            <w:r>
+              <w:rPr>
+                <w:rFonts w:ascii="Calibri" w:cs="Calibri" w:eastAsia="Calibri" w:hAnsi="Calibri"/>
+                <w:b/>
+                <w:bCs/>
+                <w:color w:val="1A1A1A"/>
+                <w:sz w:val="17"/>
+                <w:szCs w:val="17"/>
+              </w:rPr>
+              <w:t xml:space="preserve">Freight model</w:t>
+            </w:r>
+          </w:p>
+        </w:tc>
+        <w:tc>
+          <w:tcPr>
+            <w:tcW w:type="dxa" w:w="1873"/>
+            <w:shd w:fill="EDF1F5" w:color="auto" w:val="clear"/>
+            <w:tcMar>
+              <w:top w:type="dxa" w:w="70"/>
+              <w:left w:type="dxa" w:w="110"/>
+              <w:bottom w:type="dxa" w:w="70"/>
+              <w:right w:type="dxa" w:w="110"/>
+            </w:tcMar>
+          </w:tcPr>
+          <w:p>
+            <w:pPr>
+              <w:spacing w:after="0" w:line="250"/>
+              <w:jc w:val="right"/>
+            </w:pPr>
+            <w:r>
+              <w:rPr>
+                <w:rFonts w:ascii="Calibri" w:cs="Calibri" w:eastAsia="Calibri" w:hAnsi="Calibri"/>
+                <w:b/>
+                <w:bCs/>
+                <w:color w:val="1A1A1A"/>
+                <w:sz w:val="17"/>
+                <w:szCs w:val="17"/>
+              </w:rPr>
+              <w:t xml:space="preserve">Markup</w:t>
+            </w:r>
+          </w:p>
+        </w:tc>
+      </w:tr>
+      <w:tr>
+        <w:tc>
+          <w:tcPr>
+            <w:tcW w:type="dxa" w:w="2059"/>
+            <w:tcMar>
+              <w:top w:type="dxa" w:w="70"/>
+              <w:left w:type="dxa" w:w="110"/>
+              <w:bottom w:type="dxa" w:w="70"/>
+              <w:right w:type="dxa" w:w="110"/>
+            </w:tcMar>
+          </w:tcPr>
+          <w:p>
+            <w:pPr>
+              <w:spacing w:after="0" w:line="250"/>
+            </w:pPr>
+            <w:r>
+              <w:rPr>
+                <w:rFonts w:ascii="Calibri" w:cs="Calibri" w:eastAsia="Calibri" w:hAnsi="Calibri"/>
+                <w:color w:val="1A1A1A"/>
+                <w:sz w:val="18"/>
+                <w:szCs w:val="18"/>
+              </w:rPr>
+              <w:t xml:space="preserve">Whitest fifth</w:t>
+            </w:r>
+          </w:p>
+        </w:tc>
+        <w:tc>
+          <w:tcPr>
+            <w:tcW w:type="dxa" w:w="1872"/>
+            <w:tcMar>
+              <w:top w:type="dxa" w:w="70"/>
+              <w:left w:type="dxa" w:w="110"/>
+              <w:bottom w:type="dxa" w:w="70"/>
+              <w:right w:type="dxa" w:w="110"/>
+            </w:tcMar>
+          </w:tcPr>
+          <w:p>
+            <w:pPr>
+              <w:spacing w:after="0" w:line="250"/>
+              <w:jc w:val="right"/>
+            </w:pPr>
+            <w:r>
+              <w:rPr>
+                <w:rFonts w:ascii="Calibri" w:cs="Calibri" w:eastAsia="Calibri" w:hAnsi="Calibri"/>
+                <w:color w:val="1A1A1A"/>
+                <w:sz w:val="18"/>
+                <w:szCs w:val="18"/>
+              </w:rPr>
+              <w:t xml:space="preserve">1.2%</w:t>
+            </w:r>
+          </w:p>
+        </w:tc>
+        <w:tc>
+          <w:tcPr>
+            <w:tcW w:type="dxa" w:w="1778"/>
+            <w:tcMar>
+              <w:top w:type="dxa" w:w="70"/>
+              <w:left w:type="dxa" w:w="110"/>
+              <w:bottom w:type="dxa" w:w="70"/>
+              <w:right w:type="dxa" w:w="110"/>
+            </w:tcMar>
+          </w:tcPr>
+          <w:p>
+            <w:pPr>
+              <w:spacing w:after="0" w:line="250"/>
+              <w:jc w:val="right"/>
+            </w:pPr>
+            <w:r>
+              <w:rPr>
+                <w:rFonts w:ascii="Calibri" w:cs="Calibri" w:eastAsia="Calibri" w:hAnsi="Calibri"/>
+                <w:color w:val="1A1A1A"/>
+                <w:sz w:val="18"/>
+                <w:szCs w:val="18"/>
+              </w:rPr>
+              <w:t xml:space="preserve">$4.63</w:t>
+            </w:r>
+          </w:p>
+        </w:tc>
+        <w:tc>
+          <w:tcPr>
+            <w:tcW w:type="dxa" w:w="1778"/>
+            <w:tcMar>
+              <w:top w:type="dxa" w:w="70"/>
+              <w:left w:type="dxa" w:w="110"/>
+              <w:bottom w:type="dxa" w:w="70"/>
+              <w:right w:type="dxa" w:w="110"/>
+            </w:tcMar>
+          </w:tcPr>
+          <w:p>
+            <w:pPr>
+              <w:spacing w:after="0" w:line="250"/>
+              <w:jc w:val="right"/>
+            </w:pPr>
+            <w:r>
+              <w:rPr>
+                <w:rFonts w:ascii="Calibri" w:cs="Calibri" w:eastAsia="Calibri" w:hAnsi="Calibri"/>
+                <w:color w:val="1A1A1A"/>
+                <w:sz w:val="18"/>
+                <w:szCs w:val="18"/>
+              </w:rPr>
+              <w:t xml:space="preserve">$4.26</w:t>
+            </w:r>
+          </w:p>
+        </w:tc>
+        <w:tc>
+          <w:tcPr>
+            <w:tcW w:type="dxa" w:w="1873"/>
+            <w:tcMar>
+              <w:top w:type="dxa" w:w="70"/>
+              <w:left w:type="dxa" w:w="110"/>
+              <w:bottom w:type="dxa" w:w="70"/>
+              <w:right w:type="dxa" w:w="110"/>
+            </w:tcMar>
+          </w:tcPr>
+          <w:p>
+            <w:pPr>
+              <w:spacing w:after="0" w:line="250"/>
+              <w:jc w:val="right"/>
+            </w:pPr>
+            <w:r>
+              <w:rPr>
+                <w:rFonts w:ascii="Calibri" w:cs="Calibri" w:eastAsia="Calibri" w:hAnsi="Calibri"/>
+                <w:color w:val="1A1A1A"/>
+                <w:sz w:val="18"/>
+                <w:szCs w:val="18"/>
+              </w:rPr>
+              <w:t xml:space="preserve">+$0.374</w:t>
+            </w:r>
+          </w:p>
+        </w:tc>
+      </w:tr>
+      <w:tr>
+        <w:tc>
+          <w:tcPr>
+            <w:tcW w:type="dxa" w:w="2059"/>
+            <w:tcMar>
+              <w:top w:type="dxa" w:w="70"/>
+              <w:left w:type="dxa" w:w="110"/>
+              <w:bottom w:type="dxa" w:w="70"/>
+              <w:right w:type="dxa" w:w="110"/>
+            </w:tcMar>
+          </w:tcPr>
+          <w:p>
+            <w:pPr>
+              <w:spacing w:after="0" w:line="250"/>
+            </w:pPr>
+            <w:r>
+              <w:rPr>
+                <w:rFonts w:ascii="Calibri" w:cs="Calibri" w:eastAsia="Calibri" w:hAnsi="Calibri"/>
+                <w:color w:val="1A1A1A"/>
+                <w:sz w:val="18"/>
+                <w:szCs w:val="18"/>
+              </w:rPr>
+              <w:t xml:space="preserve">Second fifth</w:t>
+            </w:r>
+          </w:p>
+        </w:tc>
+        <w:tc>
+          <w:tcPr>
+            <w:tcW w:type="dxa" w:w="1872"/>
+            <w:tcMar>
+              <w:top w:type="dxa" w:w="70"/>
+              <w:left w:type="dxa" w:w="110"/>
+              <w:bottom w:type="dxa" w:w="70"/>
+              <w:right w:type="dxa" w:w="110"/>
+            </w:tcMar>
+          </w:tcPr>
+          <w:p>
+            <w:pPr>
+              <w:spacing w:after="0" w:line="250"/>
+              <w:jc w:val="right"/>
+            </w:pPr>
+            <w:r>
+              <w:rPr>
+                <w:rFonts w:ascii="Calibri" w:cs="Calibri" w:eastAsia="Calibri" w:hAnsi="Calibri"/>
+                <w:color w:val="1A1A1A"/>
+                <w:sz w:val="18"/>
+                <w:szCs w:val="18"/>
+              </w:rPr>
+              <w:t xml:space="preserve">5.2%</w:t>
+            </w:r>
+          </w:p>
+        </w:tc>
+        <w:tc>
+          <w:tcPr>
+            <w:tcW w:type="dxa" w:w="1778"/>
+            <w:tcMar>
+              <w:top w:type="dxa" w:w="70"/>
+              <w:left w:type="dxa" w:w="110"/>
+              <w:bottom w:type="dxa" w:w="70"/>
+              <w:right w:type="dxa" w:w="110"/>
+            </w:tcMar>
+          </w:tcPr>
+          <w:p>
+            <w:pPr>
+              <w:spacing w:after="0" w:line="250"/>
+              <w:jc w:val="right"/>
+            </w:pPr>
+            <w:r>
+              <w:rPr>
+                <w:rFonts w:ascii="Calibri" w:cs="Calibri" w:eastAsia="Calibri" w:hAnsi="Calibri"/>
+                <w:color w:val="1A1A1A"/>
+                <w:sz w:val="18"/>
+                <w:szCs w:val="18"/>
+              </w:rPr>
+              <w:t xml:space="preserve">$5.42</w:t>
+            </w:r>
+          </w:p>
+        </w:tc>
+        <w:tc>
+          <w:tcPr>
+            <w:tcW w:type="dxa" w:w="1778"/>
+            <w:tcMar>
+              <w:top w:type="dxa" w:w="70"/>
+              <w:left w:type="dxa" w:w="110"/>
+              <w:bottom w:type="dxa" w:w="70"/>
+              <w:right w:type="dxa" w:w="110"/>
+            </w:tcMar>
+          </w:tcPr>
+          <w:p>
+            <w:pPr>
+              <w:spacing w:after="0" w:line="250"/>
+              <w:jc w:val="right"/>
+            </w:pPr>
+            <w:r>
+              <w:rPr>
+                <w:rFonts w:ascii="Calibri" w:cs="Calibri" w:eastAsia="Calibri" w:hAnsi="Calibri"/>
+                <w:color w:val="1A1A1A"/>
+                <w:sz w:val="18"/>
+                <w:szCs w:val="18"/>
+              </w:rPr>
+              <w:t xml:space="preserve">$4.95</w:t>
+            </w:r>
+          </w:p>
+        </w:tc>
+        <w:tc>
+          <w:tcPr>
+            <w:tcW w:type="dxa" w:w="1873"/>
+            <w:tcMar>
+              <w:top w:type="dxa" w:w="70"/>
+              <w:left w:type="dxa" w:w="110"/>
+              <w:bottom w:type="dxa" w:w="70"/>
+              <w:right w:type="dxa" w:w="110"/>
+            </w:tcMar>
+          </w:tcPr>
+          <w:p>
+            <w:pPr>
+              <w:spacing w:after="0" w:line="250"/>
+              <w:jc w:val="right"/>
+            </w:pPr>
+            <w:r>
+              <w:rPr>
+                <w:rFonts w:ascii="Calibri" w:cs="Calibri" w:eastAsia="Calibri" w:hAnsi="Calibri"/>
+                <w:color w:val="1A1A1A"/>
+                <w:sz w:val="18"/>
+                <w:szCs w:val="18"/>
+              </w:rPr>
+              <w:t xml:space="preserve">+$0.471</w:t>
+            </w:r>
+          </w:p>
+        </w:tc>
+      </w:tr>
+      <w:tr>
+        <w:tc>
+          <w:tcPr>
+            <w:tcW w:type="dxa" w:w="2059"/>
+            <w:tcMar>
+              <w:top w:type="dxa" w:w="70"/>
+              <w:left w:type="dxa" w:w="110"/>
+              <w:bottom w:type="dxa" w:w="70"/>
+              <w:right w:type="dxa" w:w="110"/>
+            </w:tcMar>
+          </w:tcPr>
+          <w:p>
+            <w:pPr>
+              <w:spacing w:after="0" w:line="250"/>
+            </w:pPr>
+            <w:r>
+              <w:rPr>
+                <w:rFonts w:ascii="Calibri" w:cs="Calibri" w:eastAsia="Calibri" w:hAnsi="Calibri"/>
+                <w:color w:val="1A1A1A"/>
+                <w:sz w:val="18"/>
+                <w:szCs w:val="18"/>
+              </w:rPr>
+              <w:t xml:space="preserve">Middle fifth</w:t>
+            </w:r>
+          </w:p>
+        </w:tc>
+        <w:tc>
+          <w:tcPr>
+            <w:tcW w:type="dxa" w:w="1872"/>
+            <w:tcMar>
+              <w:top w:type="dxa" w:w="70"/>
+              <w:left w:type="dxa" w:w="110"/>
+              <w:bottom w:type="dxa" w:w="70"/>
+              <w:right w:type="dxa" w:w="110"/>
+            </w:tcMar>
+          </w:tcPr>
+          <w:p>
+            <w:pPr>
+              <w:spacing w:after="0" w:line="250"/>
+              <w:jc w:val="right"/>
+            </w:pPr>
+            <w:r>
+              <w:rPr>
+                <w:rFonts w:ascii="Calibri" w:cs="Calibri" w:eastAsia="Calibri" w:hAnsi="Calibri"/>
+                <w:color w:val="1A1A1A"/>
+                <w:sz w:val="18"/>
+                <w:szCs w:val="18"/>
+              </w:rPr>
+              <w:t xml:space="preserve">14.1%</w:t>
+            </w:r>
+          </w:p>
+        </w:tc>
+        <w:tc>
+          <w:tcPr>
+            <w:tcW w:type="dxa" w:w="1778"/>
+            <w:tcMar>
+              <w:top w:type="dxa" w:w="70"/>
+              <w:left w:type="dxa" w:w="110"/>
+              <w:bottom w:type="dxa" w:w="70"/>
+              <w:right w:type="dxa" w:w="110"/>
+            </w:tcMar>
+          </w:tcPr>
+          <w:p>
+            <w:pPr>
+              <w:spacing w:after="0" w:line="250"/>
+              <w:jc w:val="right"/>
+            </w:pPr>
+            <w:r>
+              <w:rPr>
+                <w:rFonts w:ascii="Calibri" w:cs="Calibri" w:eastAsia="Calibri" w:hAnsi="Calibri"/>
+                <w:color w:val="1A1A1A"/>
+                <w:sz w:val="18"/>
+                <w:szCs w:val="18"/>
+              </w:rPr>
+              <w:t xml:space="preserve">$5.99</w:t>
+            </w:r>
+          </w:p>
+        </w:tc>
+        <w:tc>
+          <w:tcPr>
+            <w:tcW w:type="dxa" w:w="1778"/>
+            <w:tcMar>
+              <w:top w:type="dxa" w:w="70"/>
+              <w:left w:type="dxa" w:w="110"/>
+              <w:bottom w:type="dxa" w:w="70"/>
+              <w:right w:type="dxa" w:w="110"/>
+            </w:tcMar>
+          </w:tcPr>
+          <w:p>
+            <w:pPr>
+              <w:spacing w:after="0" w:line="250"/>
+              <w:jc w:val="right"/>
+            </w:pPr>
+            <w:r>
+              <w:rPr>
+                <w:rFonts w:ascii="Calibri" w:cs="Calibri" w:eastAsia="Calibri" w:hAnsi="Calibri"/>
+                <w:color w:val="1A1A1A"/>
+                <w:sz w:val="18"/>
+                <w:szCs w:val="18"/>
+              </w:rPr>
+              <w:t xml:space="preserve">$5.48</w:t>
+            </w:r>
+          </w:p>
+        </w:tc>
+        <w:tc>
+          <w:tcPr>
+            <w:tcW w:type="dxa" w:w="1873"/>
+            <w:tcMar>
+              <w:top w:type="dxa" w:w="70"/>
+              <w:left w:type="dxa" w:w="110"/>
+              <w:bottom w:type="dxa" w:w="70"/>
+              <w:right w:type="dxa" w:w="110"/>
+            </w:tcMar>
+          </w:tcPr>
+          <w:p>
+            <w:pPr>
+              <w:spacing w:after="0" w:line="250"/>
+              <w:jc w:val="right"/>
+            </w:pPr>
+            <w:r>
+              <w:rPr>
+                <w:rFonts w:ascii="Calibri" w:cs="Calibri" w:eastAsia="Calibri" w:hAnsi="Calibri"/>
+                <w:color w:val="1A1A1A"/>
+                <w:sz w:val="18"/>
+                <w:szCs w:val="18"/>
+              </w:rPr>
+              <w:t xml:space="preserve">+$0.507</w:t>
+            </w:r>
+          </w:p>
+        </w:tc>
+      </w:tr>
+      <w:tr>
+        <w:tc>
+          <w:tcPr>
+            <w:tcW w:type="dxa" w:w="2059"/>
+            <w:tcMar>
+              <w:top w:type="dxa" w:w="70"/>
+              <w:left w:type="dxa" w:w="110"/>
+              <w:bottom w:type="dxa" w:w="70"/>
+              <w:right w:type="dxa" w:w="110"/>
+            </w:tcMar>
+          </w:tcPr>
+          <w:p>
+            <w:pPr>
+              <w:spacing w:after="0" w:line="250"/>
+            </w:pPr>
+            <w:r>
+              <w:rPr>
+                <w:rFonts w:ascii="Calibri" w:cs="Calibri" w:eastAsia="Calibri" w:hAnsi="Calibri"/>
+                <w:color w:val="1A1A1A"/>
+                <w:sz w:val="18"/>
+                <w:szCs w:val="18"/>
+              </w:rPr>
+              <w:t xml:space="preserve">Fourth fifth</w:t>
+            </w:r>
+          </w:p>
+        </w:tc>
+        <w:tc>
+          <w:tcPr>
+            <w:tcW w:type="dxa" w:w="1872"/>
+            <w:tcMar>
+              <w:top w:type="dxa" w:w="70"/>
+              <w:left w:type="dxa" w:w="110"/>
+              <w:bottom w:type="dxa" w:w="70"/>
+              <w:right w:type="dxa" w:w="110"/>
+            </w:tcMar>
+          </w:tcPr>
+          <w:p>
+            <w:pPr>
+              <w:spacing w:after="0" w:line="250"/>
+              <w:jc w:val="right"/>
+            </w:pPr>
+            <w:r>
+              <w:rPr>
+                <w:rFonts w:ascii="Calibri" w:cs="Calibri" w:eastAsia="Calibri" w:hAnsi="Calibri"/>
+                <w:color w:val="1A1A1A"/>
+                <w:sz w:val="18"/>
+                <w:szCs w:val="18"/>
+              </w:rPr>
+              <w:t xml:space="preserve">26.6%</w:t>
+            </w:r>
+          </w:p>
+        </w:tc>
+        <w:tc>
+          <w:tcPr>
+            <w:tcW w:type="dxa" w:w="1778"/>
+            <w:tcMar>
+              <w:top w:type="dxa" w:w="70"/>
+              <w:left w:type="dxa" w:w="110"/>
+              <w:bottom w:type="dxa" w:w="70"/>
+              <w:right w:type="dxa" w:w="110"/>
+            </w:tcMar>
+          </w:tcPr>
+          <w:p>
+            <w:pPr>
+              <w:spacing w:after="0" w:line="250"/>
+              <w:jc w:val="right"/>
+            </w:pPr>
+            <w:r>
+              <w:rPr>
+                <w:rFonts w:ascii="Calibri" w:cs="Calibri" w:eastAsia="Calibri" w:hAnsi="Calibri"/>
+                <w:color w:val="1A1A1A"/>
+                <w:sz w:val="18"/>
+                <w:szCs w:val="18"/>
+              </w:rPr>
+              <w:t xml:space="preserve">$5.67</w:t>
+            </w:r>
+          </w:p>
+        </w:tc>
+        <w:tc>
+          <w:tcPr>
+            <w:tcW w:type="dxa" w:w="1778"/>
+            <w:tcMar>
+              <w:top w:type="dxa" w:w="70"/>
+              <w:left w:type="dxa" w:w="110"/>
+              <w:bottom w:type="dxa" w:w="70"/>
+              <w:right w:type="dxa" w:w="110"/>
+            </w:tcMar>
+          </w:tcPr>
+          <w:p>
+            <w:pPr>
+              <w:spacing w:after="0" w:line="250"/>
+              <w:jc w:val="right"/>
+            </w:pPr>
+            <w:r>
+              <w:rPr>
+                <w:rFonts w:ascii="Calibri" w:cs="Calibri" w:eastAsia="Calibri" w:hAnsi="Calibri"/>
+                <w:color w:val="1A1A1A"/>
+                <w:sz w:val="18"/>
+                <w:szCs w:val="18"/>
+              </w:rPr>
+              <w:t xml:space="preserve">$5.27</w:t>
+            </w:r>
+          </w:p>
+        </w:tc>
+        <w:tc>
+          <w:tcPr>
+            <w:tcW w:type="dxa" w:w="1873"/>
+            <w:tcMar>
+              <w:top w:type="dxa" w:w="70"/>
+              <w:left w:type="dxa" w:w="110"/>
+              <w:bottom w:type="dxa" w:w="70"/>
+              <w:right w:type="dxa" w:w="110"/>
+            </w:tcMar>
+          </w:tcPr>
+          <w:p>
+            <w:pPr>
+              <w:spacing w:after="0" w:line="250"/>
+              <w:jc w:val="right"/>
+            </w:pPr>
+            <w:r>
+              <w:rPr>
+                <w:rFonts w:ascii="Calibri" w:cs="Calibri" w:eastAsia="Calibri" w:hAnsi="Calibri"/>
+                <w:color w:val="1A1A1A"/>
+                <w:sz w:val="18"/>
+                <w:szCs w:val="18"/>
+              </w:rPr>
+              <w:t xml:space="preserve">+$0.400</w:t>
+            </w:r>
+          </w:p>
+        </w:tc>
+      </w:tr>
+      <w:tr>
+        <w:tc>
+          <w:tcPr>
+            <w:tcW w:type="dxa" w:w="2059"/>
+            <w:tcMar>
+              <w:top w:type="dxa" w:w="70"/>
+              <w:left w:type="dxa" w:w="110"/>
+              <w:bottom w:type="dxa" w:w="70"/>
+              <w:right w:type="dxa" w:w="110"/>
+            </w:tcMar>
+          </w:tcPr>
+          <w:p>
+            <w:pPr>
+              <w:spacing w:after="0" w:line="250"/>
+            </w:pPr>
+            <w:r>
+              <w:rPr>
+                <w:rFonts w:ascii="Calibri" w:cs="Calibri" w:eastAsia="Calibri" w:hAnsi="Calibri"/>
+                <w:color w:val="1A1A1A"/>
+                <w:sz w:val="18"/>
+                <w:szCs w:val="18"/>
+              </w:rPr>
+              <w:t xml:space="preserve">Blackest fifth</w:t>
+            </w:r>
+          </w:p>
+        </w:tc>
+        <w:tc>
+          <w:tcPr>
+            <w:tcW w:type="dxa" w:w="1872"/>
+            <w:tcMar>
+              <w:top w:type="dxa" w:w="70"/>
+              <w:left w:type="dxa" w:w="110"/>
+              <w:bottom w:type="dxa" w:w="70"/>
+              <w:right w:type="dxa" w:w="110"/>
+            </w:tcMar>
+          </w:tcPr>
+          <w:p>
+            <w:pPr>
+              <w:spacing w:after="0" w:line="250"/>
+              <w:jc w:val="right"/>
+            </w:pPr>
+            <w:r>
+              <w:rPr>
+                <w:rFonts w:ascii="Calibri" w:cs="Calibri" w:eastAsia="Calibri" w:hAnsi="Calibri"/>
+                <w:color w:val="1A1A1A"/>
+                <w:sz w:val="18"/>
+                <w:szCs w:val="18"/>
+              </w:rPr>
+              <w:t xml:space="preserve">47.0%</w:t>
+            </w:r>
+          </w:p>
+        </w:tc>
+        <w:tc>
+          <w:tcPr>
+            <w:tcW w:type="dxa" w:w="1778"/>
+            <w:tcMar>
+              <w:top w:type="dxa" w:w="70"/>
+              <w:left w:type="dxa" w:w="110"/>
+              <w:bottom w:type="dxa" w:w="70"/>
+              <w:right w:type="dxa" w:w="110"/>
+            </w:tcMar>
+          </w:tcPr>
+          <w:p>
+            <w:pPr>
+              <w:spacing w:after="0" w:line="250"/>
+              <w:jc w:val="right"/>
+            </w:pPr>
+            <w:r>
+              <w:rPr>
+                <w:rFonts w:ascii="Calibri" w:cs="Calibri" w:eastAsia="Calibri" w:hAnsi="Calibri"/>
+                <w:color w:val="1A1A1A"/>
+                <w:sz w:val="18"/>
+                <w:szCs w:val="18"/>
+              </w:rPr>
+              <w:t xml:space="preserve">$5.47</w:t>
+            </w:r>
+          </w:p>
+        </w:tc>
+        <w:tc>
+          <w:tcPr>
+            <w:tcW w:type="dxa" w:w="1778"/>
+            <w:tcMar>
+              <w:top w:type="dxa" w:w="70"/>
+              <w:left w:type="dxa" w:w="110"/>
+              <w:bottom w:type="dxa" w:w="70"/>
+              <w:right w:type="dxa" w:w="110"/>
+            </w:tcMar>
+          </w:tcPr>
+          <w:p>
+            <w:pPr>
+              <w:spacing w:after="0" w:line="250"/>
+              <w:jc w:val="right"/>
+            </w:pPr>
+            <w:r>
+              <w:rPr>
+                <w:rFonts w:ascii="Calibri" w:cs="Calibri" w:eastAsia="Calibri" w:hAnsi="Calibri"/>
+                <w:color w:val="1A1A1A"/>
+                <w:sz w:val="18"/>
+                <w:szCs w:val="18"/>
+              </w:rPr>
+              <w:t xml:space="preserve">$4.97</w:t>
+            </w:r>
+          </w:p>
+        </w:tc>
+        <w:tc>
+          <w:tcPr>
+            <w:tcW w:type="dxa" w:w="1873"/>
+            <w:tcMar>
+              <w:top w:type="dxa" w:w="70"/>
+              <w:left w:type="dxa" w:w="110"/>
+              <w:bottom w:type="dxa" w:w="70"/>
+              <w:right w:type="dxa" w:w="110"/>
+            </w:tcMar>
+          </w:tcPr>
+          <w:p>
+            <w:pPr>
+              <w:spacing w:after="0" w:line="250"/>
+              <w:jc w:val="right"/>
+            </w:pPr>
+            <w:r>
+              <w:rPr>
+                <w:rFonts w:ascii="Calibri" w:cs="Calibri" w:eastAsia="Calibri" w:hAnsi="Calibri"/>
+                <w:color w:val="1A1A1A"/>
+                <w:sz w:val="18"/>
+                <w:szCs w:val="18"/>
+              </w:rPr>
+              <w:t xml:space="preserve">+$0.503</w:t>
+            </w:r>
+          </w:p>
+        </w:tc>
+      </w:tr>
+    </w:tbl>
+    <w:p>
+      <w:pPr>
+        <w:spacing w:after="110"/>
+      </w:pPr>
+    </w:p>
+    <w:p>
+      <w:pPr>
+        <w:spacing w:after="140" w:line="276"/>
+      </w:pPr>
+      <w:r>
+        <w:rPr>
+          <w:rFonts w:ascii="Cambria" w:cs="Cambria" w:eastAsia="Cambria" w:hAnsi="Cambria"/>
+          <w:color w:val="1A1A1A"/>
+          <w:sz w:val="21"/>
+          <w:szCs w:val="21"/>
+        </w:rPr>
+        <w:t xml:space="preserve">Flat, and not even in order — the markup rises, falls and rises again across a 46-point range in Black share. Tested formally the slope is +0.0005 per percentage point (t +0.19; 89% of random reshuffles produce something this large). </w:t>
+      </w:r>
+      <w:r>
+        <w:rPr>
+          <w:rFonts w:ascii="Cambria" w:cs="Cambria" w:eastAsia="Cambria" w:hAnsi="Cambria"/>
           <w:b/>
           <w:bCs/>
           <w:color w:val="1A1A1A"/>
           <w:sz w:val="21"/>
           <w:szCs w:val="21"/>
         </w:rPr>
-        <w:t xml:space="preserve">Not statistical, and not dependent on any of the above:</w:t>
-      </w:r>
-      <w:r>
-        <w:rPr>
-          <w:rFonts w:ascii="Cambria" w:cs="Cambria" w:eastAsia="Cambria" w:hAnsi="Cambria"/>
-          <w:color w:val="1A1A1A"/>
-          <w:sz w:val="21"/>
-          <w:szCs w:val="21"/>
-        </w:rPr>
-        <w:t xml:space="preserve"> the surface was negotiated, not computed. The producer coalition that drafted it describes its own method in Exhibit NMPF-38 — nineteen chosen “anchor cities,” regional subgroups instructed to “increase or decrease the USDSS-generated Class I values” using local knowledge, individual counties then moved between price zones to “equalize raw-product costs” among named competing bottling plants (Allegheny County, PA; Clark County, OH), and finally “fine tuning” into an “explainable and contiguous” surface. That is a record fact about process, and it needs no p-value.</w:t>
+        <w:t xml:space="preserve">No census region shows a positive gradient</w:t>
+      </w:r>
+      <w:r>
+        <w:rPr>
+          <w:rFonts w:ascii="Cambria" w:cs="Cambria" w:eastAsia="Cambria" w:hAnsi="Cambria"/>
+          <w:color w:val="1A1A1A"/>
+          <w:sz w:val="21"/>
+          <w:szCs w:val="21"/>
+        </w:rPr>
+        <w:t xml:space="preserve">, and two — the Midwest and the West — are significantly </w:t>
+      </w:r>
+      <w:r>
+        <w:rPr>
+          <w:rFonts w:ascii="Cambria" w:cs="Cambria" w:eastAsia="Cambria" w:hAnsi="Cambria"/>
+          <w:i/>
+          <w:iCs/>
+          <w:color w:val="1A1A1A"/>
+          <w:sz w:val="21"/>
+          <w:szCs w:val="21"/>
+        </w:rPr>
+        <w:t xml:space="preserve">negative</w:t>
+      </w:r>
+      <w:r>
+        <w:rPr>
+          <w:rFonts w:ascii="Cambria" w:cs="Cambria" w:eastAsia="Cambria" w:hAnsi="Cambria"/>
+          <w:color w:val="1A1A1A"/>
+          <w:sz w:val="21"/>
+          <w:szCs w:val="21"/>
+        </w:rPr>
+        <w:t xml:space="preserve">, meaning that in the marked-</w:t>
+      </w:r>
+      <w:r>
+        <w:rPr>
+          <w:rFonts w:ascii="Cambria" w:cs="Cambria" w:eastAsia="Cambria" w:hAnsi="Cambria"/>
+          <w:i/>
+          <w:iCs/>
+          <w:color w:val="1A1A1A"/>
+          <w:sz w:val="21"/>
+          <w:szCs w:val="21"/>
+        </w:rPr>
+        <w:t xml:space="preserve">down</w:t>
+      </w:r>
+      <w:r>
+        <w:rPr>
+          <w:rFonts w:ascii="Cambria" w:cs="Cambria" w:eastAsia="Cambria" w:hAnsi="Cambria"/>
+          <w:color w:val="1A1A1A"/>
+          <w:sz w:val="21"/>
+          <w:szCs w:val="21"/>
+        </w:rPr>
+        <w:t xml:space="preserve"> regions the Blacker the county the deeper the discount. That is Los Angeles, Chicago and Detroit.</w:t>
+      </w:r>
+    </w:p>
+    <w:p>
+      <w:pPr>
+        <w:spacing w:after="140" w:line="276"/>
+      </w:pPr>
+      <w:r>
+        <w:rPr>
+          <w:rFonts w:ascii="Cambria" w:cs="Cambria" w:eastAsia="Cambria" w:hAnsi="Cambria"/>
+          <w:b/>
+          <w:bCs/>
+          <w:color w:val="1A1A1A"/>
+          <w:sz w:val="21"/>
+          <w:szCs w:val="21"/>
+        </w:rPr>
+        <w:t xml:space="preserve">This is the right shape for the claim, not a weakness in it.</w:t>
+      </w:r>
+      <w:r>
+        <w:rPr>
+          <w:rFonts w:ascii="Cambria" w:cs="Cambria" w:eastAsia="Cambria" w:hAnsi="Cambria"/>
+          <w:color w:val="1A1A1A"/>
+          <w:sz w:val="21"/>
+          <w:szCs w:val="21"/>
+        </w:rPr>
+        <w:t xml:space="preserve"> Splitting the national above-freight gap into its two sources:</w:t>
+      </w:r>
+    </w:p>
+    <w:tbl>
+      <w:tblPr>
+        <w:tblW w:type="dxa" w:w="9360"/>
+        <w:tblBorders>
+          <w:top w:val="single" w:color="9AA7B2" w:sz="6"/>
+          <w:left w:val="none" w:color="FFFFFF" w:sz="0"/>
+          <w:bottom w:val="single" w:color="9AA7B2" w:sz="6"/>
+          <w:right w:val="none" w:color="FFFFFF" w:sz="0"/>
+          <w:insideH w:val="single" w:color="D6DDE3" w:sz="2"/>
+          <w:insideV w:val="none" w:color="FFFFFF" w:sz="0"/>
+        </w:tblBorders>
+      </w:tblPr>
+      <w:tblGrid>
+        <w:gridCol w:w="5616"/>
+        <w:gridCol w:w="3744"/>
+      </w:tblGrid>
+      <w:tr>
+        <w:trPr>
+          <w:tblHeader/>
+        </w:trPr>
+        <w:tc>
+          <w:tcPr>
+            <w:tcW w:type="dxa" w:w="5616"/>
+            <w:shd w:fill="EDF1F5" w:color="auto" w:val="clear"/>
+            <w:tcMar>
+              <w:top w:type="dxa" w:w="70"/>
+              <w:left w:type="dxa" w:w="110"/>
+              <w:bottom w:type="dxa" w:w="70"/>
+              <w:right w:type="dxa" w:w="110"/>
+            </w:tcMar>
+          </w:tcPr>
+          <w:p>
+            <w:pPr>
+              <w:spacing w:after="0" w:line="250"/>
+            </w:pPr>
+            <w:r>
+              <w:rPr>
+                <w:rFonts w:ascii="Calibri" w:cs="Calibri" w:eastAsia="Calibri" w:hAnsi="Calibri"/>
+                <w:b/>
+                <w:bCs/>
+                <w:color w:val="1A1A1A"/>
+                <w:sz w:val="17"/>
+                <w:szCs w:val="17"/>
+              </w:rPr>
+              <w:t xml:space="preserve">Source of the 0.91¢ above-freight racial gap</w:t>
+            </w:r>
+          </w:p>
+        </w:tc>
+        <w:tc>
+          <w:tcPr>
+            <w:tcW w:type="dxa" w:w="3744"/>
+            <w:shd w:fill="EDF1F5" w:color="auto" w:val="clear"/>
+            <w:tcMar>
+              <w:top w:type="dxa" w:w="70"/>
+              <w:left w:type="dxa" w:w="110"/>
+              <w:bottom w:type="dxa" w:w="70"/>
+              <w:right w:type="dxa" w:w="110"/>
+            </w:tcMar>
+          </w:tcPr>
+          <w:p>
+            <w:pPr>
+              <w:spacing w:after="0" w:line="250"/>
+              <w:jc w:val="right"/>
+            </w:pPr>
+            <w:r>
+              <w:rPr>
+                <w:rFonts w:ascii="Calibri" w:cs="Calibri" w:eastAsia="Calibri" w:hAnsi="Calibri"/>
+                <w:b/>
+                <w:bCs/>
+                <w:color w:val="1A1A1A"/>
+                <w:sz w:val="17"/>
+                <w:szCs w:val="17"/>
+              </w:rPr>
+              <w:t xml:space="preserve">Contribution</w:t>
+            </w:r>
+          </w:p>
+        </w:tc>
+      </w:tr>
+      <w:tr>
+        <w:tc>
+          <w:tcPr>
+            <w:tcW w:type="dxa" w:w="5616"/>
+            <w:tcMar>
+              <w:top w:type="dxa" w:w="70"/>
+              <w:left w:type="dxa" w:w="110"/>
+              <w:bottom w:type="dxa" w:w="70"/>
+              <w:right w:type="dxa" w:w="110"/>
+            </w:tcMar>
+          </w:tcPr>
+          <w:p>
+            <w:pPr>
+              <w:spacing w:after="0" w:line="250"/>
+            </w:pPr>
+            <w:r>
+              <w:rPr>
+                <w:rFonts w:ascii="Calibri" w:cs="Calibri" w:eastAsia="Calibri" w:hAnsi="Calibri"/>
+                <w:color w:val="1A1A1A"/>
+                <w:sz w:val="18"/>
+                <w:szCs w:val="18"/>
+              </w:rPr>
+              <w:t xml:space="preserve">Between regions — who lives in a region USDA marked up</w:t>
+            </w:r>
+          </w:p>
+        </w:tc>
+        <w:tc>
+          <w:tcPr>
+            <w:tcW w:type="dxa" w:w="3744"/>
+            <w:tcMar>
+              <w:top w:type="dxa" w:w="70"/>
+              <w:left w:type="dxa" w:w="110"/>
+              <w:bottom w:type="dxa" w:w="70"/>
+              <w:right w:type="dxa" w:w="110"/>
+            </w:tcMar>
+          </w:tcPr>
+          <w:p>
+            <w:pPr>
+              <w:spacing w:after="0" w:line="250"/>
+              <w:jc w:val="right"/>
+            </w:pPr>
+            <w:r>
+              <w:rPr>
+                <w:rFonts w:ascii="Calibri" w:cs="Calibri" w:eastAsia="Calibri" w:hAnsi="Calibri"/>
+                <w:b/>
+                <w:bCs/>
+                <w:color w:val="1A1A1A"/>
+                <w:sz w:val="18"/>
+                <w:szCs w:val="18"/>
+              </w:rPr>
+              <w:t xml:space="preserve">+1.69¢</w:t>
+            </w:r>
+          </w:p>
+        </w:tc>
+      </w:tr>
+      <w:tr>
+        <w:tc>
+          <w:tcPr>
+            <w:tcW w:type="dxa" w:w="5616"/>
+            <w:tcMar>
+              <w:top w:type="dxa" w:w="70"/>
+              <w:left w:type="dxa" w:w="110"/>
+              <w:bottom w:type="dxa" w:w="70"/>
+              <w:right w:type="dxa" w:w="110"/>
+            </w:tcMar>
+          </w:tcPr>
+          <w:p>
+            <w:pPr>
+              <w:spacing w:after="0" w:line="250"/>
+            </w:pPr>
+            <w:r>
+              <w:rPr>
+                <w:rFonts w:ascii="Calibri" w:cs="Calibri" w:eastAsia="Calibri" w:hAnsi="Calibri"/>
+                <w:color w:val="1A1A1A"/>
+                <w:sz w:val="18"/>
+                <w:szCs w:val="18"/>
+              </w:rPr>
+              <w:t xml:space="preserve">Within regions — race gradient inside a region</w:t>
+            </w:r>
+          </w:p>
+        </w:tc>
+        <w:tc>
+          <w:tcPr>
+            <w:tcW w:type="dxa" w:w="3744"/>
+            <w:tcMar>
+              <w:top w:type="dxa" w:w="70"/>
+              <w:left w:type="dxa" w:w="110"/>
+              <w:bottom w:type="dxa" w:w="70"/>
+              <w:right w:type="dxa" w:w="110"/>
+            </w:tcMar>
+          </w:tcPr>
+          <w:p>
+            <w:pPr>
+              <w:spacing w:after="0" w:line="250"/>
+              <w:jc w:val="right"/>
+            </w:pPr>
+            <w:r>
+              <w:rPr>
+                <w:rFonts w:ascii="Calibri" w:cs="Calibri" w:eastAsia="Calibri" w:hAnsi="Calibri"/>
+                <w:b/>
+                <w:bCs/>
+                <w:color w:val="1A1A1A"/>
+                <w:sz w:val="18"/>
+                <w:szCs w:val="18"/>
+              </w:rPr>
+              <w:t xml:space="preserve">−0.78¢</w:t>
+            </w:r>
+          </w:p>
+        </w:tc>
+      </w:tr>
+      <w:tr>
+        <w:tc>
+          <w:tcPr>
+            <w:tcW w:type="dxa" w:w="5616"/>
+            <w:tcMar>
+              <w:top w:type="dxa" w:w="70"/>
+              <w:left w:type="dxa" w:w="110"/>
+              <w:bottom w:type="dxa" w:w="70"/>
+              <w:right w:type="dxa" w:w="110"/>
+            </w:tcMar>
+          </w:tcPr>
+          <w:p>
+            <w:pPr>
+              <w:spacing w:after="0" w:line="250"/>
+            </w:pPr>
+            <w:r>
+              <w:rPr>
+                <w:rFonts w:ascii="Calibri" w:cs="Calibri" w:eastAsia="Calibri" w:hAnsi="Calibri"/>
+                <w:b/>
+                <w:bCs/>
+                <w:color w:val="1A1A1A"/>
+                <w:sz w:val="18"/>
+                <w:szCs w:val="18"/>
+              </w:rPr>
+              <w:t xml:space="preserve">Net</w:t>
+            </w:r>
+          </w:p>
+        </w:tc>
+        <w:tc>
+          <w:tcPr>
+            <w:tcW w:type="dxa" w:w="3744"/>
+            <w:tcMar>
+              <w:top w:type="dxa" w:w="70"/>
+              <w:left w:type="dxa" w:w="110"/>
+              <w:bottom w:type="dxa" w:w="70"/>
+              <w:right w:type="dxa" w:w="110"/>
+            </w:tcMar>
+          </w:tcPr>
+          <w:p>
+            <w:pPr>
+              <w:spacing w:after="0" w:line="250"/>
+              <w:jc w:val="right"/>
+            </w:pPr>
+            <w:r>
+              <w:rPr>
+                <w:rFonts w:ascii="Calibri" w:cs="Calibri" w:eastAsia="Calibri" w:hAnsi="Calibri"/>
+                <w:b/>
+                <w:bCs/>
+                <w:color w:val="1A1A1A"/>
+                <w:sz w:val="18"/>
+                <w:szCs w:val="18"/>
+              </w:rPr>
+              <w:t xml:space="preserve">+0.91¢</w:t>
+            </w:r>
+          </w:p>
+        </w:tc>
+      </w:tr>
+    </w:tbl>
+    <w:p>
+      <w:pPr>
+        <w:spacing w:after="110"/>
+      </w:pPr>
+    </w:p>
+    <w:p>
+      <w:pPr>
+        <w:spacing w:after="140" w:line="276"/>
+      </w:pPr>
+      <w:r>
+        <w:rPr>
+          <w:rFonts w:ascii="Cambria" w:cs="Cambria" w:eastAsia="Cambria" w:hAnsi="Cambria"/>
+          <w:color w:val="1A1A1A"/>
+          <w:sz w:val="21"/>
+          <w:szCs w:val="21"/>
+        </w:rPr>
+        <w:t xml:space="preserve">The between-region component is nearly </w:t>
+      </w:r>
+      <w:r>
+        <w:rPr>
+          <w:rFonts w:ascii="Cambria" w:cs="Cambria" w:eastAsia="Cambria" w:hAnsi="Cambria"/>
+          <w:b/>
+          <w:bCs/>
+          <w:color w:val="1A1A1A"/>
+          <w:sz w:val="21"/>
+          <w:szCs w:val="21"/>
+        </w:rPr>
+        <w:t xml:space="preserve">twice</w:t>
+      </w:r>
+      <w:r>
+        <w:rPr>
+          <w:rFonts w:ascii="Cambria" w:cs="Cambria" w:eastAsia="Cambria" w:hAnsi="Cambria"/>
+          <w:color w:val="1A1A1A"/>
+          <w:sz w:val="21"/>
+          <w:szCs w:val="21"/>
+        </w:rPr>
+        <w:t xml:space="preserve"> the net figure; the within-region component runs the other way and partly cancels it. So the honest theory is the same one Section 3 already makes about the rule as a whole: </w:t>
+      </w:r>
+      <w:r>
+        <w:rPr>
+          <w:rFonts w:ascii="Cambria" w:cs="Cambria" w:eastAsia="Cambria" w:hAnsi="Cambria"/>
+          <w:b/>
+          <w:bCs/>
+          <w:color w:val="1A1A1A"/>
+          <w:sz w:val="21"/>
+          <w:szCs w:val="21"/>
+        </w:rPr>
+        <w:t xml:space="preserve">the burden is regional, and it lands on Black Americans because of where they live, not because the rule can see them.</w:t>
+      </w:r>
+      <w:r>
+        <w:rPr>
+          <w:rFonts w:ascii="Cambria" w:cs="Cambria" w:eastAsia="Cambria" w:hAnsi="Cambria"/>
+          <w:color w:val="1A1A1A"/>
+          <w:sz w:val="21"/>
+          <w:szCs w:val="21"/>
+        </w:rPr>
+        <w:t xml:space="preserve"> A theory that USDA marked up Black neighborhoods is refuted by its own data — Detroit, Chicago and Los Angeles all sit </w:t>
+      </w:r>
+      <w:r>
+        <w:rPr>
+          <w:rFonts w:ascii="Cambria" w:cs="Cambria" w:eastAsia="Cambria" w:hAnsi="Cambria"/>
+          <w:i/>
+          <w:iCs/>
+          <w:color w:val="1A1A1A"/>
+          <w:sz w:val="21"/>
+          <w:szCs w:val="21"/>
+        </w:rPr>
+        <w:t xml:space="preserve">below</w:t>
+      </w:r>
+      <w:r>
+        <w:rPr>
+          <w:rFonts w:ascii="Cambria" w:cs="Cambria" w:eastAsia="Cambria" w:hAnsi="Cambria"/>
+          <w:color w:val="1A1A1A"/>
+          <w:sz w:val="21"/>
+          <w:szCs w:val="21"/>
+        </w:rPr>
+        <w:t xml:space="preserve"> the freight line — and advancing one would hand the government an easy rebuttal from the same dataset.</w:t>
+      </w:r>
+    </w:p>
+    <w:p>
+      <w:pPr>
+        <w:pStyle w:val="Heading3"/>
+        <w:spacing w:after="120" w:before="250"/>
+      </w:pPr>
+      <w:r>
+        <w:rPr>
+          <w:rFonts w:ascii="Calibri" w:cs="Calibri" w:eastAsia="Calibri" w:hAnsi="Calibri"/>
+          <w:b/>
+          <w:bCs/>
+          <w:color w:val="1A1A1A"/>
+          <w:sz w:val="22"/>
+          <w:szCs w:val="22"/>
+        </w:rPr>
+        <w:t xml:space="preserve">The honest limits — three, and all three must travel with the finding</w:t>
+      </w:r>
+    </w:p>
+    <w:p>
+      <w:pPr>
+        <w:pStyle w:val="ListParagraph"/>
+        <w:numPr>
+          <w:ilvl w:val="0"/>
+          <w:numId w:val="2"/>
+        </w:numPr>
+        <w:spacing w:after="95" w:line="276"/>
+      </w:pPr>
+      <w:r>
+        <w:rPr>
+          <w:rFonts w:ascii="Cambria" w:cs="Cambria" w:eastAsia="Cambria" w:hAnsi="Cambria"/>
+          <w:b/>
+          <w:bCs/>
+          <w:color w:val="1A1A1A"/>
+          <w:sz w:val="21"/>
+          <w:szCs w:val="21"/>
+        </w:rPr>
+        <w:t xml:space="preserve">The racial incidence of the regional pattern is still not statistically significant.</w:t>
+      </w:r>
+      <w:r>
+        <w:rPr>
+          <w:rFonts w:ascii="Cambria" w:cs="Cambria" w:eastAsia="Cambria" w:hAnsi="Cambria"/>
+          <w:color w:val="1A1A1A"/>
+          <w:sz w:val="21"/>
+          <w:szCs w:val="21"/>
+        </w:rPr>
+        <w:t xml:space="preserve"> Reshuffling the racial composition of entire states at random, 29% of draws produce an above-freight gap this large by chance; the convention is that anything above 5% is not a finding. With 48 states and a four-region pattern there is simply not much to test against. </w:t>
+      </w:r>
+      <w:r>
+        <w:rPr>
+          <w:rFonts w:ascii="Cambria" w:cs="Cambria" w:eastAsia="Cambria" w:hAnsi="Cambria"/>
+          <w:b/>
+          <w:bCs/>
+          <w:color w:val="1A1A1A"/>
+          <w:sz w:val="21"/>
+          <w:szCs w:val="21"/>
+        </w:rPr>
+        <w:t xml:space="preserve">The magnitude is large and the inference is weak</w:t>
+      </w:r>
+      <w:r>
+        <w:rPr>
+          <w:rFonts w:ascii="Cambria" w:cs="Cambria" w:eastAsia="Cambria" w:hAnsi="Cambria"/>
+          <w:color w:val="1A1A1A"/>
+          <w:sz w:val="21"/>
+          <w:szCs w:val="21"/>
+        </w:rPr>
+        <w:t xml:space="preserve"> — say both.</w:t>
+      </w:r>
+    </w:p>
+    <w:p>
+      <w:pPr>
+        <w:pStyle w:val="ListParagraph"/>
+        <w:numPr>
+          <w:ilvl w:val="0"/>
+          <w:numId w:val="2"/>
+        </w:numPr>
+        <w:spacing w:after="95" w:line="276"/>
+      </w:pPr>
+      <w:r>
+        <w:rPr>
+          <w:rFonts w:ascii="Cambria" w:cs="Cambria" w:eastAsia="Cambria" w:hAnsi="Cambria"/>
+          <w:b/>
+          <w:bCs/>
+          <w:color w:val="1A1A1A"/>
+          <w:sz w:val="21"/>
+          <w:szCs w:val="21"/>
+        </w:rPr>
+        <w:t xml:space="preserve">The within-region gradient is negative,</w:t>
+      </w:r>
+      <w:r>
+        <w:rPr>
+          <w:rFonts w:ascii="Cambria" w:cs="Cambria" w:eastAsia="Cambria" w:hAnsi="Cambria"/>
+          <w:color w:val="1A1A1A"/>
+          <w:sz w:val="21"/>
+          <w:szCs w:val="21"/>
+        </w:rPr>
+        <w:t xml:space="preserve"> and in one specification (adding region controls to the national regression) significantly so, at t −2.36. Any filing asserting the markup rises with Black share will be met with this, from the same data. This is also where the September version's t = 20.4 came from; corrected, it is 1.66 nationally and 0.19 inside the Southeast.</w:t>
+      </w:r>
+    </w:p>
+    <w:p>
+      <w:pPr>
+        <w:pStyle w:val="ListParagraph"/>
+        <w:numPr>
+          <w:ilvl w:val="0"/>
+          <w:numId w:val="2"/>
+        </w:numPr>
+        <w:spacing w:after="95" w:line="276"/>
+      </w:pPr>
+      <w:r>
+        <w:rPr>
+          <w:rFonts w:ascii="Cambria" w:cs="Cambria" w:eastAsia="Cambria" w:hAnsi="Cambria"/>
+          <w:b/>
+          <w:bCs/>
+          <w:color w:val="1A1A1A"/>
+          <w:sz w:val="21"/>
+          <w:szCs w:val="21"/>
+        </w:rPr>
+        <w:t xml:space="preserve">Above the freight model is not the same as unjustified.</w:t>
+      </w:r>
+      <w:r>
+        <w:rPr>
+          <w:rFonts w:ascii="Cambria" w:cs="Cambria" w:eastAsia="Cambria" w:hAnsi="Cambria"/>
+          <w:color w:val="1A1A1A"/>
+          <w:sz w:val="21"/>
+          <w:szCs w:val="21"/>
+        </w:rPr>
+        <w:t xml:space="preserve"> USDA's stated objectives for the price surface include maintaining “sufficient revenue for producers” and “equity to handlers with regards to raw product costs,” and the South is milk-deficit. A markup above a pure transport figure can be defended on producer-return grounds. The force of the point is not that the markup is inexplicable — it is that </w:t>
+      </w:r>
+      <w:r>
+        <w:rPr>
+          <w:rFonts w:ascii="Cambria" w:cs="Cambria" w:eastAsia="Cambria" w:hAnsi="Cambria"/>
+          <w:b/>
+          <w:bCs/>
+          <w:color w:val="1A1A1A"/>
+          <w:sz w:val="21"/>
+          <w:szCs w:val="21"/>
+        </w:rPr>
+        <w:t xml:space="preserve">USDA never said this is what it was doing, never quantified who pays for it, and certified no civil-rights impact in three sentences</w:t>
+      </w:r>
+      <w:r>
+        <w:rPr>
+          <w:rFonts w:ascii="Cambria" w:cs="Cambria" w:eastAsia="Cambria" w:hAnsi="Cambria"/>
+          <w:color w:val="1A1A1A"/>
+          <w:sz w:val="21"/>
+          <w:szCs w:val="21"/>
+        </w:rPr>
+        <w:t xml:space="preserve"> (§6).</w:t>
+      </w:r>
+    </w:p>
+    <w:p>
+      <w:pPr>
+        <w:spacing w:after="140" w:line="276"/>
+      </w:pPr>
+      <w:r>
+        <w:rPr>
+          <w:rFonts w:ascii="Cambria" w:cs="Cambria" w:eastAsia="Cambria" w:hAnsi="Cambria"/>
+          <w:b/>
+          <w:bCs/>
+          <w:color w:val="1A1A1A"/>
+          <w:sz w:val="21"/>
+          <w:szCs w:val="21"/>
+        </w:rPr>
+        <w:t xml:space="preserve">One point that requires no statistics at all.</w:t>
+      </w:r>
+      <w:r>
+        <w:rPr>
+          <w:rFonts w:ascii="Cambria" w:cs="Cambria" w:eastAsia="Cambria" w:hAnsi="Cambria"/>
+          <w:color w:val="1A1A1A"/>
+          <w:sz w:val="21"/>
+          <w:szCs w:val="21"/>
+        </w:rPr>
+        <w:t xml:space="preserve"> The 2025 map was not calculated; it was negotiated. The dairy producer coalition that drafted it describes its own method in Exhibit NMPF-38: choose nineteen “anchor cities,” convene regional subgroups instructed to </w:t>
+      </w:r>
+      <w:r>
+        <w:rPr>
+          <w:rFonts w:ascii="Cambria" w:cs="Cambria" w:eastAsia="Cambria" w:hAnsi="Cambria"/>
+          <w:b/>
+          <w:bCs/>
+          <w:color w:val="1A1A1A"/>
+          <w:sz w:val="21"/>
+          <w:szCs w:val="21"/>
+        </w:rPr>
+        <w:t xml:space="preserve">increase or decrease the model-generated values</w:t>
+      </w:r>
+      <w:r>
+        <w:rPr>
+          <w:rFonts w:ascii="Cambria" w:cs="Cambria" w:eastAsia="Cambria" w:hAnsi="Cambria"/>
+          <w:color w:val="1A1A1A"/>
+          <w:sz w:val="21"/>
+          <w:szCs w:val="21"/>
+        </w:rPr>
+        <w:t xml:space="preserve"> using local knowledge, move individual counties between price zones to </w:t>
+      </w:r>
+      <w:r>
+        <w:rPr>
+          <w:rFonts w:ascii="Cambria" w:cs="Cambria" w:eastAsia="Cambria" w:hAnsi="Cambria"/>
+          <w:b/>
+          <w:bCs/>
+          <w:color w:val="1A1A1A"/>
+          <w:sz w:val="21"/>
+          <w:szCs w:val="21"/>
+        </w:rPr>
+        <w:t xml:space="preserve">equalize raw-product costs among named competing bottling plants</w:t>
+      </w:r>
+      <w:r>
+        <w:rPr>
+          <w:rFonts w:ascii="Cambria" w:cs="Cambria" w:eastAsia="Cambria" w:hAnsi="Cambria"/>
+          <w:color w:val="1A1A1A"/>
+          <w:sz w:val="21"/>
+          <w:szCs w:val="21"/>
+        </w:rPr>
+        <w:t xml:space="preserve"> (Allegheny County, Pennsylvania; Clark County, Ohio), then “fine tune” the result into an “explainable and contiguous” surface. That is a documented fact about process, it sits in the government's own record, and it does not depend on any figure above.</w:t>
       </w:r>
     </w:p>
     <w:p>
@@ -5684,7 +8122,7 @@
           <w:sz w:val="21"/>
           <w:szCs w:val="21"/>
         </w:rPr>
-        <w:t xml:space="preserve"> a statistically robust racial gradient in a federal price-setting rule, holding income and urbanicity constant (t +5.60 clustered, and t +2.63 within state); that the 2025 modernization widened it 47%, entirely by re-sloping rather than by raising the level; that the widening went 51–86% beyond USDA's own cost model; that USDA certified no civil-rights impact without any consumer analysis; and that all of it is reproducible from public USDA and Census data.</w:t>
+        <w:t xml:space="preserve"> a statistically robust racial gradient in a federal price-setting rule, holding income and urbanicity constant (t +5.60 clustered, and t +2.63 within state); that the 2025 modernization widened it 47%, entirely by re-sloping rather than by raising the level; that the widening went 51–86% beyond USDA's own cost model, concentrated in the South (+3.92¢/gal) and Northeast (+2.09¢) and taken out of the West (−6.58¢); that USDA certified no civil-rights impact without any consumer analysis; and that all of it is reproducible from public USDA and Census data.</w:t>
       </w:r>
     </w:p>
     <w:p>
@@ -5749,7 +8187,27 @@
           <w:sz w:val="21"/>
           <w:szCs w:val="21"/>
         </w:rPr>
-        <w:t xml:space="preserve">; or that the above-cost portion of the 2025 increase is racially graded to a conventional standard of proof (it is not, p = .289).</w:t>
+        <w:t xml:space="preserve">; that the above-freight markup is racially graded </w:t>
+      </w:r>
+      <w:r>
+        <w:rPr>
+          <w:rFonts w:ascii="Cambria" w:cs="Cambria" w:eastAsia="Cambria" w:hAnsi="Cambria"/>
+          <w:i/>
+          <w:iCs/>
+          <w:color w:val="1A1A1A"/>
+          <w:sz w:val="21"/>
+          <w:szCs w:val="21"/>
+        </w:rPr>
+        <w:t xml:space="preserve">within</w:t>
+      </w:r>
+      <w:r>
+        <w:rPr>
+          <w:rFonts w:ascii="Cambria" w:cs="Cambria" w:eastAsia="Cambria" w:hAnsi="Cambria"/>
+          <w:color w:val="1A1A1A"/>
+          <w:sz w:val="21"/>
+          <w:szCs w:val="21"/>
+        </w:rPr>
+        <w:t xml:space="preserve"> a region — it is not, and inside the Southeast it is flat (t +0.19); or that the regional pattern's racial incidence meets a conventional standard of proof (p = .289).</w:t>
       </w:r>
     </w:p>
     <w:p>

--- a/milk_pricing/reports/Cover_memo_NAACP_rev2.docx
+++ b/milk_pricing/reports/Cover_memo_NAACP_rev2.docx
@@ -8031,6 +8031,31 @@
           <w:sz w:val="21"/>
           <w:szCs w:val="21"/>
         </w:rPr>
+        <w:t xml:space="preserve">And the deviation was alleged on the record, at the time, by a represented party.</w:t>
+      </w:r>
+      <w:r>
+        <w:rPr>
+          <w:rFonts w:ascii="Cambria" w:cs="Cambria" w:eastAsia="Cambria" w:hAnsi="Cambria"/>
+          <w:color w:val="1A1A1A"/>
+          <w:sz w:val="21"/>
+          <w:szCs w:val="21"/>
+        </w:rPr>
+        <w:t xml:space="preserve"> The same Milk Innovation Group filing described in §6 (AMS-DA-23-0031-0080) objects that USDA “deviat[ed] from the USDSS model” and used “current Class I differentials as a floor,” which “artificially enhances fluid milk prices.” That is a contemporaneous allegation of precisely what this section measures, made by a party with standing, which USDA did not answer.</w:t>
+      </w:r>
+    </w:p>
+    <w:p>
+      <w:pPr>
+        <w:spacing w:after="140" w:line="276"/>
+      </w:pPr>
+      <w:r>
+        <w:rPr>
+          <w:rFonts w:ascii="Cambria" w:cs="Cambria" w:eastAsia="Cambria" w:hAnsi="Cambria"/>
+          <w:b/>
+          <w:bCs/>
+          <w:color w:val="1A1A1A"/>
+          <w:sz w:val="21"/>
+          <w:szCs w:val="21"/>
+        </w:rPr>
         <w:t xml:space="preserve">One point that requires no statistics at all.</w:t>
       </w:r>
       <w:r>
@@ -9311,7 +9336,7 @@
           <w:sz w:val="21"/>
           <w:szCs w:val="21"/>
         </w:rPr>
-        <w:t xml:space="preserve"> A commenter representing fluid-milk processors put the burden on lower-income consumers and nutrition-program participants squarely before the agency. The final rule does not respond. Failure to respond to a significant comment is ordinary Administrative Procedure Act territory and requires proving no disparity at all.</w:t>
+        <w:t xml:space="preserve"> Set out in full immediately below — it is the single strongest procedural fact in this memorandum.</w:t>
       </w:r>
     </w:p>
     <w:p>
@@ -9326,6 +9351,930 @@
           <w:szCs w:val="21"/>
         </w:rPr>
         <w:t xml:space="preserve">USDA also states its objectives for the price surface are to “maintain sufficient revenue for producers … and provide equity to handlers with regards to raw product costs.” Producers and handlers — the consumers who ultimately pay the higher floor appear nowhere among the objectives.</w:t>
+      </w:r>
+    </w:p>
+    <w:p>
+      <w:pPr>
+        <w:pStyle w:val="Heading3"/>
+        <w:spacing w:after="120" w:before="250"/>
+      </w:pPr>
+      <w:r>
+        <w:rPr>
+          <w:rFonts w:ascii="Calibri" w:cs="Calibri" w:eastAsia="Calibri" w:hAnsi="Calibri"/>
+          <w:b/>
+          <w:bCs/>
+          <w:color w:val="1A1A1A"/>
+          <w:sz w:val="22"/>
+          <w:szCs w:val="22"/>
+        </w:rPr>
+        <w:t xml:space="preserve">The docket: 128 filings, and exactly one raised who pays</w:t>
+      </w:r>
+    </w:p>
+    <w:p>
+      <w:pPr>
+        <w:spacing w:after="140" w:line="276"/>
+      </w:pPr>
+      <w:r>
+        <w:rPr>
+          <w:rFonts w:ascii="Cambria" w:cs="Cambria" w:eastAsia="Cambria" w:hAnsi="Cambria"/>
+          <w:color w:val="1A1A1A"/>
+          <w:sz w:val="21"/>
+          <w:szCs w:val="21"/>
+        </w:rPr>
+        <w:t xml:space="preserve">The proposed rule drew </w:t>
+      </w:r>
+      <w:r>
+        <w:rPr>
+          <w:rFonts w:ascii="Cambria" w:cs="Cambria" w:eastAsia="Cambria" w:hAnsi="Cambria"/>
+          <w:b/>
+          <w:bCs/>
+          <w:color w:val="1A1A1A"/>
+          <w:sz w:val="21"/>
+          <w:szCs w:val="21"/>
+        </w:rPr>
+        <w:t xml:space="preserve">128 comments and exceptions</w:t>
+      </w:r>
+      <w:r>
+        <w:rPr>
+          <w:rFonts w:ascii="Cambria" w:cs="Cambria" w:eastAsia="Cambria" w:hAnsi="Cambria"/>
+          <w:color w:val="1A1A1A"/>
+          <w:sz w:val="21"/>
+          <w:szCs w:val="21"/>
+        </w:rPr>
+        <w:t xml:space="preserve"> (docket AMS-DA-23-0031, comments due 13 September 2024), after 49 days of hearing between August 2023 and January 2024. Classified by who filed them:</w:t>
+      </w:r>
+    </w:p>
+    <w:tbl>
+      <w:tblPr>
+        <w:tblW w:type="dxa" w:w="9360"/>
+        <w:tblBorders>
+          <w:top w:val="single" w:color="9AA7B2" w:sz="6"/>
+          <w:left w:val="none" w:color="FFFFFF" w:sz="0"/>
+          <w:bottom w:val="single" w:color="9AA7B2" w:sz="6"/>
+          <w:right w:val="none" w:color="FFFFFF" w:sz="0"/>
+          <w:insideH w:val="single" w:color="D6DDE3" w:sz="2"/>
+          <w:insideV w:val="none" w:color="FFFFFF" w:sz="0"/>
+        </w:tblBorders>
+      </w:tblPr>
+      <w:tblGrid>
+        <w:gridCol w:w="6739"/>
+        <w:gridCol w:w="2621"/>
+      </w:tblGrid>
+      <w:tr>
+        <w:trPr>
+          <w:tblHeader/>
+        </w:trPr>
+        <w:tc>
+          <w:tcPr>
+            <w:tcW w:type="dxa" w:w="6739"/>
+            <w:shd w:fill="EDF1F5" w:color="auto" w:val="clear"/>
+            <w:tcMar>
+              <w:top w:type="dxa" w:w="70"/>
+              <w:left w:type="dxa" w:w="110"/>
+              <w:bottom w:type="dxa" w:w="70"/>
+              <w:right w:type="dxa" w:w="110"/>
+            </w:tcMar>
+          </w:tcPr>
+          <w:p>
+            <w:pPr>
+              <w:spacing w:after="0" w:line="250"/>
+            </w:pPr>
+            <w:r>
+              <w:rPr>
+                <w:rFonts w:ascii="Calibri" w:cs="Calibri" w:eastAsia="Calibri" w:hAnsi="Calibri"/>
+                <w:b/>
+                <w:bCs/>
+                <w:color w:val="1A1A1A"/>
+                <w:sz w:val="17"/>
+                <w:szCs w:val="17"/>
+              </w:rPr>
+              <w:t xml:space="preserve">Filer</w:t>
+            </w:r>
+          </w:p>
+        </w:tc>
+        <w:tc>
+          <w:tcPr>
+            <w:tcW w:type="dxa" w:w="2621"/>
+            <w:shd w:fill="EDF1F5" w:color="auto" w:val="clear"/>
+            <w:tcMar>
+              <w:top w:type="dxa" w:w="70"/>
+              <w:left w:type="dxa" w:w="110"/>
+              <w:bottom w:type="dxa" w:w="70"/>
+              <w:right w:type="dxa" w:w="110"/>
+            </w:tcMar>
+          </w:tcPr>
+          <w:p>
+            <w:pPr>
+              <w:spacing w:after="0" w:line="250"/>
+              <w:jc w:val="right"/>
+            </w:pPr>
+            <w:r>
+              <w:rPr>
+                <w:rFonts w:ascii="Calibri" w:cs="Calibri" w:eastAsia="Calibri" w:hAnsi="Calibri"/>
+                <w:b/>
+                <w:bCs/>
+                <w:color w:val="1A1A1A"/>
+                <w:sz w:val="17"/>
+                <w:szCs w:val="17"/>
+              </w:rPr>
+              <w:t xml:space="preserve">Comments</w:t>
+            </w:r>
+          </w:p>
+        </w:tc>
+      </w:tr>
+      <w:tr>
+        <w:tc>
+          <w:tcPr>
+            <w:tcW w:type="dxa" w:w="6739"/>
+            <w:tcMar>
+              <w:top w:type="dxa" w:w="70"/>
+              <w:left w:type="dxa" w:w="110"/>
+              <w:bottom w:type="dxa" w:w="70"/>
+              <w:right w:type="dxa" w:w="110"/>
+            </w:tcMar>
+          </w:tcPr>
+          <w:p>
+            <w:pPr>
+              <w:spacing w:after="0" w:line="250"/>
+            </w:pPr>
+            <w:r>
+              <w:rPr>
+                <w:rFonts w:ascii="Calibri" w:cs="Calibri" w:eastAsia="Calibri" w:hAnsi="Calibri"/>
+                <w:color w:val="1A1A1A"/>
+                <w:sz w:val="18"/>
+                <w:szCs w:val="18"/>
+              </w:rPr>
+              <w:t xml:space="preserve">Dairy industry organizations — cooperatives, farm bureaus, processors, trade associations</w:t>
+            </w:r>
+          </w:p>
+        </w:tc>
+        <w:tc>
+          <w:tcPr>
+            <w:tcW w:type="dxa" w:w="2621"/>
+            <w:tcMar>
+              <w:top w:type="dxa" w:w="70"/>
+              <w:left w:type="dxa" w:w="110"/>
+              <w:bottom w:type="dxa" w:w="70"/>
+              <w:right w:type="dxa" w:w="110"/>
+            </w:tcMar>
+          </w:tcPr>
+          <w:p>
+            <w:pPr>
+              <w:spacing w:after="0" w:line="250"/>
+              <w:jc w:val="right"/>
+            </w:pPr>
+            <w:r>
+              <w:rPr>
+                <w:rFonts w:ascii="Calibri" w:cs="Calibri" w:eastAsia="Calibri" w:hAnsi="Calibri"/>
+                <w:color w:val="1A1A1A"/>
+                <w:sz w:val="18"/>
+                <w:szCs w:val="18"/>
+              </w:rPr>
+              <w:t xml:space="preserve">39</w:t>
+            </w:r>
+          </w:p>
+        </w:tc>
+      </w:tr>
+      <w:tr>
+        <w:tc>
+          <w:tcPr>
+            <w:tcW w:type="dxa" w:w="6739"/>
+            <w:tcMar>
+              <w:top w:type="dxa" w:w="70"/>
+              <w:left w:type="dxa" w:w="110"/>
+              <w:bottom w:type="dxa" w:w="70"/>
+              <w:right w:type="dxa" w:w="110"/>
+            </w:tcMar>
+          </w:tcPr>
+          <w:p>
+            <w:pPr>
+              <w:spacing w:after="0" w:line="250"/>
+            </w:pPr>
+            <w:r>
+              <w:rPr>
+                <w:rFonts w:ascii="Calibri" w:cs="Calibri" w:eastAsia="Calibri" w:hAnsi="Calibri"/>
+                <w:color w:val="1A1A1A"/>
+                <w:sz w:val="18"/>
+                <w:szCs w:val="18"/>
+              </w:rPr>
+              <w:t xml:space="preserve">Individuals (overwhelmingly dairy farmers by name), individual dairies, and CME Group</w:t>
+            </w:r>
+          </w:p>
+        </w:tc>
+        <w:tc>
+          <w:tcPr>
+            <w:tcW w:type="dxa" w:w="2621"/>
+            <w:tcMar>
+              <w:top w:type="dxa" w:w="70"/>
+              <w:left w:type="dxa" w:w="110"/>
+              <w:bottom w:type="dxa" w:w="70"/>
+              <w:right w:type="dxa" w:w="110"/>
+            </w:tcMar>
+          </w:tcPr>
+          <w:p>
+            <w:pPr>
+              <w:spacing w:after="0" w:line="250"/>
+              <w:jc w:val="right"/>
+            </w:pPr>
+            <w:r>
+              <w:rPr>
+                <w:rFonts w:ascii="Calibri" w:cs="Calibri" w:eastAsia="Calibri" w:hAnsi="Calibri"/>
+                <w:color w:val="1A1A1A"/>
+                <w:sz w:val="18"/>
+                <w:szCs w:val="18"/>
+              </w:rPr>
+              <w:t xml:space="preserve">89</w:t>
+            </w:r>
+          </w:p>
+        </w:tc>
+      </w:tr>
+      <w:tr>
+        <w:tc>
+          <w:tcPr>
+            <w:tcW w:type="dxa" w:w="6739"/>
+            <w:tcMar>
+              <w:top w:type="dxa" w:w="70"/>
+              <w:left w:type="dxa" w:w="110"/>
+              <w:bottom w:type="dxa" w:w="70"/>
+              <w:right w:type="dxa" w:w="110"/>
+            </w:tcMar>
+          </w:tcPr>
+          <w:p>
+            <w:pPr>
+              <w:spacing w:after="0" w:line="250"/>
+            </w:pPr>
+            <w:r>
+              <w:rPr>
+                <w:rFonts w:ascii="Calibri" w:cs="Calibri" w:eastAsia="Calibri" w:hAnsi="Calibri"/>
+                <w:b/>
+                <w:bCs/>
+                <w:color w:val="1A1A1A"/>
+                <w:sz w:val="18"/>
+                <w:szCs w:val="18"/>
+              </w:rPr>
+              <w:t xml:space="preserve">Consumer, anti-hunger, nutrition, faith, community or civil-rights organizations</w:t>
+            </w:r>
+          </w:p>
+        </w:tc>
+        <w:tc>
+          <w:tcPr>
+            <w:tcW w:type="dxa" w:w="2621"/>
+            <w:tcMar>
+              <w:top w:type="dxa" w:w="70"/>
+              <w:left w:type="dxa" w:w="110"/>
+              <w:bottom w:type="dxa" w:w="70"/>
+              <w:right w:type="dxa" w:w="110"/>
+            </w:tcMar>
+          </w:tcPr>
+          <w:p>
+            <w:pPr>
+              <w:spacing w:after="0" w:line="250"/>
+              <w:jc w:val="right"/>
+            </w:pPr>
+            <w:r>
+              <w:rPr>
+                <w:rFonts w:ascii="Calibri" w:cs="Calibri" w:eastAsia="Calibri" w:hAnsi="Calibri"/>
+                <w:b/>
+                <w:bCs/>
+                <w:color w:val="8C2F22"/>
+                <w:sz w:val="18"/>
+                <w:szCs w:val="18"/>
+              </w:rPr>
+              <w:t xml:space="preserve">0</w:t>
+            </w:r>
+          </w:p>
+        </w:tc>
+      </w:tr>
+    </w:tbl>
+    <w:p>
+      <w:pPr>
+        <w:spacing w:after="110"/>
+      </w:pPr>
+    </w:p>
+    <w:p>
+      <w:pPr>
+        <w:spacing w:after="140" w:line="276"/>
+      </w:pPr>
+      <w:r>
+        <w:rPr>
+          <w:rFonts w:ascii="Cambria" w:cs="Cambria" w:eastAsia="Cambria" w:hAnsi="Cambria"/>
+          <w:b/>
+          <w:bCs/>
+          <w:color w:val="1A1A1A"/>
+          <w:sz w:val="21"/>
+          <w:szCs w:val="21"/>
+        </w:rPr>
+        <w:t xml:space="preserve">Not one filing came from a consumer group, an anti-hunger organization, a food-bank network, a WIC or SNAP advocacy body, or a civil-rights organization.</w:t>
+      </w:r>
+      <w:r>
+        <w:rPr>
+          <w:rFonts w:ascii="Cambria" w:cs="Cambria" w:eastAsia="Cambria" w:hAnsi="Cambria"/>
+          <w:color w:val="1A1A1A"/>
+          <w:sz w:val="21"/>
+          <w:szCs w:val="21"/>
+        </w:rPr>
+        <w:t xml:space="preserve"> The constituency that ultimately pays the increase was entirely unrepresented on the record it was set on.</w:t>
+      </w:r>
+    </w:p>
+    <w:p>
+      <w:pPr>
+        <w:spacing w:after="140" w:line="276"/>
+      </w:pPr>
+      <w:r>
+        <w:rPr>
+          <w:rFonts w:ascii="Cambria" w:cs="Cambria" w:eastAsia="Cambria" w:hAnsi="Cambria"/>
+          <w:color w:val="1A1A1A"/>
+          <w:sz w:val="21"/>
+          <w:szCs w:val="21"/>
+        </w:rPr>
+        <w:t xml:space="preserve">Keyword incidence across the text of all 128 filings:</w:t>
+      </w:r>
+    </w:p>
+    <w:tbl>
+      <w:tblPr>
+        <w:tblW w:type="dxa" w:w="9360"/>
+        <w:tblBorders>
+          <w:top w:val="single" w:color="9AA7B2" w:sz="6"/>
+          <w:left w:val="none" w:color="FFFFFF" w:sz="0"/>
+          <w:bottom w:val="single" w:color="9AA7B2" w:sz="6"/>
+          <w:right w:val="none" w:color="FFFFFF" w:sz="0"/>
+          <w:insideH w:val="single" w:color="D6DDE3" w:sz="2"/>
+          <w:insideV w:val="none" w:color="FFFFFF" w:sz="0"/>
+        </w:tblBorders>
+      </w:tblPr>
+      <w:tblGrid>
+        <w:gridCol w:w="5616"/>
+        <w:gridCol w:w="3744"/>
+      </w:tblGrid>
+      <w:tr>
+        <w:trPr>
+          <w:tblHeader/>
+        </w:trPr>
+        <w:tc>
+          <w:tcPr>
+            <w:tcW w:type="dxa" w:w="5616"/>
+            <w:shd w:fill="EDF1F5" w:color="auto" w:val="clear"/>
+            <w:tcMar>
+              <w:top w:type="dxa" w:w="70"/>
+              <w:left w:type="dxa" w:w="110"/>
+              <w:bottom w:type="dxa" w:w="70"/>
+              <w:right w:type="dxa" w:w="110"/>
+            </w:tcMar>
+          </w:tcPr>
+          <w:p>
+            <w:pPr>
+              <w:spacing w:after="0" w:line="250"/>
+            </w:pPr>
+            <w:r>
+              <w:rPr>
+                <w:rFonts w:ascii="Calibri" w:cs="Calibri" w:eastAsia="Calibri" w:hAnsi="Calibri"/>
+                <w:b/>
+                <w:bCs/>
+                <w:color w:val="1A1A1A"/>
+                <w:sz w:val="17"/>
+                <w:szCs w:val="17"/>
+              </w:rPr>
+              <w:t xml:space="preserve">Term</w:t>
+            </w:r>
+          </w:p>
+        </w:tc>
+        <w:tc>
+          <w:tcPr>
+            <w:tcW w:type="dxa" w:w="3744"/>
+            <w:shd w:fill="EDF1F5" w:color="auto" w:val="clear"/>
+            <w:tcMar>
+              <w:top w:type="dxa" w:w="70"/>
+              <w:left w:type="dxa" w:w="110"/>
+              <w:bottom w:type="dxa" w:w="70"/>
+              <w:right w:type="dxa" w:w="110"/>
+            </w:tcMar>
+          </w:tcPr>
+          <w:p>
+            <w:pPr>
+              <w:spacing w:after="0" w:line="250"/>
+              <w:jc w:val="right"/>
+            </w:pPr>
+            <w:r>
+              <w:rPr>
+                <w:rFonts w:ascii="Calibri" w:cs="Calibri" w:eastAsia="Calibri" w:hAnsi="Calibri"/>
+                <w:b/>
+                <w:bCs/>
+                <w:color w:val="1A1A1A"/>
+                <w:sz w:val="17"/>
+                <w:szCs w:val="17"/>
+              </w:rPr>
+              <w:t xml:space="preserve">Filings containing it</w:t>
+            </w:r>
+          </w:p>
+        </w:tc>
+      </w:tr>
+      <w:tr>
+        <w:tc>
+          <w:tcPr>
+            <w:tcW w:type="dxa" w:w="5616"/>
+            <w:tcMar>
+              <w:top w:type="dxa" w:w="70"/>
+              <w:left w:type="dxa" w:w="110"/>
+              <w:bottom w:type="dxa" w:w="70"/>
+              <w:right w:type="dxa" w:w="110"/>
+            </w:tcMar>
+          </w:tcPr>
+          <w:p>
+            <w:pPr>
+              <w:spacing w:after="0" w:line="250"/>
+            </w:pPr>
+            <w:r>
+              <w:rPr>
+                <w:rFonts w:ascii="Calibri" w:cs="Calibri" w:eastAsia="Calibri" w:hAnsi="Calibri"/>
+                <w:color w:val="1A1A1A"/>
+                <w:sz w:val="18"/>
+                <w:szCs w:val="18"/>
+              </w:rPr>
+              <w:t xml:space="preserve">consumer</w:t>
+            </w:r>
+          </w:p>
+        </w:tc>
+        <w:tc>
+          <w:tcPr>
+            <w:tcW w:type="dxa" w:w="3744"/>
+            <w:tcMar>
+              <w:top w:type="dxa" w:w="70"/>
+              <w:left w:type="dxa" w:w="110"/>
+              <w:bottom w:type="dxa" w:w="70"/>
+              <w:right w:type="dxa" w:w="110"/>
+            </w:tcMar>
+          </w:tcPr>
+          <w:p>
+            <w:pPr>
+              <w:spacing w:after="0" w:line="250"/>
+              <w:jc w:val="right"/>
+            </w:pPr>
+            <w:r>
+              <w:rPr>
+                <w:rFonts w:ascii="Calibri" w:cs="Calibri" w:eastAsia="Calibri" w:hAnsi="Calibri"/>
+                <w:color w:val="1A1A1A"/>
+                <w:sz w:val="18"/>
+                <w:szCs w:val="18"/>
+              </w:rPr>
+              <w:t xml:space="preserve">55</w:t>
+            </w:r>
+          </w:p>
+        </w:tc>
+      </w:tr>
+      <w:tr>
+        <w:tc>
+          <w:tcPr>
+            <w:tcW w:type="dxa" w:w="5616"/>
+            <w:tcMar>
+              <w:top w:type="dxa" w:w="70"/>
+              <w:left w:type="dxa" w:w="110"/>
+              <w:bottom w:type="dxa" w:w="70"/>
+              <w:right w:type="dxa" w:w="110"/>
+            </w:tcMar>
+          </w:tcPr>
+          <w:p>
+            <w:pPr>
+              <w:spacing w:after="0" w:line="250"/>
+            </w:pPr>
+            <w:r>
+              <w:rPr>
+                <w:rFonts w:ascii="Calibri" w:cs="Calibri" w:eastAsia="Calibri" w:hAnsi="Calibri"/>
+                <w:color w:val="1A1A1A"/>
+                <w:sz w:val="18"/>
+                <w:szCs w:val="18"/>
+              </w:rPr>
+              <w:t xml:space="preserve">civil rights</w:t>
+            </w:r>
+          </w:p>
+        </w:tc>
+        <w:tc>
+          <w:tcPr>
+            <w:tcW w:type="dxa" w:w="3744"/>
+            <w:tcMar>
+              <w:top w:type="dxa" w:w="70"/>
+              <w:left w:type="dxa" w:w="110"/>
+              <w:bottom w:type="dxa" w:w="70"/>
+              <w:right w:type="dxa" w:w="110"/>
+            </w:tcMar>
+          </w:tcPr>
+          <w:p>
+            <w:pPr>
+              <w:spacing w:after="0" w:line="250"/>
+              <w:jc w:val="right"/>
+            </w:pPr>
+            <w:r>
+              <w:rPr>
+                <w:rFonts w:ascii="Calibri" w:cs="Calibri" w:eastAsia="Calibri" w:hAnsi="Calibri"/>
+                <w:color w:val="1A1A1A"/>
+                <w:sz w:val="18"/>
+                <w:szCs w:val="18"/>
+              </w:rPr>
+              <w:t xml:space="preserve">16</w:t>
+            </w:r>
+          </w:p>
+        </w:tc>
+      </w:tr>
+      <w:tr>
+        <w:tc>
+          <w:tcPr>
+            <w:tcW w:type="dxa" w:w="5616"/>
+            <w:tcMar>
+              <w:top w:type="dxa" w:w="70"/>
+              <w:left w:type="dxa" w:w="110"/>
+              <w:bottom w:type="dxa" w:w="70"/>
+              <w:right w:type="dxa" w:w="110"/>
+            </w:tcMar>
+          </w:tcPr>
+          <w:p>
+            <w:pPr>
+              <w:spacing w:after="0" w:line="250"/>
+            </w:pPr>
+            <w:r>
+              <w:rPr>
+                <w:rFonts w:ascii="Calibri" w:cs="Calibri" w:eastAsia="Calibri" w:hAnsi="Calibri"/>
+                <w:color w:val="1A1A1A"/>
+                <w:sz w:val="18"/>
+                <w:szCs w:val="18"/>
+              </w:rPr>
+              <w:t xml:space="preserve">affordability</w:t>
+            </w:r>
+          </w:p>
+        </w:tc>
+        <w:tc>
+          <w:tcPr>
+            <w:tcW w:type="dxa" w:w="3744"/>
+            <w:tcMar>
+              <w:top w:type="dxa" w:w="70"/>
+              <w:left w:type="dxa" w:w="110"/>
+              <w:bottom w:type="dxa" w:w="70"/>
+              <w:right w:type="dxa" w:w="110"/>
+            </w:tcMar>
+          </w:tcPr>
+          <w:p>
+            <w:pPr>
+              <w:spacing w:after="0" w:line="250"/>
+              <w:jc w:val="right"/>
+            </w:pPr>
+            <w:r>
+              <w:rPr>
+                <w:rFonts w:ascii="Calibri" w:cs="Calibri" w:eastAsia="Calibri" w:hAnsi="Calibri"/>
+                <w:color w:val="1A1A1A"/>
+                <w:sz w:val="18"/>
+                <w:szCs w:val="18"/>
+              </w:rPr>
+              <w:t xml:space="preserve">10</w:t>
+            </w:r>
+          </w:p>
+        </w:tc>
+      </w:tr>
+      <w:tr>
+        <w:tc>
+          <w:tcPr>
+            <w:tcW w:type="dxa" w:w="5616"/>
+            <w:tcMar>
+              <w:top w:type="dxa" w:w="70"/>
+              <w:left w:type="dxa" w:w="110"/>
+              <w:bottom w:type="dxa" w:w="70"/>
+              <w:right w:type="dxa" w:w="110"/>
+            </w:tcMar>
+          </w:tcPr>
+          <w:p>
+            <w:pPr>
+              <w:spacing w:after="0" w:line="250"/>
+            </w:pPr>
+            <w:r>
+              <w:rPr>
+                <w:rFonts w:ascii="Calibri" w:cs="Calibri" w:eastAsia="Calibri" w:hAnsi="Calibri"/>
+                <w:b/>
+                <w:bCs/>
+                <w:color w:val="1A1A1A"/>
+                <w:sz w:val="18"/>
+                <w:szCs w:val="18"/>
+              </w:rPr>
+              <w:t xml:space="preserve">WIC</w:t>
+            </w:r>
+          </w:p>
+        </w:tc>
+        <w:tc>
+          <w:tcPr>
+            <w:tcW w:type="dxa" w:w="3744"/>
+            <w:tcMar>
+              <w:top w:type="dxa" w:w="70"/>
+              <w:left w:type="dxa" w:w="110"/>
+              <w:bottom w:type="dxa" w:w="70"/>
+              <w:right w:type="dxa" w:w="110"/>
+            </w:tcMar>
+          </w:tcPr>
+          <w:p>
+            <w:pPr>
+              <w:spacing w:after="0" w:line="250"/>
+              <w:jc w:val="right"/>
+            </w:pPr>
+            <w:r>
+              <w:rPr>
+                <w:rFonts w:ascii="Calibri" w:cs="Calibri" w:eastAsia="Calibri" w:hAnsi="Calibri"/>
+                <w:b/>
+                <w:bCs/>
+                <w:color w:val="1A1A1A"/>
+                <w:sz w:val="18"/>
+                <w:szCs w:val="18"/>
+              </w:rPr>
+              <w:t xml:space="preserve">1</w:t>
+            </w:r>
+          </w:p>
+        </w:tc>
+      </w:tr>
+      <w:tr>
+        <w:tc>
+          <w:tcPr>
+            <w:tcW w:type="dxa" w:w="5616"/>
+            <w:tcMar>
+              <w:top w:type="dxa" w:w="70"/>
+              <w:left w:type="dxa" w:w="110"/>
+              <w:bottom w:type="dxa" w:w="70"/>
+              <w:right w:type="dxa" w:w="110"/>
+            </w:tcMar>
+          </w:tcPr>
+          <w:p>
+            <w:pPr>
+              <w:spacing w:after="0" w:line="250"/>
+            </w:pPr>
+            <w:r>
+              <w:rPr>
+                <w:rFonts w:ascii="Calibri" w:cs="Calibri" w:eastAsia="Calibri" w:hAnsi="Calibri"/>
+                <w:b/>
+                <w:bCs/>
+                <w:color w:val="1A1A1A"/>
+                <w:sz w:val="18"/>
+                <w:szCs w:val="18"/>
+              </w:rPr>
+              <w:t xml:space="preserve">SNAP</w:t>
+            </w:r>
+          </w:p>
+        </w:tc>
+        <w:tc>
+          <w:tcPr>
+            <w:tcW w:type="dxa" w:w="3744"/>
+            <w:tcMar>
+              <w:top w:type="dxa" w:w="70"/>
+              <w:left w:type="dxa" w:w="110"/>
+              <w:bottom w:type="dxa" w:w="70"/>
+              <w:right w:type="dxa" w:w="110"/>
+            </w:tcMar>
+          </w:tcPr>
+          <w:p>
+            <w:pPr>
+              <w:spacing w:after="0" w:line="250"/>
+              <w:jc w:val="right"/>
+            </w:pPr>
+            <w:r>
+              <w:rPr>
+                <w:rFonts w:ascii="Calibri" w:cs="Calibri" w:eastAsia="Calibri" w:hAnsi="Calibri"/>
+                <w:b/>
+                <w:bCs/>
+                <w:color w:val="1A1A1A"/>
+                <w:sz w:val="18"/>
+                <w:szCs w:val="18"/>
+              </w:rPr>
+              <w:t xml:space="preserve">1</w:t>
+            </w:r>
+          </w:p>
+        </w:tc>
+      </w:tr>
+    </w:tbl>
+    <w:p>
+      <w:pPr>
+        <w:spacing w:after="110"/>
+      </w:pPr>
+    </w:p>
+    <w:p>
+      <w:pPr>
+        <w:spacing w:after="140" w:line="276"/>
+      </w:pPr>
+      <w:r>
+        <w:rPr>
+          <w:rFonts w:ascii="Cambria" w:cs="Cambria" w:eastAsia="Cambria" w:hAnsi="Cambria"/>
+          <w:b/>
+          <w:bCs/>
+          <w:color w:val="1A1A1A"/>
+          <w:sz w:val="21"/>
+          <w:szCs w:val="21"/>
+        </w:rPr>
+        <w:t xml:space="preserve">Both the WIC hit and the SNAP hit are the same filing.</w:t>
+      </w:r>
+      <w:r>
+        <w:rPr>
+          <w:rFonts w:ascii="Cambria" w:cs="Cambria" w:eastAsia="Cambria" w:hAnsi="Cambria"/>
+          <w:color w:val="1A1A1A"/>
+          <w:sz w:val="21"/>
+          <w:szCs w:val="21"/>
+        </w:rPr>
+        <w:t xml:space="preserve"> It is the Milk Innovation Group's </w:t>
+      </w:r>
+      <w:r>
+        <w:rPr>
+          <w:rFonts w:ascii="Cambria" w:cs="Cambria" w:eastAsia="Cambria" w:hAnsi="Cambria"/>
+          <w:i/>
+          <w:iCs/>
+          <w:color w:val="1A1A1A"/>
+          <w:sz w:val="21"/>
+          <w:szCs w:val="21"/>
+        </w:rPr>
+        <w:t xml:space="preserve">Comments, Exceptions, and Objections to USDA's Proposed Rule</w:t>
+      </w:r>
+      <w:r>
+        <w:rPr>
+          <w:rFonts w:ascii="Cambria" w:cs="Cambria" w:eastAsia="Cambria" w:hAnsi="Cambria"/>
+          <w:color w:val="1A1A1A"/>
+          <w:sz w:val="21"/>
+          <w:szCs w:val="21"/>
+        </w:rPr>
+        <w:t xml:space="preserve">, </w:t>
+      </w:r>
+      <w:r>
+        <w:rPr>
+          <w:rFonts w:ascii="Cambria" w:cs="Cambria" w:eastAsia="Cambria" w:hAnsi="Cambria"/>
+          <w:b/>
+          <w:bCs/>
+          <w:color w:val="1A1A1A"/>
+          <w:sz w:val="21"/>
+          <w:szCs w:val="21"/>
+        </w:rPr>
+        <w:t xml:space="preserve">docket entry AMS-DA-23-0031-0080</w:t>
+      </w:r>
+      <w:r>
+        <w:rPr>
+          <w:rFonts w:ascii="Cambria" w:cs="Cambria" w:eastAsia="Cambria" w:hAnsi="Cambria"/>
+          <w:color w:val="1A1A1A"/>
+          <w:sz w:val="21"/>
+          <w:szCs w:val="21"/>
+        </w:rPr>
+        <w:t xml:space="preserve">, posted 16 September 2024, 55 pages, filed through Davis Wright Tremaine LLP. Its numbered objections include, verbatim:</w:t>
+      </w:r>
+    </w:p>
+    <w:p>
+      <w:pPr>
+        <w:spacing w:after="100" w:line="264"/>
+        <w:ind w:left="420" w:right="280"/>
+      </w:pPr>
+      <w:r>
+        <w:rPr>
+          <w:rFonts w:ascii="Cambria" w:cs="Cambria" w:eastAsia="Cambria" w:hAnsi="Cambria"/>
+          <w:i/>
+          <w:iCs/>
+          <w:color w:val="1A1A1A"/>
+          <w:sz w:val="20"/>
+          <w:szCs w:val="20"/>
+        </w:rPr>
+        <w:t xml:space="preserve">“2. The consumers bearing this price increase include women, school children, WIC, and SNAP participants.”</w:t>
+      </w:r>
+    </w:p>
+    <w:p>
+      <w:pPr>
+        <w:spacing w:after="100" w:line="264"/>
+        <w:ind w:left="420" w:right="280"/>
+      </w:pPr>
+      <w:r>
+        <w:rPr>
+          <w:rFonts w:ascii="Cambria" w:cs="Cambria" w:eastAsia="Cambria" w:hAnsi="Cambria"/>
+          <w:i/>
+          <w:iCs/>
+          <w:color w:val="1A1A1A"/>
+          <w:sz w:val="20"/>
+          <w:szCs w:val="20"/>
+        </w:rPr>
+        <w:t xml:space="preserve">“3. Retail cost increases for fluid milk of pennies to quarters—and likely more—will most negatively impact lower income consumers, making access to this highly nutritious food more, not less, difficult.”</w:t>
+      </w:r>
+    </w:p>
+    <w:p>
+      <w:pPr>
+        <w:spacing w:after="100" w:line="264"/>
+        <w:ind w:left="420" w:right="280"/>
+      </w:pPr>
+      <w:r>
+        <w:rPr>
+          <w:rFonts w:ascii="Cambria" w:cs="Cambria" w:eastAsia="Cambria" w:hAnsi="Cambria"/>
+          <w:i/>
+          <w:iCs/>
+          <w:color w:val="1A1A1A"/>
+          <w:sz w:val="20"/>
+          <w:szCs w:val="20"/>
+        </w:rPr>
+        <w:t xml:space="preserve">“4. USDA proposes increasing costs for fluid milk to schools, hospitals, and other institutions that face budget constraints.”</w:t>
+      </w:r>
+    </w:p>
+    <w:p>
+      <w:pPr>
+        <w:spacing w:after="140" w:line="276"/>
+      </w:pPr>
+      <w:r>
+        <w:rPr>
+          <w:rFonts w:ascii="Cambria" w:cs="Cambria" w:eastAsia="Cambria" w:hAnsi="Cambria"/>
+          <w:color w:val="1A1A1A"/>
+          <w:sz w:val="21"/>
+          <w:szCs w:val="21"/>
+        </w:rPr>
+        <w:t xml:space="preserve">The filing argues the rule is “contrary to public interest” and criticizes USDA's own Regulatory Economic Impact Analysis directly. </w:t>
+      </w:r>
+      <w:r>
+        <w:rPr>
+          <w:rFonts w:ascii="Cambria" w:cs="Cambria" w:eastAsia="Cambria" w:hAnsi="Cambria"/>
+          <w:b/>
+          <w:bCs/>
+          <w:color w:val="1A1A1A"/>
+          <w:sz w:val="21"/>
+          <w:szCs w:val="21"/>
+        </w:rPr>
+        <w:t xml:space="preserve">USDA's final rule does not use the word “consumer” once</w:t>
+      </w:r>
+      <w:r>
+        <w:rPr>
+          <w:rFonts w:ascii="Cambria" w:cs="Cambria" w:eastAsia="Cambria" w:hAnsi="Cambria"/>
+          <w:color w:val="1A1A1A"/>
+          <w:sz w:val="21"/>
+          <w:szCs w:val="21"/>
+        </w:rPr>
+        <w:t xml:space="preserve"> — see the table above. Failure to respond to a significant comment is ordinary Administrative Procedure Act territory and </w:t>
+      </w:r>
+      <w:r>
+        <w:rPr>
+          <w:rFonts w:ascii="Cambria" w:cs="Cambria" w:eastAsia="Cambria" w:hAnsi="Cambria"/>
+          <w:b/>
+          <w:bCs/>
+          <w:color w:val="1A1A1A"/>
+          <w:sz w:val="21"/>
+          <w:szCs w:val="21"/>
+        </w:rPr>
+        <w:t xml:space="preserve">does not require proving any disparity at all.</w:t>
+      </w:r>
+    </w:p>
+    <w:p>
+      <w:pPr>
+        <w:pBdr>
+          <w:left w:val="single" w:color="1B4A6B" w:sz="18" w:space="10"/>
+        </w:pBdr>
+        <w:spacing w:after="180" w:line="276"/>
+        <w:ind w:left="170"/>
+      </w:pPr>
+      <w:r>
+        <w:rPr>
+          <w:rFonts w:ascii="Cambria" w:cs="Cambria" w:eastAsia="Cambria" w:hAnsi="Cambria"/>
+          <w:b/>
+          <w:bCs/>
+          <w:color w:val="1A1A1A"/>
+          <w:sz w:val="21"/>
+          <w:szCs w:val="21"/>
+        </w:rPr>
+        <w:t xml:space="preserve">One feature of this that matters for §8.</w:t>
+      </w:r>
+      <w:r>
+        <w:rPr>
+          <w:rFonts w:ascii="Cambria" w:cs="Cambria" w:eastAsia="Cambria" w:hAnsi="Cambria"/>
+          <w:color w:val="1A1A1A"/>
+          <w:sz w:val="21"/>
+          <w:szCs w:val="21"/>
+        </w:rPr>
+        <w:t xml:space="preserve"> The Milk Innovation Group is a processor group — that is, a </w:t>
+      </w:r>
+      <w:r>
+        <w:rPr>
+          <w:rFonts w:ascii="Cambria" w:cs="Cambria" w:eastAsia="Cambria" w:hAnsi="Cambria"/>
+          <w:i/>
+          <w:iCs/>
+          <w:color w:val="1A1A1A"/>
+          <w:sz w:val="21"/>
+          <w:szCs w:val="21"/>
+        </w:rPr>
+        <w:t xml:space="preserve">handler</w:t>
+      </w:r>
+      <w:r>
+        <w:rPr>
+          <w:rFonts w:ascii="Cambria" w:cs="Cambria" w:eastAsia="Cambria" w:hAnsi="Cambria"/>
+          <w:color w:val="1A1A1A"/>
+          <w:sz w:val="21"/>
+          <w:szCs w:val="21"/>
+        </w:rPr>
+        <w:t xml:space="preserve">. Under </w:t>
+      </w:r>
+      <w:r>
+        <w:rPr>
+          <w:rFonts w:ascii="Cambria" w:cs="Cambria" w:eastAsia="Cambria" w:hAnsi="Cambria"/>
+          <w:i/>
+          <w:iCs/>
+          <w:color w:val="1A1A1A"/>
+          <w:sz w:val="21"/>
+          <w:szCs w:val="21"/>
+        </w:rPr>
+        <w:t xml:space="preserve">Block v. Community Nutrition Institute</w:t>
+      </w:r>
+      <w:r>
+        <w:rPr>
+          <w:rFonts w:ascii="Cambria" w:cs="Cambria" w:eastAsia="Cambria" w:hAnsi="Cambria"/>
+          <w:color w:val="1A1A1A"/>
+          <w:sz w:val="21"/>
+          <w:szCs w:val="21"/>
+        </w:rPr>
+        <w:t xml:space="preserve"> handlers are the parties who can obtain review of a milk marketing order. So the one filer who put consumer incidence on the record is also, on current law, among the few who could litigate it.</w:t>
       </w:r>
     </w:p>
     <w:p>
